--- a/documentation/Mini_Project_Report_TN_Forest_Monitoring_Completed.docx
+++ b/documentation/Mini_Project_Report_TN_Forest_Monitoring_Completed.docx
@@ -10108,128 +10108,602 @@
     </w:p>
     <w:p>
       <w:pPr>
-        <w:keepNext/>
-        <w:spacing w:after="200" w:line="360" w:lineRule="auto"/>
-        <w:jc w:val="both"/>
-        <w:rPr>
-          <w:rFonts w:eastAsia="Calibri"/>
+        <w:spacing w:before="80" w:after="40" w:line="240" w:lineRule="auto"/>
+        <w:jc w:val="left"/>
+      </w:pPr>
+      <w:r>
+        <w:rPr>
+          <w:rFonts w:ascii="Calibri" w:hAnsi="Calibri"/>
           <w:b/>
-          <w:u w:val="single"/>
-        </w:rPr>
-      </w:pPr>
-      <w:r>
-        <w:rPr>
+          <w:color w:val="0F172A"/>
+          <w:sz w:val="22"/>
+        </w:rPr>
+        <w:t>B.1 AUTHENTICATION, JWT SECURITY &amp; ROLE-BASED ACCESS CONTROL (RBAC) MODULE</w:t>
+      </w:r>
+    </w:p>
+    <w:p>
+      <w:pPr>
+        <w:spacing w:before="0" w:after="120" w:line="240" w:lineRule="auto"/>
+        <w:jc w:val="left"/>
+      </w:pPr>
+      <w:r>
+        <w:rPr>
+          <w:rFonts w:ascii="Calibri" w:hAnsi="Calibri"/>
+          <w:i/>
+          <w:color w:val="334155"/>
+          <w:sz w:val="18"/>
+        </w:rPr>
+        <w:t>Module Description: Handles user identity verification, JSON Web Token (JWT) signing, role validation guards (SUPER_ADMIN, FOREST_OFFICER, MINING_OFFICER, CHECKPOINT_OFFICER, TRANSPORTER), and commercial transporter registration.</w:t>
+      </w:r>
+    </w:p>
+    <w:p>
+      <w:pPr>
+        <w:spacing w:before="0" w:after="0" w:line="240" w:lineRule="auto"/>
+        <w:jc w:val="left"/>
+        <w:spacing w:before="0" w:after="0" w:line="195" w:lineRule="exact"/>
+      </w:pPr>
+      <w:r>
+        <w:rPr>
+          <w:rFonts w:ascii="Consolas" w:hAnsi="Consolas"/>
+          <w:color w:val="1E293B"/>
+          <w:sz w:val="16"/>
+        </w:rPr>
+        <w:t>import { Request, Response, NextFunction } from 'express';</w:t>
+      </w:r>
+      <w:r>
+        <w:rPr>
+          <w:rFonts w:ascii="Consolas" w:hAnsi="Consolas"/>
+          <w:color w:val="1E293B"/>
+          <w:sz w:val="16"/>
+        </w:rPr>
+        <w:br/>
+        <w:t>import jwt from 'jsonwebtoken';</w:t>
+      </w:r>
+      <w:r>
+        <w:rPr>
+          <w:rFonts w:ascii="Consolas" w:hAnsi="Consolas"/>
+          <w:color w:val="1E293B"/>
+          <w:sz w:val="16"/>
+        </w:rPr>
+        <w:br/>
+        <w:t>import bcrypt from 'bcrypt';</w:t>
+      </w:r>
+      <w:r>
+        <w:rPr>
+          <w:rFonts w:ascii="Consolas" w:hAnsi="Consolas"/>
+          <w:color w:val="1E293B"/>
+          <w:sz w:val="16"/>
+        </w:rPr>
+        <w:br/>
+        <w:t>import { UserRole, UserStatus, RegisterCompanyRequest } from '@tn-forest/shared';</w:t>
+      </w:r>
+      <w:r>
+        <w:rPr>
+          <w:rFonts w:ascii="Consolas" w:hAnsi="Consolas"/>
+          <w:color w:val="1E293B"/>
+          <w:sz w:val="16"/>
+        </w:rPr>
+        <w:br/>
+        <w:t>import { userRepository, transportCompanyRepository } from '../repositories';</w:t>
+      </w:r>
+      <w:r>
+        <w:rPr>
+          <w:rFonts w:ascii="Consolas" w:hAnsi="Consolas"/>
+          <w:color w:val="1E293B"/>
+          <w:sz w:val="16"/>
+        </w:rPr>
+        <w:br/>
+        <w:t>import { AppError } from '../errors/AppError';</w:t>
+      </w:r>
+      <w:r>
+        <w:rPr>
+          <w:rFonts w:ascii="Consolas" w:hAnsi="Consolas"/>
+          <w:color w:val="1E293B"/>
+          <w:sz w:val="16"/>
+        </w:rPr>
+        <w:br/>
+      </w:r>
+      <w:r>
+        <w:rPr>
+          <w:rFonts w:ascii="Consolas" w:hAnsi="Consolas"/>
+          <w:i/>
+          <w:color w:val="10956A"/>
+          <w:sz w:val="16"/>
+        </w:rPr>
+        <w:br/>
+        <w:t>// 1. JWT Authentication Guard &amp; Identity Extraction</w:t>
+      </w:r>
+      <w:r>
+        <w:rPr>
+          <w:rFonts w:ascii="Consolas" w:hAnsi="Consolas"/>
+          <w:color w:val="1E293B"/>
+          <w:sz w:val="16"/>
+        </w:rPr>
+        <w:br/>
+        <w:t>export async function requireAuth(req: Request, _res: Response, next: NextFunction): Promise&lt;void&gt; {</w:t>
+      </w:r>
+      <w:r>
+        <w:rPr>
+          <w:rFonts w:ascii="Consolas" w:hAnsi="Consolas"/>
+          <w:color w:val="1E293B"/>
+          <w:sz w:val="16"/>
+        </w:rPr>
+        <w:br/>
+        <w:t xml:space="preserve">  try {</w:t>
+      </w:r>
+      <w:r>
+        <w:rPr>
+          <w:rFonts w:ascii="Consolas" w:hAnsi="Consolas"/>
+          <w:color w:val="1E293B"/>
+          <w:sz w:val="16"/>
+        </w:rPr>
+        <w:br/>
+        <w:t xml:space="preserve">    const authHeader = req.headers.authorization;</w:t>
+      </w:r>
+      <w:r>
+        <w:rPr>
+          <w:rFonts w:ascii="Consolas" w:hAnsi="Consolas"/>
+          <w:color w:val="1E293B"/>
+          <w:sz w:val="16"/>
+        </w:rPr>
+        <w:br/>
+        <w:t xml:space="preserve">    const token = authHeader?.startsWith('Bearer ') ? authHeader.split(' ')[1] : req.query?.token as string;</w:t>
+      </w:r>
+      <w:r>
+        <w:rPr>
+          <w:rFonts w:ascii="Consolas" w:hAnsi="Consolas"/>
+          <w:color w:val="1E293B"/>
+          <w:sz w:val="16"/>
+        </w:rPr>
+        <w:br/>
+        <w:t xml:space="preserve">    if (!token) throw new AppError('Authentication required. Missing token.', 401);</w:t>
+      </w:r>
+      <w:r>
+        <w:rPr>
+          <w:rFonts w:ascii="Consolas" w:hAnsi="Consolas"/>
+          <w:color w:val="1E293B"/>
+          <w:sz w:val="16"/>
+        </w:rPr>
+        <w:br/>
+      </w:r>
+      <w:r>
+        <w:rPr>
+          <w:rFonts w:ascii="Consolas" w:hAnsi="Consolas"/>
+          <w:color w:val="1E293B"/>
+          <w:sz w:val="16"/>
+        </w:rPr>
+        <w:br/>
+        <w:t xml:space="preserve">    const payload = jwt.verify(token, process.env.JWT_SECRET!) as { userId: string; role: UserRole };</w:t>
+      </w:r>
+      <w:r>
+        <w:rPr>
+          <w:rFonts w:ascii="Consolas" w:hAnsi="Consolas"/>
+          <w:color w:val="1E293B"/>
+          <w:sz w:val="16"/>
+        </w:rPr>
+        <w:br/>
+        <w:t xml:space="preserve">    const user = await userRepository.findById(payload.userId);</w:t>
+      </w:r>
+      <w:r>
+        <w:rPr>
+          <w:rFonts w:ascii="Consolas" w:hAnsi="Consolas"/>
+          <w:color w:val="1E293B"/>
+          <w:sz w:val="16"/>
+        </w:rPr>
+        <w:br/>
+        <w:t xml:space="preserve">    if (!user || user.status !== UserStatus.ACTIVE) throw new AppError('User session invalid or revoked.', 401);</w:t>
+      </w:r>
+      <w:r>
+        <w:rPr>
+          <w:rFonts w:ascii="Consolas" w:hAnsi="Consolas"/>
+          <w:color w:val="1E293B"/>
+          <w:sz w:val="16"/>
+        </w:rPr>
+        <w:br/>
+      </w:r>
+      <w:r>
+        <w:rPr>
+          <w:rFonts w:ascii="Consolas" w:hAnsi="Consolas"/>
+          <w:color w:val="1E293B"/>
+          <w:sz w:val="16"/>
+        </w:rPr>
+        <w:br/>
+        <w:t xml:space="preserve">    req.user = { id: user._id.toString(), email: user.email, role: user.role, permissions: user.permissions };</w:t>
+      </w:r>
+      <w:r>
+        <w:rPr>
+          <w:rFonts w:ascii="Consolas" w:hAnsi="Consolas"/>
+          <w:color w:val="1E293B"/>
+          <w:sz w:val="16"/>
+        </w:rPr>
+        <w:br/>
+        <w:t xml:space="preserve">    next();</w:t>
+      </w:r>
+      <w:r>
+        <w:rPr>
+          <w:rFonts w:ascii="Consolas" w:hAnsi="Consolas"/>
+          <w:color w:val="1E293B"/>
+          <w:sz w:val="16"/>
+        </w:rPr>
+        <w:br/>
+        <w:t xml:space="preserve">  } catch (error) { next(error); }</w:t>
+      </w:r>
+      <w:r>
+        <w:rPr>
+          <w:rFonts w:ascii="Consolas" w:hAnsi="Consolas"/>
+          <w:color w:val="1E293B"/>
+          <w:sz w:val="16"/>
+        </w:rPr>
+        <w:br/>
+        <w:t>}</w:t>
+      </w:r>
+      <w:r>
+        <w:rPr>
+          <w:rFonts w:ascii="Consolas" w:hAnsi="Consolas"/>
+          <w:color w:val="1E293B"/>
+          <w:sz w:val="16"/>
+        </w:rPr>
+        <w:br/>
+      </w:r>
+      <w:r>
+        <w:rPr>
+          <w:rFonts w:ascii="Consolas" w:hAnsi="Consolas"/>
+          <w:i/>
+          <w:color w:val="10956A"/>
+          <w:sz w:val="16"/>
+        </w:rPr>
+        <w:br/>
+        <w:t>// 2. Role-Based Access Control (RBAC) Permission Middleware</w:t>
+      </w:r>
+      <w:r>
+        <w:rPr>
+          <w:rFonts w:ascii="Consolas" w:hAnsi="Consolas"/>
+          <w:color w:val="1E293B"/>
+          <w:sz w:val="16"/>
+        </w:rPr>
+        <w:br/>
+        <w:t>export function requireRole(...permittedRoles: UserRole[]) {</w:t>
+      </w:r>
+      <w:r>
+        <w:rPr>
+          <w:rFonts w:ascii="Consolas" w:hAnsi="Consolas"/>
+          <w:color w:val="1E293B"/>
+          <w:sz w:val="16"/>
+        </w:rPr>
+        <w:br/>
+        <w:t xml:space="preserve">  return (req: Request, _res: Response, next: NextFunction): void =&gt; {</w:t>
+      </w:r>
+      <w:r>
+        <w:rPr>
+          <w:rFonts w:ascii="Consolas" w:hAnsi="Consolas"/>
+          <w:color w:val="1E293B"/>
+          <w:sz w:val="16"/>
+        </w:rPr>
+        <w:br/>
+        <w:t xml:space="preserve">    if (!req.user) return next(new AppError('Unauthorized request', 401));</w:t>
+      </w:r>
+      <w:r>
+        <w:rPr>
+          <w:rFonts w:ascii="Consolas" w:hAnsi="Consolas"/>
+          <w:color w:val="1E293B"/>
+          <w:sz w:val="16"/>
+        </w:rPr>
+        <w:br/>
+        <w:t xml:space="preserve">    if (req.user.role === UserRole.SUPER_ADMIN || permittedRoles.includes(req.user.role)) return next();</w:t>
+      </w:r>
+      <w:r>
+        <w:rPr>
+          <w:rFonts w:ascii="Consolas" w:hAnsi="Consolas"/>
+          <w:color w:val="1E293B"/>
+          <w:sz w:val="16"/>
+        </w:rPr>
+        <w:br/>
+        <w:t xml:space="preserve">    next(new AppError('Forbidden: Insufficient departmental role permissions.', 403));</w:t>
+      </w:r>
+      <w:r>
+        <w:rPr>
+          <w:rFonts w:ascii="Consolas" w:hAnsi="Consolas"/>
+          <w:color w:val="1E293B"/>
+          <w:sz w:val="16"/>
+        </w:rPr>
+        <w:br/>
+        <w:t xml:space="preserve">  };</w:t>
+      </w:r>
+      <w:r>
+        <w:rPr>
+          <w:rFonts w:ascii="Consolas" w:hAnsi="Consolas"/>
+          <w:color w:val="1E293B"/>
+          <w:sz w:val="16"/>
+        </w:rPr>
+        <w:br/>
+        <w:t>}</w:t>
+      </w:r>
+      <w:r>
+        <w:rPr>
+          <w:rFonts w:ascii="Consolas" w:hAnsi="Consolas"/>
+          <w:color w:val="1E293B"/>
+          <w:sz w:val="16"/>
+        </w:rPr>
+        <w:br/>
+      </w:r>
+      <w:r>
+        <w:rPr>
+          <w:rFonts w:ascii="Consolas" w:hAnsi="Consolas"/>
+          <w:i/>
+          <w:color w:val="10956A"/>
+          <w:sz w:val="16"/>
+        </w:rPr>
+        <w:br/>
+        <w:t>// 3. Commercial Transporter Self-Registration Service</w:t>
+      </w:r>
+      <w:r>
+        <w:rPr>
+          <w:rFonts w:ascii="Consolas" w:hAnsi="Consolas"/>
+          <w:color w:val="1E293B"/>
+          <w:sz w:val="16"/>
+        </w:rPr>
+        <w:br/>
+        <w:t>export async function registerTransporterCompany(data: RegisterCompanyRequest) {</w:t>
+      </w:r>
+      <w:r>
+        <w:rPr>
+          <w:rFonts w:ascii="Consolas" w:hAnsi="Consolas"/>
+          <w:color w:val="1E293B"/>
+          <w:sz w:val="16"/>
+        </w:rPr>
+        <w:br/>
+        <w:t xml:space="preserve">  const existingUser = await userRepository.findByEmail(data.email);</w:t>
+      </w:r>
+      <w:r>
+        <w:rPr>
+          <w:rFonts w:ascii="Consolas" w:hAnsi="Consolas"/>
+          <w:color w:val="1E293B"/>
+          <w:sz w:val="16"/>
+        </w:rPr>
+        <w:br/>
+        <w:t xml:space="preserve">  if (existingUser) throw new AppError('Email address already registered.', 409);</w:t>
+      </w:r>
+      <w:r>
+        <w:rPr>
+          <w:rFonts w:ascii="Consolas" w:hAnsi="Consolas"/>
+          <w:color w:val="1E293B"/>
+          <w:sz w:val="16"/>
+        </w:rPr>
+        <w:br/>
+      </w:r>
+      <w:r>
+        <w:rPr>
+          <w:rFonts w:ascii="Consolas" w:hAnsi="Consolas"/>
+          <w:color w:val="1E293B"/>
+          <w:sz w:val="16"/>
+        </w:rPr>
+        <w:br/>
+        <w:t xml:space="preserve">  const hashedPassword = await bcrypt.hash(data.password, 12);</w:t>
+      </w:r>
+      <w:r>
+        <w:rPr>
+          <w:rFonts w:ascii="Consolas" w:hAnsi="Consolas"/>
+          <w:color w:val="1E293B"/>
+          <w:sz w:val="16"/>
+        </w:rPr>
+        <w:br/>
+        <w:t xml:space="preserve">  const company = await transportCompanyRepository.create({</w:t>
+      </w:r>
+      <w:r>
+        <w:rPr>
+          <w:rFonts w:ascii="Consolas" w:hAnsi="Consolas"/>
+          <w:color w:val="1E293B"/>
+          <w:sz w:val="16"/>
+        </w:rPr>
+        <w:br/>
+        <w:t xml:space="preserve">    companyName: data.companyName, gstin: data.gstin, contact: { phone: data.phone, email: data.email }</w:t>
+      </w:r>
+      <w:r>
+        <w:rPr>
+          <w:rFonts w:ascii="Consolas" w:hAnsi="Consolas"/>
+          <w:color w:val="1E293B"/>
+          <w:sz w:val="16"/>
+        </w:rPr>
+        <w:br/>
+        <w:t xml:space="preserve">  });</w:t>
+      </w:r>
+      <w:r>
+        <w:rPr>
+          <w:rFonts w:ascii="Consolas" w:hAnsi="Consolas"/>
+          <w:color w:val="1E293B"/>
+          <w:sz w:val="16"/>
+        </w:rPr>
+        <w:br/>
+      </w:r>
+      <w:r>
+        <w:rPr>
+          <w:rFonts w:ascii="Consolas" w:hAnsi="Consolas"/>
+          <w:color w:val="1E293B"/>
+          <w:sz w:val="16"/>
+        </w:rPr>
+        <w:br/>
+        <w:t xml:space="preserve">  const user = await userRepository.create({</w:t>
+      </w:r>
+      <w:r>
+        <w:rPr>
+          <w:rFonts w:ascii="Consolas" w:hAnsi="Consolas"/>
+          <w:color w:val="1E293B"/>
+          <w:sz w:val="16"/>
+        </w:rPr>
+        <w:br/>
+        <w:t xml:space="preserve">    email: data.email, passwordHash: hashedPassword, role: UserRole.TRANSPORTER, companyId: company._id</w:t>
+      </w:r>
+      <w:r>
+        <w:rPr>
+          <w:rFonts w:ascii="Consolas" w:hAnsi="Consolas"/>
+          <w:color w:val="1E293B"/>
+          <w:sz w:val="16"/>
+        </w:rPr>
+        <w:br/>
+        <w:t xml:space="preserve">  });</w:t>
+      </w:r>
+      <w:r>
+        <w:rPr>
+          <w:rFonts w:ascii="Consolas" w:hAnsi="Consolas"/>
+          <w:color w:val="1E293B"/>
+          <w:sz w:val="16"/>
+        </w:rPr>
+        <w:br/>
+        <w:t xml:space="preserve">  return { user: { id: user._id, email: user.email, role: user.role }, companyId: company._id };</w:t>
+      </w:r>
+      <w:r>
+        <w:rPr>
+          <w:rFonts w:ascii="Consolas" w:hAnsi="Consolas"/>
+          <w:color w:val="1E293B"/>
+          <w:sz w:val="16"/>
+        </w:rPr>
+        <w:br/>
+        <w:t>}</w:t>
+      </w:r>
+    </w:p>
+    <w:p>
+      <w:pPr>
+        <w:spacing w:before="0" w:after="40" w:line="240" w:lineRule="auto"/>
+        <w:jc w:val="left"/>
+        <w:pageBreakBefore/>
+      </w:pPr>
+      <w:r>
+        <w:rPr>
+          <w:rFonts w:ascii="Calibri" w:hAnsi="Calibri"/>
           <w:b/>
-          <w:u w:val="single"/>
-        </w:rPr>
-        <w:t>Authentication and Authorization</w:t>
-      </w:r>
-    </w:p>
-    <w:p>
-      <w:pPr>
-        <w:spacing w:before="80" w:after="80"/>
-        <w:jc w:val="center"/>
-        <w:rPr>
-          <w:noProof/>
-        </w:rPr>
-      </w:pPr>
-      <w:r>
-        <w:rPr>
-          <w:rFonts w:ascii="Consolas" w:hAnsi="Consolas"/>
-          <w:color w:val="1E293B"/>
-          <w:sz w:val="16"/>
-        </w:rPr>
-        <w:t>export async function requireAuth(req: Request, _res: Response, next: NextFunction): Promise&lt;void&gt; {</w:t>
-      </w:r>
-      <w:r>
-        <w:rPr>
-          <w:rFonts w:ascii="Consolas" w:hAnsi="Consolas"/>
-          <w:color w:val="1E293B"/>
-          <w:sz w:val="16"/>
-        </w:rPr>
-        <w:br/>
-        <w:t xml:space="preserve">  try {</w:t>
-      </w:r>
-      <w:r>
-        <w:rPr>
-          <w:rFonts w:ascii="Consolas" w:hAnsi="Consolas"/>
-          <w:color w:val="1E293B"/>
-          <w:sz w:val="16"/>
-        </w:rPr>
-        <w:br/>
-        <w:t xml:space="preserve">    const authHeader = req.headers.authorization;</w:t>
-      </w:r>
-      <w:r>
-        <w:rPr>
-          <w:rFonts w:ascii="Consolas" w:hAnsi="Consolas"/>
-          <w:color w:val="1E293B"/>
-          <w:sz w:val="16"/>
-        </w:rPr>
-        <w:br/>
-        <w:t xml:space="preserve">    let token = authHeader?.startsWith('Bearer ') ? authHeader.split(' ')[1] : req.query?.token;</w:t>
-      </w:r>
-      <w:r>
-        <w:rPr>
-          <w:rFonts w:ascii="Consolas" w:hAnsi="Consolas"/>
-          <w:color w:val="1E293B"/>
-          <w:sz w:val="16"/>
-        </w:rPr>
-        <w:br/>
-        <w:t xml:space="preserve">    if (!token) throw new AppError('Authentication required. Missing token.', HTTP_STATUS.UNAUTHORIZED);</w:t>
-      </w:r>
-      <w:r>
-        <w:rPr>
-          <w:rFonts w:ascii="Consolas" w:hAnsi="Consolas"/>
-          <w:color w:val="1E293B"/>
-          <w:sz w:val="16"/>
-        </w:rPr>
-        <w:br/>
-        <w:t xml:space="preserve">    const payload = verifyToken(token);</w:t>
-      </w:r>
-      <w:r>
-        <w:rPr>
-          <w:rFonts w:ascii="Consolas" w:hAnsi="Consolas"/>
-          <w:color w:val="1E293B"/>
-          <w:sz w:val="16"/>
-        </w:rPr>
-        <w:br/>
-        <w:t xml:space="preserve">    const user = await userRepository.findById(payload.userId);</w:t>
-      </w:r>
-      <w:r>
-        <w:rPr>
-          <w:rFonts w:ascii="Consolas" w:hAnsi="Consolas"/>
-          <w:color w:val="1E293B"/>
-          <w:sz w:val="16"/>
-        </w:rPr>
-        <w:br/>
-        <w:t xml:space="preserve">    if (!user || user.status !== UserStatus.ACTIVE) throw new AppError('Account inactive or revoked.', 401);</w:t>
-      </w:r>
-      <w:r>
-        <w:rPr>
-          <w:rFonts w:ascii="Consolas" w:hAnsi="Consolas"/>
-          <w:color w:val="1E293B"/>
-          <w:sz w:val="16"/>
-        </w:rPr>
-        <w:br/>
-        <w:t xml:space="preserve">    req.user = { id: user._id.toString(), email: user.email, role: user.role, permissions: user.permissions };</w:t>
-      </w:r>
-      <w:r>
-        <w:rPr>
-          <w:rFonts w:ascii="Consolas" w:hAnsi="Consolas"/>
-          <w:color w:val="1E293B"/>
-          <w:sz w:val="16"/>
-        </w:rPr>
-        <w:br/>
-        <w:t xml:space="preserve">    next();</w:t>
-      </w:r>
-      <w:r>
-        <w:rPr>
-          <w:rFonts w:ascii="Consolas" w:hAnsi="Consolas"/>
-          <w:color w:val="1E293B"/>
-          <w:sz w:val="16"/>
-        </w:rPr>
-        <w:br/>
-        <w:t xml:space="preserve">  } catch (error) { next(error); }</w:t>
+          <w:color w:val="0F172A"/>
+          <w:sz w:val="22"/>
+        </w:rPr>
+        <w:t>B.2 GEOSPATIAL DATABASE SCHEMAS &amp; SPATIAL DATA MODELS</w:t>
+      </w:r>
+    </w:p>
+    <w:p>
+      <w:pPr>
+        <w:spacing w:before="0" w:after="120" w:line="240" w:lineRule="auto"/>
+        <w:jc w:val="left"/>
+      </w:pPr>
+      <w:r>
+        <w:rPr>
+          <w:rFonts w:ascii="Calibri" w:hAnsi="Calibri"/>
+          <w:i/>
+          <w:color w:val="334155"/>
+          <w:sz w:val="18"/>
+        </w:rPr>
+        <w:t>Module Description: Defines high-performance MongoDB/Mongoose schemas using GeoJSON 2dsphere indexing for multi-polygon forest boundaries, mining lease demarcations, checkpoint gates, and digital transit permits.</w:t>
+      </w:r>
+    </w:p>
+    <w:p>
+      <w:pPr>
+        <w:spacing w:before="0" w:after="0" w:line="240" w:lineRule="auto"/>
+        <w:jc w:val="left"/>
+        <w:spacing w:before="0" w:after="0" w:line="195" w:lineRule="exact"/>
+      </w:pPr>
+      <w:r>
+        <w:rPr>
+          <w:rFonts w:ascii="Consolas" w:hAnsi="Consolas"/>
+          <w:color w:val="1E293B"/>
+          <w:sz w:val="16"/>
+        </w:rPr>
+        <w:t>import mongoose, { Schema, Document } from 'mongoose';</w:t>
+      </w:r>
+      <w:r>
+        <w:rPr>
+          <w:rFonts w:ascii="Consolas" w:hAnsi="Consolas"/>
+          <w:color w:val="1E293B"/>
+          <w:sz w:val="16"/>
+        </w:rPr>
+        <w:br/>
+        <w:t>import { ZoneType, LegalStatus, EPassStatus } from '@tn-forest/shared';</w:t>
+      </w:r>
+      <w:r>
+        <w:rPr>
+          <w:rFonts w:ascii="Consolas" w:hAnsi="Consolas"/>
+          <w:color w:val="1E293B"/>
+          <w:sz w:val="16"/>
+        </w:rPr>
+        <w:br/>
+      </w:r>
+      <w:r>
+        <w:rPr>
+          <w:rFonts w:ascii="Consolas" w:hAnsi="Consolas"/>
+          <w:i/>
+          <w:color w:val="10956A"/>
+          <w:sz w:val="16"/>
+        </w:rPr>
+        <w:br/>
+        <w:t>// 1. Forest &amp; Mining Boundary Schema with GeoJSON 2dsphere Indexing</w:t>
+      </w:r>
+      <w:r>
+        <w:rPr>
+          <w:rFonts w:ascii="Consolas" w:hAnsi="Consolas"/>
+          <w:color w:val="1E293B"/>
+          <w:sz w:val="16"/>
+        </w:rPr>
+        <w:br/>
+        <w:t>export interface IZoneDocument extends Document {</w:t>
+      </w:r>
+      <w:r>
+        <w:rPr>
+          <w:rFonts w:ascii="Consolas" w:hAnsi="Consolas"/>
+          <w:color w:val="1E293B"/>
+          <w:sz w:val="16"/>
+        </w:rPr>
+        <w:br/>
+        <w:t xml:space="preserve">  name: string;</w:t>
+      </w:r>
+      <w:r>
+        <w:rPr>
+          <w:rFonts w:ascii="Consolas" w:hAnsi="Consolas"/>
+          <w:color w:val="1E293B"/>
+          <w:sz w:val="16"/>
+        </w:rPr>
+        <w:br/>
+        <w:t xml:space="preserve">  code: string;</w:t>
+      </w:r>
+      <w:r>
+        <w:rPr>
+          <w:rFonts w:ascii="Consolas" w:hAnsi="Consolas"/>
+          <w:color w:val="1E293B"/>
+          <w:sz w:val="16"/>
+        </w:rPr>
+        <w:br/>
+        <w:t xml:space="preserve">  zoneType: ZoneType;</w:t>
+      </w:r>
+      <w:r>
+        <w:rPr>
+          <w:rFonts w:ascii="Consolas" w:hAnsi="Consolas"/>
+          <w:color w:val="1E293B"/>
+          <w:sz w:val="16"/>
+        </w:rPr>
+        <w:br/>
+        <w:t xml:space="preserve">  legalStatus: LegalStatus;</w:t>
+      </w:r>
+      <w:r>
+        <w:rPr>
+          <w:rFonts w:ascii="Consolas" w:hAnsi="Consolas"/>
+          <w:color w:val="1E293B"/>
+          <w:sz w:val="16"/>
+        </w:rPr>
+        <w:br/>
+        <w:t xml:space="preserve">  boundary: { type: 'Polygon' | 'MultiPolygon'; coordinates: number[][][] };</w:t>
+      </w:r>
+      <w:r>
+        <w:rPr>
+          <w:rFonts w:ascii="Consolas" w:hAnsi="Consolas"/>
+          <w:color w:val="1E293B"/>
+          <w:sz w:val="16"/>
+        </w:rPr>
+        <w:br/>
+        <w:t xml:space="preserve">  baselineNdvi: number;</w:t>
+      </w:r>
+      <w:r>
+        <w:rPr>
+          <w:rFonts w:ascii="Consolas" w:hAnsi="Consolas"/>
+          <w:color w:val="1E293B"/>
+          <w:sz w:val="16"/>
+        </w:rPr>
+        <w:br/>
+        <w:t xml:space="preserve">  areaHectares: number;</w:t>
       </w:r>
       <w:r>
         <w:rPr>
@@ -10255,43 +10729,1454 @@
           <w:sz w:val="16"/>
         </w:rPr>
         <w:br/>
-        <w:t>export function requireRole(...roles: UserRole[]) {</w:t>
-      </w:r>
-      <w:r>
-        <w:rPr>
-          <w:rFonts w:ascii="Consolas" w:hAnsi="Consolas"/>
-          <w:color w:val="1E293B"/>
-          <w:sz w:val="16"/>
-        </w:rPr>
-        <w:br/>
-        <w:t xml:space="preserve">  return (req: Request, _res: Response, next: NextFunction): void =&gt; {</w:t>
-      </w:r>
-      <w:r>
-        <w:rPr>
-          <w:rFonts w:ascii="Consolas" w:hAnsi="Consolas"/>
-          <w:color w:val="1E293B"/>
-          <w:sz w:val="16"/>
-        </w:rPr>
-        <w:br/>
-        <w:t xml:space="preserve">    if (!req.user) return next(new AppError('Authentication required', HTTP_STATUS.UNAUTHORIZED));</w:t>
-      </w:r>
-      <w:r>
-        <w:rPr>
-          <w:rFonts w:ascii="Consolas" w:hAnsi="Consolas"/>
-          <w:color w:val="1E293B"/>
-          <w:sz w:val="16"/>
-        </w:rPr>
-        <w:br/>
-        <w:t xml:space="preserve">    if (req.user.role === UserRole.SUPER_ADMIN || roles.includes(req.user.role)) return next();</w:t>
-      </w:r>
-      <w:r>
-        <w:rPr>
-          <w:rFonts w:ascii="Consolas" w:hAnsi="Consolas"/>
-          <w:color w:val="1E293B"/>
-          <w:sz w:val="16"/>
-        </w:rPr>
-        <w:br/>
-        <w:t xml:space="preserve">    next(new AppError('Forbidden. Insufficient role permissions.', HTTP_STATUS.FORBIDDEN));</w:t>
+        <w:t>const ZoneSchema = new Schema&lt;IZoneDocument&gt;({</w:t>
+      </w:r>
+      <w:r>
+        <w:rPr>
+          <w:rFonts w:ascii="Consolas" w:hAnsi="Consolas"/>
+          <w:color w:val="1E293B"/>
+          <w:sz w:val="16"/>
+        </w:rPr>
+        <w:br/>
+        <w:t xml:space="preserve">  name: { type: String, required: true, trim: true },</w:t>
+      </w:r>
+      <w:r>
+        <w:rPr>
+          <w:rFonts w:ascii="Consolas" w:hAnsi="Consolas"/>
+          <w:color w:val="1E293B"/>
+          <w:sz w:val="16"/>
+        </w:rPr>
+        <w:br/>
+        <w:t xml:space="preserve">  code: { type: String, required: true, unique: true, uppercase: true },</w:t>
+      </w:r>
+      <w:r>
+        <w:rPr>
+          <w:rFonts w:ascii="Consolas" w:hAnsi="Consolas"/>
+          <w:color w:val="1E293B"/>
+          <w:sz w:val="16"/>
+        </w:rPr>
+        <w:br/>
+        <w:t xml:space="preserve">  zoneType: { type: String, enum: Object.values(ZoneType), required: true },</w:t>
+      </w:r>
+      <w:r>
+        <w:rPr>
+          <w:rFonts w:ascii="Consolas" w:hAnsi="Consolas"/>
+          <w:color w:val="1E293B"/>
+          <w:sz w:val="16"/>
+        </w:rPr>
+        <w:br/>
+        <w:t xml:space="preserve">  legalStatus: { type: String, enum: Object.values(LegalStatus), required: true },</w:t>
+      </w:r>
+      <w:r>
+        <w:rPr>
+          <w:rFonts w:ascii="Consolas" w:hAnsi="Consolas"/>
+          <w:color w:val="1E293B"/>
+          <w:sz w:val="16"/>
+        </w:rPr>
+        <w:br/>
+        <w:t xml:space="preserve">  boundary: {</w:t>
+      </w:r>
+      <w:r>
+        <w:rPr>
+          <w:rFonts w:ascii="Consolas" w:hAnsi="Consolas"/>
+          <w:color w:val="1E293B"/>
+          <w:sz w:val="16"/>
+        </w:rPr>
+        <w:br/>
+        <w:t xml:space="preserve">    type: { type: String, enum: ['Polygon', 'MultiPolygon'], required: true },</w:t>
+      </w:r>
+      <w:r>
+        <w:rPr>
+          <w:rFonts w:ascii="Consolas" w:hAnsi="Consolas"/>
+          <w:color w:val="1E293B"/>
+          <w:sz w:val="16"/>
+        </w:rPr>
+        <w:br/>
+        <w:t xml:space="preserve">    coordinates: { type: Schema.Types.Mixed, required: true },</w:t>
+      </w:r>
+      <w:r>
+        <w:rPr>
+          <w:rFonts w:ascii="Consolas" w:hAnsi="Consolas"/>
+          <w:color w:val="1E293B"/>
+          <w:sz w:val="16"/>
+        </w:rPr>
+        <w:br/>
+        <w:t xml:space="preserve">  },</w:t>
+      </w:r>
+      <w:r>
+        <w:rPr>
+          <w:rFonts w:ascii="Consolas" w:hAnsi="Consolas"/>
+          <w:color w:val="1E293B"/>
+          <w:sz w:val="16"/>
+        </w:rPr>
+        <w:br/>
+        <w:t xml:space="preserve">  baselineNdvi: { type: Number, default: 0.65 },</w:t>
+      </w:r>
+      <w:r>
+        <w:rPr>
+          <w:rFonts w:ascii="Consolas" w:hAnsi="Consolas"/>
+          <w:color w:val="1E293B"/>
+          <w:sz w:val="16"/>
+        </w:rPr>
+        <w:br/>
+        <w:t xml:space="preserve">  areaHectares: { type: Number, required: true },</w:t>
+      </w:r>
+      <w:r>
+        <w:rPr>
+          <w:rFonts w:ascii="Consolas" w:hAnsi="Consolas"/>
+          <w:color w:val="1E293B"/>
+          <w:sz w:val="16"/>
+        </w:rPr>
+        <w:br/>
+        <w:t>}, { timestamps: true });</w:t>
+      </w:r>
+      <w:r>
+        <w:rPr>
+          <w:rFonts w:ascii="Consolas" w:hAnsi="Consolas"/>
+          <w:color w:val="1E293B"/>
+          <w:sz w:val="16"/>
+        </w:rPr>
+        <w:br/>
+      </w:r>
+      <w:r>
+        <w:rPr>
+          <w:rFonts w:ascii="Consolas" w:hAnsi="Consolas"/>
+          <w:color w:val="1E293B"/>
+          <w:sz w:val="16"/>
+        </w:rPr>
+        <w:br/>
+        <w:t>ZoneSchema.index({ boundary: '2dsphere' });</w:t>
+      </w:r>
+      <w:r>
+        <w:rPr>
+          <w:rFonts w:ascii="Consolas" w:hAnsi="Consolas"/>
+          <w:color w:val="1E293B"/>
+          <w:sz w:val="16"/>
+        </w:rPr>
+        <w:br/>
+        <w:t>ZoneSchema.index({ zoneType: 1, legalStatus: 1 });</w:t>
+      </w:r>
+      <w:r>
+        <w:rPr>
+          <w:rFonts w:ascii="Consolas" w:hAnsi="Consolas"/>
+          <w:color w:val="1E293B"/>
+          <w:sz w:val="16"/>
+        </w:rPr>
+        <w:br/>
+      </w:r>
+      <w:r>
+        <w:rPr>
+          <w:rFonts w:ascii="Consolas" w:hAnsi="Consolas"/>
+          <w:i/>
+          <w:color w:val="10956A"/>
+          <w:sz w:val="16"/>
+        </w:rPr>
+        <w:br/>
+        <w:t>// 2. Transit E-Pass &amp; Weight Reconciliation Schema</w:t>
+      </w:r>
+      <w:r>
+        <w:rPr>
+          <w:rFonts w:ascii="Consolas" w:hAnsi="Consolas"/>
+          <w:color w:val="1E293B"/>
+          <w:sz w:val="16"/>
+        </w:rPr>
+        <w:br/>
+        <w:t>const EPassSchema = new Schema({</w:t>
+      </w:r>
+      <w:r>
+        <w:rPr>
+          <w:rFonts w:ascii="Consolas" w:hAnsi="Consolas"/>
+          <w:color w:val="1E293B"/>
+          <w:sz w:val="16"/>
+        </w:rPr>
+        <w:br/>
+        <w:t xml:space="preserve">  passNumber: { type: String, required: true, unique: true, index: true },</w:t>
+      </w:r>
+      <w:r>
+        <w:rPr>
+          <w:rFonts w:ascii="Consolas" w:hAnsi="Consolas"/>
+          <w:color w:val="1E293B"/>
+          <w:sz w:val="16"/>
+        </w:rPr>
+        <w:br/>
+        <w:t xml:space="preserve">  permitNumber: { type: String, required: true },</w:t>
+      </w:r>
+      <w:r>
+        <w:rPr>
+          <w:rFonts w:ascii="Consolas" w:hAnsi="Consolas"/>
+          <w:color w:val="1E293B"/>
+          <w:sz w:val="16"/>
+        </w:rPr>
+        <w:br/>
+        <w:t xml:space="preserve">  transportCompanyId: { type: Schema.Types.ObjectId, ref: 'TransportCompany', required: true },</w:t>
+      </w:r>
+      <w:r>
+        <w:rPr>
+          <w:rFonts w:ascii="Consolas" w:hAnsi="Consolas"/>
+          <w:color w:val="1E293B"/>
+          <w:sz w:val="16"/>
+        </w:rPr>
+        <w:br/>
+        <w:t xml:space="preserve">  vehicleId: { type: Schema.Types.ObjectId, ref: 'Vehicle', required: true },</w:t>
+      </w:r>
+      <w:r>
+        <w:rPr>
+          <w:rFonts w:ascii="Consolas" w:hAnsi="Consolas"/>
+          <w:color w:val="1E293B"/>
+          <w:sz w:val="16"/>
+        </w:rPr>
+        <w:br/>
+        <w:t xml:space="preserve">  driverId: { type: Schema.Types.ObjectId, ref: 'Driver', required: true },</w:t>
+      </w:r>
+      <w:r>
+        <w:rPr>
+          <w:rFonts w:ascii="Consolas" w:hAnsi="Consolas"/>
+          <w:color w:val="1E293B"/>
+          <w:sz w:val="16"/>
+        </w:rPr>
+        <w:br/>
+        <w:t xml:space="preserve">  mineralType: { type: String, required: true },</w:t>
+      </w:r>
+      <w:r>
+        <w:rPr>
+          <w:rFonts w:ascii="Consolas" w:hAnsi="Consolas"/>
+          <w:color w:val="1E293B"/>
+          <w:sz w:val="16"/>
+        </w:rPr>
+        <w:br/>
+        <w:t xml:space="preserve">  authorizedWeightTons: { type: Number, required: true },</w:t>
+      </w:r>
+      <w:r>
+        <w:rPr>
+          <w:rFonts w:ascii="Consolas" w:hAnsi="Consolas"/>
+          <w:color w:val="1E293B"/>
+          <w:sz w:val="16"/>
+        </w:rPr>
+        <w:br/>
+        <w:t xml:space="preserve">  qrSignature: { type: String, required: true },</w:t>
+      </w:r>
+      <w:r>
+        <w:rPr>
+          <w:rFonts w:ascii="Consolas" w:hAnsi="Consolas"/>
+          <w:color w:val="1E293B"/>
+          <w:sz w:val="16"/>
+        </w:rPr>
+        <w:br/>
+        <w:t xml:space="preserve">  status: { type: String, enum: Object.values(EPassStatus), default: EPassStatus.ACTIVE },</w:t>
+      </w:r>
+      <w:r>
+        <w:rPr>
+          <w:rFonts w:ascii="Consolas" w:hAnsi="Consolas"/>
+          <w:color w:val="1E293B"/>
+          <w:sz w:val="16"/>
+        </w:rPr>
+        <w:br/>
+        <w:t xml:space="preserve">  validFrom: { type: Date, required: true },</w:t>
+      </w:r>
+      <w:r>
+        <w:rPr>
+          <w:rFonts w:ascii="Consolas" w:hAnsi="Consolas"/>
+          <w:color w:val="1E293B"/>
+          <w:sz w:val="16"/>
+        </w:rPr>
+        <w:br/>
+        <w:t xml:space="preserve">  validUntil: { type: Date, required: true, index: true },</w:t>
+      </w:r>
+      <w:r>
+        <w:rPr>
+          <w:rFonts w:ascii="Consolas" w:hAnsi="Consolas"/>
+          <w:color w:val="1E293B"/>
+          <w:sz w:val="16"/>
+        </w:rPr>
+        <w:br/>
+        <w:t>}, { timestamps: true });</w:t>
+      </w:r>
+      <w:r>
+        <w:rPr>
+          <w:rFonts w:ascii="Consolas" w:hAnsi="Consolas"/>
+          <w:color w:val="1E293B"/>
+          <w:sz w:val="16"/>
+        </w:rPr>
+        <w:br/>
+      </w:r>
+      <w:r>
+        <w:rPr>
+          <w:rFonts w:ascii="Consolas" w:hAnsi="Consolas"/>
+          <w:color w:val="1E293B"/>
+          <w:sz w:val="16"/>
+        </w:rPr>
+        <w:br/>
+        <w:t>EPassSchema.index({ status: 1, validUntil: 1 });</w:t>
+      </w:r>
+      <w:r>
+        <w:rPr>
+          <w:rFonts w:ascii="Consolas" w:hAnsi="Consolas"/>
+          <w:color w:val="1E293B"/>
+          <w:sz w:val="16"/>
+        </w:rPr>
+        <w:br/>
+        <w:t>export const ZoneModel = mongoose.model&lt;IZoneDocument&gt;('Zone', ZoneSchema);</w:t>
+      </w:r>
+      <w:r>
+        <w:rPr>
+          <w:rFonts w:ascii="Consolas" w:hAnsi="Consolas"/>
+          <w:color w:val="1E293B"/>
+          <w:sz w:val="16"/>
+        </w:rPr>
+        <w:br/>
+        <w:t>export const EPassModel = mongoose.model('EPass', EPassSchema);</w:t>
+      </w:r>
+    </w:p>
+    <w:p>
+      <w:pPr>
+        <w:spacing w:before="0" w:after="40" w:line="240" w:lineRule="auto"/>
+        <w:jc w:val="left"/>
+        <w:pageBreakBefore/>
+      </w:pPr>
+      <w:r>
+        <w:rPr>
+          <w:rFonts w:ascii="Calibri" w:hAnsi="Calibri"/>
+          <w:b/>
+          <w:color w:val="0F172A"/>
+          <w:sz w:val="22"/>
+        </w:rPr>
+        <w:t>B.3 ONLINE EARTH OBSERVATION &amp; GOOGLE EARTH ENGINE (GEE) INTEGRATION</w:t>
+      </w:r>
+    </w:p>
+    <w:p>
+      <w:pPr>
+        <w:spacing w:before="0" w:after="120" w:line="240" w:lineRule="auto"/>
+        <w:jc w:val="left"/>
+      </w:pPr>
+      <w:r>
+        <w:rPr>
+          <w:rFonts w:ascii="Calibri" w:hAnsi="Calibri"/>
+          <w:i/>
+          <w:color w:val="334155"/>
+          <w:sz w:val="18"/>
+        </w:rPr>
+        <w:t>Module Description: Interfaces with the Google Earth Engine REST API and SDK for automated Sentinel-2 MSI Level-2A imagery retrieval, Scene Classification (SCL) cloud bitmasking, and temporal median composite generation.</w:t>
+      </w:r>
+    </w:p>
+    <w:p>
+      <w:pPr>
+        <w:spacing w:before="0" w:after="0" w:line="240" w:lineRule="auto"/>
+        <w:jc w:val="left"/>
+        <w:spacing w:before="0" w:after="0" w:line="195" w:lineRule="exact"/>
+      </w:pPr>
+      <w:r>
+        <w:rPr>
+          <w:rFonts w:ascii="Consolas" w:hAnsi="Consolas"/>
+          <w:color w:val="1E293B"/>
+          <w:sz w:val="16"/>
+        </w:rPr>
+        <w:t>import ee from '@google/earthengine';</w:t>
+      </w:r>
+      <w:r>
+        <w:rPr>
+          <w:rFonts w:ascii="Consolas" w:hAnsi="Consolas"/>
+          <w:color w:val="1E293B"/>
+          <w:sz w:val="16"/>
+        </w:rPr>
+        <w:br/>
+        <w:t>import { GEE_CREDENTIALS, EARTH_ENGINE_ASSETS } from '../config/gee.config';</w:t>
+      </w:r>
+      <w:r>
+        <w:rPr>
+          <w:rFonts w:ascii="Consolas" w:hAnsi="Consolas"/>
+          <w:color w:val="1E293B"/>
+          <w:sz w:val="16"/>
+        </w:rPr>
+        <w:br/>
+        <w:t>import { logger } from '../utils/logger';</w:t>
+      </w:r>
+      <w:r>
+        <w:rPr>
+          <w:rFonts w:ascii="Consolas" w:hAnsi="Consolas"/>
+          <w:color w:val="1E293B"/>
+          <w:sz w:val="16"/>
+        </w:rPr>
+        <w:br/>
+      </w:r>
+      <w:r>
+        <w:rPr>
+          <w:rFonts w:ascii="Consolas" w:hAnsi="Consolas"/>
+          <w:i/>
+          <w:color w:val="10956A"/>
+          <w:sz w:val="16"/>
+        </w:rPr>
+        <w:br/>
+        <w:t>// 1. Google Earth Engine Service Authentication &amp; Session Initialization</w:t>
+      </w:r>
+      <w:r>
+        <w:rPr>
+          <w:rFonts w:ascii="Consolas" w:hAnsi="Consolas"/>
+          <w:color w:val="1E293B"/>
+          <w:sz w:val="16"/>
+        </w:rPr>
+        <w:br/>
+        <w:t>export async function initializeEarthEngine(): Promise&lt;void&gt; {</w:t>
+      </w:r>
+      <w:r>
+        <w:rPr>
+          <w:rFonts w:ascii="Consolas" w:hAnsi="Consolas"/>
+          <w:color w:val="1E293B"/>
+          <w:sz w:val="16"/>
+        </w:rPr>
+        <w:br/>
+        <w:t xml:space="preserve">  return new Promise((resolve, reject) =&gt; {</w:t>
+      </w:r>
+      <w:r>
+        <w:rPr>
+          <w:rFonts w:ascii="Consolas" w:hAnsi="Consolas"/>
+          <w:color w:val="1E293B"/>
+          <w:sz w:val="16"/>
+        </w:rPr>
+        <w:br/>
+        <w:t xml:space="preserve">    if (process.env.GEE_MODE === 'SIMULATED') {</w:t>
+      </w:r>
+      <w:r>
+        <w:rPr>
+          <w:rFonts w:ascii="Consolas" w:hAnsi="Consolas"/>
+          <w:color w:val="1E293B"/>
+          <w:sz w:val="16"/>
+        </w:rPr>
+        <w:br/>
+        <w:t xml:space="preserve">      logger.warn('[GEE] Operating in offline synthetic simulation mode.');</w:t>
+      </w:r>
+      <w:r>
+        <w:rPr>
+          <w:rFonts w:ascii="Consolas" w:hAnsi="Consolas"/>
+          <w:color w:val="1E293B"/>
+          <w:sz w:val="16"/>
+        </w:rPr>
+        <w:br/>
+        <w:t xml:space="preserve">      return resolve();</w:t>
+      </w:r>
+      <w:r>
+        <w:rPr>
+          <w:rFonts w:ascii="Consolas" w:hAnsi="Consolas"/>
+          <w:color w:val="1E293B"/>
+          <w:sz w:val="16"/>
+        </w:rPr>
+        <w:br/>
+        <w:t xml:space="preserve">    }</w:t>
+      </w:r>
+      <w:r>
+        <w:rPr>
+          <w:rFonts w:ascii="Consolas" w:hAnsi="Consolas"/>
+          <w:color w:val="1E293B"/>
+          <w:sz w:val="16"/>
+        </w:rPr>
+        <w:br/>
+        <w:t xml:space="preserve">    ee.data.authenticateViaPrivateKey(GEE_CREDENTIALS, () =&gt; {</w:t>
+      </w:r>
+      <w:r>
+        <w:rPr>
+          <w:rFonts w:ascii="Consolas" w:hAnsi="Consolas"/>
+          <w:color w:val="1E293B"/>
+          <w:sz w:val="16"/>
+        </w:rPr>
+        <w:br/>
+        <w:t xml:space="preserve">      ee.initialize(null, null, () =&gt; {</w:t>
+      </w:r>
+      <w:r>
+        <w:rPr>
+          <w:rFonts w:ascii="Consolas" w:hAnsi="Consolas"/>
+          <w:color w:val="1E293B"/>
+          <w:sz w:val="16"/>
+        </w:rPr>
+        <w:br/>
+        <w:t xml:space="preserve">        logger.info('✅ [GEE] Satellite Earth Engine authenticated successfully.');</w:t>
+      </w:r>
+      <w:r>
+        <w:rPr>
+          <w:rFonts w:ascii="Consolas" w:hAnsi="Consolas"/>
+          <w:color w:val="1E293B"/>
+          <w:sz w:val="16"/>
+        </w:rPr>
+        <w:br/>
+        <w:t xml:space="preserve">        resolve();</w:t>
+      </w:r>
+      <w:r>
+        <w:rPr>
+          <w:rFonts w:ascii="Consolas" w:hAnsi="Consolas"/>
+          <w:color w:val="1E293B"/>
+          <w:sz w:val="16"/>
+        </w:rPr>
+        <w:br/>
+        <w:t xml:space="preserve">      }, (err: Error) =&gt; reject(new Error(`GEE Init Failure: ${err.message}`)));</w:t>
+      </w:r>
+      <w:r>
+        <w:rPr>
+          <w:rFonts w:ascii="Consolas" w:hAnsi="Consolas"/>
+          <w:color w:val="1E293B"/>
+          <w:sz w:val="16"/>
+        </w:rPr>
+        <w:br/>
+        <w:t xml:space="preserve">    }, (authErr: Error) =&gt; reject(new Error(`GEE Auth Failure: ${authErr.message}`)));</w:t>
+      </w:r>
+      <w:r>
+        <w:rPr>
+          <w:rFonts w:ascii="Consolas" w:hAnsi="Consolas"/>
+          <w:color w:val="1E293B"/>
+          <w:sz w:val="16"/>
+        </w:rPr>
+        <w:br/>
+        <w:t xml:space="preserve">  });</w:t>
+      </w:r>
+      <w:r>
+        <w:rPr>
+          <w:rFonts w:ascii="Consolas" w:hAnsi="Consolas"/>
+          <w:color w:val="1E293B"/>
+          <w:sz w:val="16"/>
+        </w:rPr>
+        <w:br/>
+        <w:t>}</w:t>
+      </w:r>
+      <w:r>
+        <w:rPr>
+          <w:rFonts w:ascii="Consolas" w:hAnsi="Consolas"/>
+          <w:color w:val="1E293B"/>
+          <w:sz w:val="16"/>
+        </w:rPr>
+        <w:br/>
+      </w:r>
+      <w:r>
+        <w:rPr>
+          <w:rFonts w:ascii="Consolas" w:hAnsi="Consolas"/>
+          <w:i/>
+          <w:color w:val="10956A"/>
+          <w:sz w:val="16"/>
+        </w:rPr>
+        <w:br/>
+        <w:t>// 2. Sentinel-2 Cloud &amp; Shadow Bitmask Filtering (QA60 &amp; SCL Layer)</w:t>
+      </w:r>
+      <w:r>
+        <w:rPr>
+          <w:rFonts w:ascii="Consolas" w:hAnsi="Consolas"/>
+          <w:color w:val="1E293B"/>
+          <w:sz w:val="16"/>
+        </w:rPr>
+        <w:br/>
+        <w:t>export function maskSentinel2Clouds(image: ee.Image): ee.Image {</w:t>
+      </w:r>
+      <w:r>
+        <w:rPr>
+          <w:rFonts w:ascii="Consolas" w:hAnsi="Consolas"/>
+          <w:color w:val="1E293B"/>
+          <w:sz w:val="16"/>
+        </w:rPr>
+        <w:br/>
+        <w:t xml:space="preserve">  const scl = image.select('SCL');</w:t>
+      </w:r>
+      <w:r>
+        <w:rPr>
+          <w:rFonts w:ascii="Consolas" w:hAnsi="Consolas"/>
+          <w:i/>
+          <w:color w:val="10956A"/>
+          <w:sz w:val="16"/>
+        </w:rPr>
+        <w:br/>
+        <w:t xml:space="preserve">  // Retain SCL classes: 4 (Vegetation), 5 (Bare Soil), 6 (Water Surface)</w:t>
+      </w:r>
+      <w:r>
+        <w:rPr>
+          <w:rFonts w:ascii="Consolas" w:hAnsi="Consolas"/>
+          <w:i/>
+          <w:color w:val="10956A"/>
+          <w:sz w:val="16"/>
+        </w:rPr>
+        <w:br/>
+        <w:t xml:space="preserve">  // Eliminate: 3 (Cloud Shadows), 8 (Medium Cloud), 9 (Dense Cloud), 10 (Cirrus)</w:t>
+      </w:r>
+      <w:r>
+        <w:rPr>
+          <w:rFonts w:ascii="Consolas" w:hAnsi="Consolas"/>
+          <w:color w:val="1E293B"/>
+          <w:sz w:val="16"/>
+        </w:rPr>
+        <w:br/>
+        <w:t xml:space="preserve">  const validPixels = scl.eq(4).or(scl.eq(5)).or(scl.eq(6));</w:t>
+      </w:r>
+      <w:r>
+        <w:rPr>
+          <w:rFonts w:ascii="Consolas" w:hAnsi="Consolas"/>
+          <w:color w:val="1E293B"/>
+          <w:sz w:val="16"/>
+        </w:rPr>
+        <w:br/>
+        <w:t xml:space="preserve">  return image.updateMask(validPixels).divide(10000);</w:t>
+      </w:r>
+      <w:r>
+        <w:rPr>
+          <w:rFonts w:ascii="Consolas" w:hAnsi="Consolas"/>
+          <w:color w:val="1E293B"/>
+          <w:sz w:val="16"/>
+        </w:rPr>
+        <w:br/>
+        <w:t>}</w:t>
+      </w:r>
+      <w:r>
+        <w:rPr>
+          <w:rFonts w:ascii="Consolas" w:hAnsi="Consolas"/>
+          <w:color w:val="1E293B"/>
+          <w:sz w:val="16"/>
+        </w:rPr>
+        <w:br/>
+      </w:r>
+      <w:r>
+        <w:rPr>
+          <w:rFonts w:ascii="Consolas" w:hAnsi="Consolas"/>
+          <w:i/>
+          <w:color w:val="10956A"/>
+          <w:sz w:val="16"/>
+        </w:rPr>
+        <w:br/>
+        <w:t>// 3. Multi-Temporal Median Composite Generation across Forest Sector AOI</w:t>
+      </w:r>
+      <w:r>
+        <w:rPr>
+          <w:rFonts w:ascii="Consolas" w:hAnsi="Consolas"/>
+          <w:color w:val="1E293B"/>
+          <w:sz w:val="16"/>
+        </w:rPr>
+        <w:br/>
+        <w:t>export function buildSentinelComposite(aoiGeometry: ee.Geometry, startDate: string, endDate: string): ee.Image {</w:t>
+      </w:r>
+      <w:r>
+        <w:rPr>
+          <w:rFonts w:ascii="Consolas" w:hAnsi="Consolas"/>
+          <w:color w:val="1E293B"/>
+          <w:sz w:val="16"/>
+        </w:rPr>
+        <w:br/>
+        <w:t xml:space="preserve">  const collection = ee.ImageCollection(EARTH_ENGINE_ASSETS.SENTINEL_2_SR)</w:t>
+      </w:r>
+      <w:r>
+        <w:rPr>
+          <w:rFonts w:ascii="Consolas" w:hAnsi="Consolas"/>
+          <w:color w:val="1E293B"/>
+          <w:sz w:val="16"/>
+        </w:rPr>
+        <w:br/>
+        <w:t xml:space="preserve">    .filterBounds(aoiGeometry)</w:t>
+      </w:r>
+      <w:r>
+        <w:rPr>
+          <w:rFonts w:ascii="Consolas" w:hAnsi="Consolas"/>
+          <w:color w:val="1E293B"/>
+          <w:sz w:val="16"/>
+        </w:rPr>
+        <w:br/>
+        <w:t xml:space="preserve">    .filterDate(startDate, endDate)</w:t>
+      </w:r>
+      <w:r>
+        <w:rPr>
+          <w:rFonts w:ascii="Consolas" w:hAnsi="Consolas"/>
+          <w:color w:val="1E293B"/>
+          <w:sz w:val="16"/>
+        </w:rPr>
+        <w:br/>
+        <w:t xml:space="preserve">    .filter(ee.Filter.lt('CLOUDY_PIXEL_PERCENTAGE', 20))</w:t>
+      </w:r>
+      <w:r>
+        <w:rPr>
+          <w:rFonts w:ascii="Consolas" w:hAnsi="Consolas"/>
+          <w:color w:val="1E293B"/>
+          <w:sz w:val="16"/>
+        </w:rPr>
+        <w:br/>
+        <w:t xml:space="preserve">    .map(maskSentinel2Clouds);</w:t>
+      </w:r>
+      <w:r>
+        <w:rPr>
+          <w:rFonts w:ascii="Consolas" w:hAnsi="Consolas"/>
+          <w:color w:val="1E293B"/>
+          <w:sz w:val="16"/>
+        </w:rPr>
+        <w:br/>
+      </w:r>
+      <w:r>
+        <w:rPr>
+          <w:rFonts w:ascii="Consolas" w:hAnsi="Consolas"/>
+          <w:color w:val="1E293B"/>
+          <w:sz w:val="16"/>
+        </w:rPr>
+        <w:br/>
+        <w:t xml:space="preserve">  return collection.median().clip(aoiGeometry);</w:t>
+      </w:r>
+      <w:r>
+        <w:rPr>
+          <w:rFonts w:ascii="Consolas" w:hAnsi="Consolas"/>
+          <w:color w:val="1E293B"/>
+          <w:sz w:val="16"/>
+        </w:rPr>
+        <w:br/>
+        <w:t>}</w:t>
+      </w:r>
+      <w:r>
+        <w:rPr>
+          <w:rFonts w:ascii="Consolas" w:hAnsi="Consolas"/>
+          <w:color w:val="1E293B"/>
+          <w:sz w:val="16"/>
+        </w:rPr>
+        <w:br/>
+      </w:r>
+      <w:r>
+        <w:rPr>
+          <w:rFonts w:ascii="Consolas" w:hAnsi="Consolas"/>
+          <w:i/>
+          <w:color w:val="10956A"/>
+          <w:sz w:val="16"/>
+        </w:rPr>
+        <w:br/>
+        <w:t>// 4. Multi-Spectral Band Extraction (B2-Blue, B4-Red, B8-NIR, B11-SWIR1)</w:t>
+      </w:r>
+      <w:r>
+        <w:rPr>
+          <w:rFonts w:ascii="Consolas" w:hAnsi="Consolas"/>
+          <w:color w:val="1E293B"/>
+          <w:sz w:val="16"/>
+        </w:rPr>
+        <w:br/>
+        <w:t>export function extractMultispectralBands(composite: ee.Image) {</w:t>
+      </w:r>
+      <w:r>
+        <w:rPr>
+          <w:rFonts w:ascii="Consolas" w:hAnsi="Consolas"/>
+          <w:color w:val="1E293B"/>
+          <w:sz w:val="16"/>
+        </w:rPr>
+        <w:br/>
+        <w:t xml:space="preserve">  return composite.select(['B2', 'B3', 'B4', 'B8', 'B11'], ['blue', 'green', 'red', 'nir', 'swir1']);</w:t>
+      </w:r>
+      <w:r>
+        <w:rPr>
+          <w:rFonts w:ascii="Consolas" w:hAnsi="Consolas"/>
+          <w:color w:val="1E293B"/>
+          <w:sz w:val="16"/>
+        </w:rPr>
+        <w:br/>
+        <w:t>}</w:t>
+      </w:r>
+    </w:p>
+    <w:p>
+      <w:pPr>
+        <w:spacing w:before="0" w:after="40" w:line="240" w:lineRule="auto"/>
+        <w:jc w:val="left"/>
+        <w:pageBreakBefore/>
+      </w:pPr>
+      <w:r>
+        <w:rPr>
+          <w:rFonts w:ascii="Calibri" w:hAnsi="Calibri"/>
+          <w:b/>
+          <w:color w:val="0F172A"/>
+          <w:sz w:val="22"/>
+        </w:rPr>
+        <w:t>B.4 MULTI-SPECTRAL CANOPY ANALYSIS &amp; CHANGE DETECTION ENGINE</w:t>
+      </w:r>
+    </w:p>
+    <w:p>
+      <w:pPr>
+        <w:spacing w:before="0" w:after="120" w:line="240" w:lineRule="auto"/>
+        <w:jc w:val="left"/>
+      </w:pPr>
+      <w:r>
+        <w:rPr>
+          <w:rFonts w:ascii="Calibri" w:hAnsi="Calibri"/>
+          <w:i/>
+          <w:color w:val="334155"/>
+          <w:sz w:val="18"/>
+        </w:rPr>
+        <w:t>Module Description: Computes Normalized Difference Vegetation Index (NDVI), Bare Soil Index (BSI), generates differential grids (ΔNDVI), and groups contiguous degraded pixels into vector candidate alert polygons.</w:t>
+      </w:r>
+    </w:p>
+    <w:p>
+      <w:pPr>
+        <w:spacing w:before="0" w:after="0" w:line="240" w:lineRule="auto"/>
+        <w:jc w:val="left"/>
+        <w:spacing w:before="0" w:after="0" w:line="195" w:lineRule="exact"/>
+      </w:pPr>
+      <w:r>
+        <w:rPr>
+          <w:rFonts w:ascii="Consolas" w:hAnsi="Consolas"/>
+          <w:color w:val="1E293B"/>
+          <w:sz w:val="16"/>
+        </w:rPr>
+        <w:t>import { BoundingBox, ChangeDetectionResult, PolygonGeometry } from '@tn-forest/shared';</w:t>
+      </w:r>
+      <w:r>
+        <w:rPr>
+          <w:rFonts w:ascii="Consolas" w:hAnsi="Consolas"/>
+          <w:color w:val="1E293B"/>
+          <w:sz w:val="16"/>
+        </w:rPr>
+        <w:br/>
+      </w:r>
+      <w:r>
+        <w:rPr>
+          <w:rFonts w:ascii="Consolas" w:hAnsi="Consolas"/>
+          <w:i/>
+          <w:color w:val="10956A"/>
+          <w:sz w:val="16"/>
+        </w:rPr>
+        <w:br/>
+        <w:t>// 1. Radiometric Spectral Index Calculation Functions</w:t>
+      </w:r>
+      <w:r>
+        <w:rPr>
+          <w:rFonts w:ascii="Consolas" w:hAnsi="Consolas"/>
+          <w:color w:val="1E293B"/>
+          <w:sz w:val="16"/>
+        </w:rPr>
+        <w:br/>
+        <w:t>export function computeNdviPixel(nir: number, red: number): number {</w:t>
+      </w:r>
+      <w:r>
+        <w:rPr>
+          <w:rFonts w:ascii="Consolas" w:hAnsi="Consolas"/>
+          <w:color w:val="1E293B"/>
+          <w:sz w:val="16"/>
+        </w:rPr>
+        <w:br/>
+        <w:t xml:space="preserve">  const sum = nir + red;</w:t>
+      </w:r>
+      <w:r>
+        <w:rPr>
+          <w:rFonts w:ascii="Consolas" w:hAnsi="Consolas"/>
+          <w:color w:val="1E293B"/>
+          <w:sz w:val="16"/>
+        </w:rPr>
+        <w:br/>
+        <w:t xml:space="preserve">  return Math.abs(sum) &gt; 1e-5 ? (nir - red) / sum : 0.0;</w:t>
+      </w:r>
+      <w:r>
+        <w:rPr>
+          <w:rFonts w:ascii="Consolas" w:hAnsi="Consolas"/>
+          <w:color w:val="1E293B"/>
+          <w:sz w:val="16"/>
+        </w:rPr>
+        <w:br/>
+        <w:t>}</w:t>
+      </w:r>
+      <w:r>
+        <w:rPr>
+          <w:rFonts w:ascii="Consolas" w:hAnsi="Consolas"/>
+          <w:color w:val="1E293B"/>
+          <w:sz w:val="16"/>
+        </w:rPr>
+        <w:br/>
+      </w:r>
+      <w:r>
+        <w:rPr>
+          <w:rFonts w:ascii="Consolas" w:hAnsi="Consolas"/>
+          <w:color w:val="1E293B"/>
+          <w:sz w:val="16"/>
+        </w:rPr>
+        <w:br/>
+        <w:t>export function computeBsiPixel(swir1: number, red: number, nir: number, blue: number): number {</w:t>
+      </w:r>
+      <w:r>
+        <w:rPr>
+          <w:rFonts w:ascii="Consolas" w:hAnsi="Consolas"/>
+          <w:color w:val="1E293B"/>
+          <w:sz w:val="16"/>
+        </w:rPr>
+        <w:br/>
+        <w:t xml:space="preserve">  const num = (swir1 + red) - (nir + blue);</w:t>
+      </w:r>
+      <w:r>
+        <w:rPr>
+          <w:rFonts w:ascii="Consolas" w:hAnsi="Consolas"/>
+          <w:color w:val="1E293B"/>
+          <w:sz w:val="16"/>
+        </w:rPr>
+        <w:br/>
+        <w:t xml:space="preserve">  const den = (swir1 + red) + (nir + blue);</w:t>
+      </w:r>
+      <w:r>
+        <w:rPr>
+          <w:rFonts w:ascii="Consolas" w:hAnsi="Consolas"/>
+          <w:color w:val="1E293B"/>
+          <w:sz w:val="16"/>
+        </w:rPr>
+        <w:br/>
+        <w:t xml:space="preserve">  return Math.abs(den) &gt; 1e-5 ? num / den : 0.0;</w:t>
+      </w:r>
+      <w:r>
+        <w:rPr>
+          <w:rFonts w:ascii="Consolas" w:hAnsi="Consolas"/>
+          <w:color w:val="1E293B"/>
+          <w:sz w:val="16"/>
+        </w:rPr>
+        <w:br/>
+        <w:t>}</w:t>
+      </w:r>
+      <w:r>
+        <w:rPr>
+          <w:rFonts w:ascii="Consolas" w:hAnsi="Consolas"/>
+          <w:color w:val="1E293B"/>
+          <w:sz w:val="16"/>
+        </w:rPr>
+        <w:br/>
+      </w:r>
+      <w:r>
+        <w:rPr>
+          <w:rFonts w:ascii="Consolas" w:hAnsi="Consolas"/>
+          <w:i/>
+          <w:color w:val="10956A"/>
+          <w:sz w:val="16"/>
+        </w:rPr>
+        <w:br/>
+        <w:t>// 2. Differential Canopy Matrix Evaluation (Thresholding ΔNDVI &lt;= -0.15)</w:t>
+      </w:r>
+      <w:r>
+        <w:rPr>
+          <w:rFonts w:ascii="Consolas" w:hAnsi="Consolas"/>
+          <w:color w:val="1E293B"/>
+          <w:sz w:val="16"/>
+        </w:rPr>
+        <w:br/>
+        <w:t>export function detectCanopyLossGrid(</w:t>
+      </w:r>
+      <w:r>
+        <w:rPr>
+          <w:rFonts w:ascii="Consolas" w:hAnsi="Consolas"/>
+          <w:color w:val="1E293B"/>
+          <w:sz w:val="16"/>
+        </w:rPr>
+        <w:br/>
+        <w:t xml:space="preserve">  t0Ndvi: Float32Array,</w:t>
+      </w:r>
+      <w:r>
+        <w:rPr>
+          <w:rFonts w:ascii="Consolas" w:hAnsi="Consolas"/>
+          <w:color w:val="1E293B"/>
+          <w:sz w:val="16"/>
+        </w:rPr>
+        <w:br/>
+        <w:t xml:space="preserve">  t1Ndvi: Float32Array,</w:t>
+      </w:r>
+      <w:r>
+        <w:rPr>
+          <w:rFonts w:ascii="Consolas" w:hAnsi="Consolas"/>
+          <w:color w:val="1E293B"/>
+          <w:sz w:val="16"/>
+        </w:rPr>
+        <w:br/>
+        <w:t xml:space="preserve">  validMask: Uint8Array,</w:t>
+      </w:r>
+      <w:r>
+        <w:rPr>
+          <w:rFonts w:ascii="Consolas" w:hAnsi="Consolas"/>
+          <w:color w:val="1E293B"/>
+          <w:sz w:val="16"/>
+        </w:rPr>
+        <w:br/>
+        <w:t xml:space="preserve">  threshold = -0.15</w:t>
+      </w:r>
+      <w:r>
+        <w:rPr>
+          <w:rFonts w:ascii="Consolas" w:hAnsi="Consolas"/>
+          <w:color w:val="1E293B"/>
+          <w:sz w:val="16"/>
+        </w:rPr>
+        <w:br/>
+        <w:t>): { deltaGrid: Float32Array; changeMask: Uint8Array; lossPixelCount: number } {</w:t>
+      </w:r>
+      <w:r>
+        <w:rPr>
+          <w:rFonts w:ascii="Consolas" w:hAnsi="Consolas"/>
+          <w:color w:val="1E293B"/>
+          <w:sz w:val="16"/>
+        </w:rPr>
+        <w:br/>
+        <w:t xml:space="preserve">  const size = t0Ndvi.length;</w:t>
+      </w:r>
+      <w:r>
+        <w:rPr>
+          <w:rFonts w:ascii="Consolas" w:hAnsi="Consolas"/>
+          <w:color w:val="1E293B"/>
+          <w:sz w:val="16"/>
+        </w:rPr>
+        <w:br/>
+        <w:t xml:space="preserve">  const deltaGrid = new Float32Array(size);</w:t>
+      </w:r>
+      <w:r>
+        <w:rPr>
+          <w:rFonts w:ascii="Consolas" w:hAnsi="Consolas"/>
+          <w:color w:val="1E293B"/>
+          <w:sz w:val="16"/>
+        </w:rPr>
+        <w:br/>
+        <w:t xml:space="preserve">  const changeMask = new Uint8Array(size);</w:t>
+      </w:r>
+      <w:r>
+        <w:rPr>
+          <w:rFonts w:ascii="Consolas" w:hAnsi="Consolas"/>
+          <w:color w:val="1E293B"/>
+          <w:sz w:val="16"/>
+        </w:rPr>
+        <w:br/>
+        <w:t xml:space="preserve">  let lossPixelCount = 0;</w:t>
+      </w:r>
+      <w:r>
+        <w:rPr>
+          <w:rFonts w:ascii="Consolas" w:hAnsi="Consolas"/>
+          <w:color w:val="1E293B"/>
+          <w:sz w:val="16"/>
+        </w:rPr>
+        <w:br/>
+      </w:r>
+      <w:r>
+        <w:rPr>
+          <w:rFonts w:ascii="Consolas" w:hAnsi="Consolas"/>
+          <w:color w:val="1E293B"/>
+          <w:sz w:val="16"/>
+        </w:rPr>
+        <w:br/>
+        <w:t xml:space="preserve">  for (let i = 0; i &lt; size; i++) {</w:t>
+      </w:r>
+      <w:r>
+        <w:rPr>
+          <w:rFonts w:ascii="Consolas" w:hAnsi="Consolas"/>
+          <w:color w:val="1E293B"/>
+          <w:sz w:val="16"/>
+        </w:rPr>
+        <w:br/>
+        <w:t xml:space="preserve">    if (validMask[i] === 0) continue;</w:t>
+      </w:r>
+      <w:r>
+        <w:rPr>
+          <w:rFonts w:ascii="Consolas" w:hAnsi="Consolas"/>
+          <w:color w:val="1E293B"/>
+          <w:sz w:val="16"/>
+        </w:rPr>
+        <w:br/>
+        <w:t xml:space="preserve">    const delta = t1Ndvi[i] - t0Ndvi[i];</w:t>
+      </w:r>
+      <w:r>
+        <w:rPr>
+          <w:rFonts w:ascii="Consolas" w:hAnsi="Consolas"/>
+          <w:color w:val="1E293B"/>
+          <w:sz w:val="16"/>
+        </w:rPr>
+        <w:br/>
+        <w:t xml:space="preserve">    deltaGrid[i] = delta;</w:t>
+      </w:r>
+      <w:r>
+        <w:rPr>
+          <w:rFonts w:ascii="Consolas" w:hAnsi="Consolas"/>
+          <w:color w:val="1E293B"/>
+          <w:sz w:val="16"/>
+        </w:rPr>
+        <w:br/>
+        <w:t xml:space="preserve">    if (delta &lt;= threshold) {</w:t>
+      </w:r>
+      <w:r>
+        <w:rPr>
+          <w:rFonts w:ascii="Consolas" w:hAnsi="Consolas"/>
+          <w:color w:val="1E293B"/>
+          <w:sz w:val="16"/>
+        </w:rPr>
+        <w:br/>
+        <w:t xml:space="preserve">      changeMask[i] = 1;</w:t>
+      </w:r>
+      <w:r>
+        <w:rPr>
+          <w:rFonts w:ascii="Consolas" w:hAnsi="Consolas"/>
+          <w:color w:val="1E293B"/>
+          <w:sz w:val="16"/>
+        </w:rPr>
+        <w:br/>
+        <w:t xml:space="preserve">      lossPixelCount++;</w:t>
+      </w:r>
+      <w:r>
+        <w:rPr>
+          <w:rFonts w:ascii="Consolas" w:hAnsi="Consolas"/>
+          <w:color w:val="1E293B"/>
+          <w:sz w:val="16"/>
+        </w:rPr>
+        <w:br/>
+        <w:t xml:space="preserve">    }</w:t>
+      </w:r>
+      <w:r>
+        <w:rPr>
+          <w:rFonts w:ascii="Consolas" w:hAnsi="Consolas"/>
+          <w:color w:val="1E293B"/>
+          <w:sz w:val="16"/>
+        </w:rPr>
+        <w:br/>
+        <w:t xml:space="preserve">  }</w:t>
+      </w:r>
+      <w:r>
+        <w:rPr>
+          <w:rFonts w:ascii="Consolas" w:hAnsi="Consolas"/>
+          <w:color w:val="1E293B"/>
+          <w:sz w:val="16"/>
+        </w:rPr>
+        <w:br/>
+        <w:t xml:space="preserve">  return { deltaGrid, changeMask, lossPixelCount };</w:t>
+      </w:r>
+      <w:r>
+        <w:rPr>
+          <w:rFonts w:ascii="Consolas" w:hAnsi="Consolas"/>
+          <w:color w:val="1E293B"/>
+          <w:sz w:val="16"/>
+        </w:rPr>
+        <w:br/>
+        <w:t>}</w:t>
+      </w:r>
+      <w:r>
+        <w:rPr>
+          <w:rFonts w:ascii="Consolas" w:hAnsi="Consolas"/>
+          <w:color w:val="1E293B"/>
+          <w:sz w:val="16"/>
+        </w:rPr>
+        <w:br/>
+      </w:r>
+      <w:r>
+        <w:rPr>
+          <w:rFonts w:ascii="Consolas" w:hAnsi="Consolas"/>
+          <w:i/>
+          <w:color w:val="10956A"/>
+          <w:sz w:val="16"/>
+        </w:rPr>
+        <w:br/>
+        <w:t>// 3. Contiguous Pixel Clustering &amp; Spatial Loss Polygon Extraction</w:t>
+      </w:r>
+      <w:r>
+        <w:rPr>
+          <w:rFonts w:ascii="Consolas" w:hAnsi="Consolas"/>
+          <w:color w:val="1E293B"/>
+          <w:sz w:val="16"/>
+        </w:rPr>
+        <w:br/>
+        <w:t>export function clusterLossPolygons(mask: Uint8Array, cols: number, rows: number, minHectares = 0.05) {</w:t>
+      </w:r>
+      <w:r>
+        <w:rPr>
+          <w:rFonts w:ascii="Consolas" w:hAnsi="Consolas"/>
+          <w:color w:val="1E293B"/>
+          <w:sz w:val="16"/>
+        </w:rPr>
+        <w:br/>
+        <w:t xml:space="preserve">  const visited = new Uint8Array(mask.length);</w:t>
+      </w:r>
+      <w:r>
+        <w:rPr>
+          <w:rFonts w:ascii="Consolas" w:hAnsi="Consolas"/>
+          <w:color w:val="1E293B"/>
+          <w:sz w:val="16"/>
+        </w:rPr>
+        <w:br/>
+        <w:t xml:space="preserve">  const polygons: Array&lt;{ pixelCount: number; areaHectares: number }&gt; = [];</w:t>
+      </w:r>
+      <w:r>
+        <w:rPr>
+          <w:rFonts w:ascii="Consolas" w:hAnsi="Consolas"/>
+          <w:color w:val="1E293B"/>
+          <w:sz w:val="16"/>
+        </w:rPr>
+        <w:br/>
+      </w:r>
+      <w:r>
+        <w:rPr>
+          <w:rFonts w:ascii="Consolas" w:hAnsi="Consolas"/>
+          <w:color w:val="1E293B"/>
+          <w:sz w:val="16"/>
+        </w:rPr>
+        <w:br/>
+        <w:t xml:space="preserve">  for (let idx = 0; idx &lt; mask.length; idx++) {</w:t>
+      </w:r>
+      <w:r>
+        <w:rPr>
+          <w:rFonts w:ascii="Consolas" w:hAnsi="Consolas"/>
+          <w:color w:val="1E293B"/>
+          <w:sz w:val="16"/>
+        </w:rPr>
+        <w:br/>
+        <w:t xml:space="preserve">    if (mask[idx] === 1 &amp;&amp; !visited[idx]) {</w:t>
+      </w:r>
+      <w:r>
+        <w:rPr>
+          <w:rFonts w:ascii="Consolas" w:hAnsi="Consolas"/>
+          <w:color w:val="1E293B"/>
+          <w:sz w:val="16"/>
+        </w:rPr>
+        <w:br/>
+        <w:t xml:space="preserve">      const clusterSize = bfsTraverseGrid(idx, mask, visited, cols, rows);</w:t>
+      </w:r>
+      <w:r>
+        <w:rPr>
+          <w:rFonts w:ascii="Consolas" w:hAnsi="Consolas"/>
+          <w:color w:val="1E293B"/>
+          <w:sz w:val="16"/>
+        </w:rPr>
+        <w:br/>
+        <w:t xml:space="preserve">      const areaHectares = (clusterSize * 100) / 10000; // 100m² per Sentinel-2 pixel</w:t>
+      </w:r>
+      <w:r>
+        <w:rPr>
+          <w:rFonts w:ascii="Consolas" w:hAnsi="Consolas"/>
+          <w:color w:val="1E293B"/>
+          <w:sz w:val="16"/>
+        </w:rPr>
+        <w:br/>
+        <w:t xml:space="preserve">      if (areaHectares &gt;= minHectares) {</w:t>
+      </w:r>
+      <w:r>
+        <w:rPr>
+          <w:rFonts w:ascii="Consolas" w:hAnsi="Consolas"/>
+          <w:color w:val="1E293B"/>
+          <w:sz w:val="16"/>
+        </w:rPr>
+        <w:br/>
+        <w:t xml:space="preserve">        polygons.push({ pixelCount: clusterSize, areaHectares: Number(areaHectares.toFixed(3)) });</w:t>
+      </w:r>
+      <w:r>
+        <w:rPr>
+          <w:rFonts w:ascii="Consolas" w:hAnsi="Consolas"/>
+          <w:color w:val="1E293B"/>
+          <w:sz w:val="16"/>
+        </w:rPr>
+        <w:br/>
+        <w:t xml:space="preserve">      }</w:t>
+      </w:r>
+      <w:r>
+        <w:rPr>
+          <w:rFonts w:ascii="Consolas" w:hAnsi="Consolas"/>
+          <w:color w:val="1E293B"/>
+          <w:sz w:val="16"/>
+        </w:rPr>
+        <w:br/>
+        <w:t xml:space="preserve">    }</w:t>
+      </w:r>
+      <w:r>
+        <w:rPr>
+          <w:rFonts w:ascii="Consolas" w:hAnsi="Consolas"/>
+          <w:color w:val="1E293B"/>
+          <w:sz w:val="16"/>
+        </w:rPr>
+        <w:br/>
+        <w:t xml:space="preserve">  }</w:t>
+      </w:r>
+      <w:r>
+        <w:rPr>
+          <w:rFonts w:ascii="Consolas" w:hAnsi="Consolas"/>
+          <w:color w:val="1E293B"/>
+          <w:sz w:val="16"/>
+        </w:rPr>
+        <w:br/>
+        <w:t xml:space="preserve">  return polygons;</w:t>
+      </w:r>
+      <w:r>
+        <w:rPr>
+          <w:rFonts w:ascii="Consolas" w:hAnsi="Consolas"/>
+          <w:color w:val="1E293B"/>
+          <w:sz w:val="16"/>
+        </w:rPr>
+        <w:br/>
+        <w:t>}</w:t>
+      </w:r>
+    </w:p>
+    <w:p>
+      <w:pPr>
+        <w:spacing w:before="0" w:after="40" w:line="240" w:lineRule="auto"/>
+        <w:jc w:val="left"/>
+        <w:pageBreakBefore/>
+      </w:pPr>
+      <w:r>
+        <w:rPr>
+          <w:rFonts w:ascii="Calibri" w:hAnsi="Calibri"/>
+          <w:b/>
+          <w:color w:val="0F172A"/>
+          <w:sz w:val="22"/>
+        </w:rPr>
+        <w:t>B.5 OFFLINE LOCAL GEOTIFF RASTER ALIGNMENT &amp; PRE-PROCESSING PIPELINE</w:t>
+      </w:r>
+    </w:p>
+    <w:p>
+      <w:pPr>
+        <w:spacing w:before="0" w:after="120" w:line="240" w:lineRule="auto"/>
+        <w:jc w:val="left"/>
+      </w:pPr>
+      <w:r>
+        <w:rPr>
+          <w:rFonts w:ascii="Calibri" w:hAnsi="Calibri"/>
+          <w:i/>
+          <w:color w:val="334155"/>
+          <w:sz w:val="18"/>
+        </w:rPr>
+        <w:t>Module Description: Implements a standalone, zero-cloud GeoTIFF parsing pipeline that reads in-memory multi-band rasters, normalizes spatial references, and performs affine grid resampling.</w:t>
+      </w:r>
+    </w:p>
+    <w:p>
+      <w:pPr>
+        <w:spacing w:before="0" w:after="0" w:line="240" w:lineRule="auto"/>
+        <w:jc w:val="left"/>
+        <w:spacing w:before="0" w:after="0" w:line="195" w:lineRule="exact"/>
+      </w:pPr>
+      <w:r>
+        <w:rPr>
+          <w:rFonts w:ascii="Consolas" w:hAnsi="Consolas"/>
+          <w:color w:val="1E293B"/>
+          <w:sz w:val="16"/>
+        </w:rPr>
+        <w:t>import { fromFile, GeoTIFF, GeoTIFFImage } from 'geotiff';</w:t>
+      </w:r>
+      <w:r>
+        <w:rPr>
+          <w:rFonts w:ascii="Consolas" w:hAnsi="Consolas"/>
+          <w:color w:val="1E293B"/>
+          <w:sz w:val="16"/>
+        </w:rPr>
+        <w:br/>
+        <w:t>import { RasterMetadata, AlignedGrid } from '../types/raster.types';</w:t>
+      </w:r>
+      <w:r>
+        <w:rPr>
+          <w:rFonts w:ascii="Consolas" w:hAnsi="Consolas"/>
+          <w:color w:val="1E293B"/>
+          <w:sz w:val="16"/>
+        </w:rPr>
+        <w:br/>
+        <w:t>import { AppError } from '../errors/AppError';</w:t>
+      </w:r>
+      <w:r>
+        <w:rPr>
+          <w:rFonts w:ascii="Consolas" w:hAnsi="Consolas"/>
+          <w:color w:val="1E293B"/>
+          <w:sz w:val="16"/>
+        </w:rPr>
+        <w:br/>
+      </w:r>
+      <w:r>
+        <w:rPr>
+          <w:rFonts w:ascii="Consolas" w:hAnsi="Consolas"/>
+          <w:i/>
+          <w:color w:val="10956A"/>
+          <w:sz w:val="16"/>
+        </w:rPr>
+        <w:br/>
+        <w:t>// 1. In-Memory GeoTIFF Decoding &amp; Affine Coordinate Extraction</w:t>
+      </w:r>
+      <w:r>
+        <w:rPr>
+          <w:rFonts w:ascii="Consolas" w:hAnsi="Consolas"/>
+          <w:color w:val="1E293B"/>
+          <w:sz w:val="16"/>
+        </w:rPr>
+        <w:br/>
+        <w:t>export async function extractRasterMetadata(image: GeoTIFFImage): Promise&lt;RasterMetadata&gt; {</w:t>
+      </w:r>
+      <w:r>
+        <w:rPr>
+          <w:rFonts w:ascii="Consolas" w:hAnsi="Consolas"/>
+          <w:color w:val="1E293B"/>
+          <w:sz w:val="16"/>
+        </w:rPr>
+        <w:br/>
+        <w:t xml:space="preserve">  const width = image.getWidth();</w:t>
+      </w:r>
+      <w:r>
+        <w:rPr>
+          <w:rFonts w:ascii="Consolas" w:hAnsi="Consolas"/>
+          <w:color w:val="1E293B"/>
+          <w:sz w:val="16"/>
+        </w:rPr>
+        <w:br/>
+        <w:t xml:space="preserve">  const height = image.getHeight();</w:t>
+      </w:r>
+      <w:r>
+        <w:rPr>
+          <w:rFonts w:ascii="Consolas" w:hAnsi="Consolas"/>
+          <w:color w:val="1E293B"/>
+          <w:sz w:val="16"/>
+        </w:rPr>
+        <w:br/>
+        <w:t xml:space="preserve">  const bbox = image.getBoundingBox();</w:t>
+      </w:r>
+      <w:r>
+        <w:rPr>
+          <w:rFonts w:ascii="Consolas" w:hAnsi="Consolas"/>
+          <w:color w:val="1E293B"/>
+          <w:sz w:val="16"/>
+        </w:rPr>
+        <w:br/>
+        <w:t xml:space="preserve">  const origin = image.getOrigin();</w:t>
+      </w:r>
+      <w:r>
+        <w:rPr>
+          <w:rFonts w:ascii="Consolas" w:hAnsi="Consolas"/>
+          <w:color w:val="1E293B"/>
+          <w:sz w:val="16"/>
+        </w:rPr>
+        <w:br/>
+        <w:t xml:space="preserve">  const resolution = image.getResolution();</w:t>
+      </w:r>
+      <w:r>
+        <w:rPr>
+          <w:rFonts w:ascii="Consolas" w:hAnsi="Consolas"/>
+          <w:color w:val="1E293B"/>
+          <w:sz w:val="16"/>
+        </w:rPr>
+        <w:br/>
+      </w:r>
+      <w:r>
+        <w:rPr>
+          <w:rFonts w:ascii="Consolas" w:hAnsi="Consolas"/>
+          <w:color w:val="1E293B"/>
+          <w:sz w:val="16"/>
+        </w:rPr>
+        <w:br/>
+        <w:t xml:space="preserve">  return {</w:t>
+      </w:r>
+      <w:r>
+        <w:rPr>
+          <w:rFonts w:ascii="Consolas" w:hAnsi="Consolas"/>
+          <w:color w:val="1E293B"/>
+          <w:sz w:val="16"/>
+        </w:rPr>
+        <w:br/>
+        <w:t xml:space="preserve">    dimensions: { width, height },</w:t>
+      </w:r>
+      <w:r>
+        <w:rPr>
+          <w:rFonts w:ascii="Consolas" w:hAnsi="Consolas"/>
+          <w:color w:val="1E293B"/>
+          <w:sz w:val="16"/>
+        </w:rPr>
+        <w:br/>
+        <w:t xml:space="preserve">    boundingBox: { minX: bbox[0], minY: bbox[1], maxX: bbox[2], maxY: bbox[3] },</w:t>
+      </w:r>
+      <w:r>
+        <w:rPr>
+          <w:rFonts w:ascii="Consolas" w:hAnsi="Consolas"/>
+          <w:color w:val="1E293B"/>
+          <w:sz w:val="16"/>
+        </w:rPr>
+        <w:br/>
+        <w:t xml:space="preserve">    pixelScale: [Math.abs(resolution[0]), Math.abs(resolution[1])],</w:t>
+      </w:r>
+      <w:r>
+        <w:rPr>
+          <w:rFonts w:ascii="Consolas" w:hAnsi="Consolas"/>
+          <w:color w:val="1E293B"/>
+          <w:sz w:val="16"/>
+        </w:rPr>
+        <w:br/>
+        <w:t xml:space="preserve">    origin: [origin[0], origin[1]],</w:t>
+      </w:r>
+      <w:r>
+        <w:rPr>
+          <w:rFonts w:ascii="Consolas" w:hAnsi="Consolas"/>
+          <w:color w:val="1E293B"/>
+          <w:sz w:val="16"/>
+        </w:rPr>
+        <w:br/>
+        <w:t xml:space="preserve">    sampleCount: image.getSamplesPerPixel(),</w:t>
       </w:r>
       <w:r>
         <w:rPr>
@@ -10311,118 +12196,1383 @@
         <w:br/>
         <w:t>}</w:t>
       </w:r>
-    </w:p>
-    <w:p>
-      <w:pPr>
-        <w:spacing w:after="200" w:line="1440" w:lineRule="exact"/>
-      </w:pPr>
-    </w:p>
-    <w:p>
-      <w:pPr>
-        <w:keepNext/>
-        <w:spacing w:after="200" w:line="360" w:lineRule="auto"/>
-        <w:jc w:val="both"/>
-        <w:rPr>
-          <w:rFonts w:eastAsia="Calibri"/>
+      <w:r>
+        <w:rPr>
+          <w:rFonts w:ascii="Consolas" w:hAnsi="Consolas"/>
+          <w:color w:val="1E293B"/>
+          <w:sz w:val="16"/>
+        </w:rPr>
+        <w:br/>
+      </w:r>
+      <w:r>
+        <w:rPr>
+          <w:rFonts w:ascii="Consolas" w:hAnsi="Consolas"/>
+          <w:i/>
+          <w:color w:val="10956A"/>
+          <w:sz w:val="16"/>
+        </w:rPr>
+        <w:br/>
+        <w:t>// 2. Spatial Extent Validation and Ground Sampling Distance (GSD) Check</w:t>
+      </w:r>
+      <w:r>
+        <w:rPr>
+          <w:rFonts w:ascii="Consolas" w:hAnsi="Consolas"/>
+          <w:color w:val="1E293B"/>
+          <w:sz w:val="16"/>
+        </w:rPr>
+        <w:br/>
+        <w:t>export function validateSpatialCompatibility(metaT0: RasterMetadata, metaT1: RasterMetadata): void {</w:t>
+      </w:r>
+      <w:r>
+        <w:rPr>
+          <w:rFonts w:ascii="Consolas" w:hAnsi="Consolas"/>
+          <w:color w:val="1E293B"/>
+          <w:sz w:val="16"/>
+        </w:rPr>
+        <w:br/>
+        <w:t xml:space="preserve">  const gsdDiff = Math.abs(metaT0.pixelScale[0] - metaT1.pixelScale[0]);</w:t>
+      </w:r>
+      <w:r>
+        <w:rPr>
+          <w:rFonts w:ascii="Consolas" w:hAnsi="Consolas"/>
+          <w:color w:val="1E293B"/>
+          <w:sz w:val="16"/>
+        </w:rPr>
+        <w:br/>
+        <w:t xml:space="preserve">  if (gsdDiff &gt; 0.5) throw new AppError(`GSD mismatch: ${metaT0.pixelScale[0]}m vs ${metaT1.pixelScale[0]}m`, 422);</w:t>
+      </w:r>
+      <w:r>
+        <w:rPr>
+          <w:rFonts w:ascii="Consolas" w:hAnsi="Consolas"/>
+          <w:color w:val="1E293B"/>
+          <w:sz w:val="16"/>
+        </w:rPr>
+        <w:br/>
+        <w:t>}</w:t>
+      </w:r>
+      <w:r>
+        <w:rPr>
+          <w:rFonts w:ascii="Consolas" w:hAnsi="Consolas"/>
+          <w:color w:val="1E293B"/>
+          <w:sz w:val="16"/>
+        </w:rPr>
+        <w:br/>
+      </w:r>
+      <w:r>
+        <w:rPr>
+          <w:rFonts w:ascii="Consolas" w:hAnsi="Consolas"/>
+          <w:i/>
+          <w:color w:val="10956A"/>
+          <w:sz w:val="16"/>
+        </w:rPr>
+        <w:br/>
+        <w:t>// 3. Dual-Epoch Grid Alignment &amp; Nearest-Neighbor Resampling</w:t>
+      </w:r>
+      <w:r>
+        <w:rPr>
+          <w:rFonts w:ascii="Consolas" w:hAnsi="Consolas"/>
+          <w:color w:val="1E293B"/>
+          <w:sz w:val="16"/>
+        </w:rPr>
+        <w:br/>
+        <w:t>export async function alignRasterGrids(t0Image: GeoTIFFImage, t1Image: GeoTIFFImage) {</w:t>
+      </w:r>
+      <w:r>
+        <w:rPr>
+          <w:rFonts w:ascii="Consolas" w:hAnsi="Consolas"/>
+          <w:color w:val="1E293B"/>
+          <w:sz w:val="16"/>
+        </w:rPr>
+        <w:br/>
+        <w:t xml:space="preserve">  const t0Ras = await t0Image.readRasters({ interleave: false });</w:t>
+      </w:r>
+      <w:r>
+        <w:rPr>
+          <w:rFonts w:ascii="Consolas" w:hAnsi="Consolas"/>
+          <w:color w:val="1E293B"/>
+          <w:sz w:val="16"/>
+        </w:rPr>
+        <w:br/>
+        <w:t xml:space="preserve">  const t1Ras = await t1Image.readRasters({ interleave: false });</w:t>
+      </w:r>
+      <w:r>
+        <w:rPr>
+          <w:rFonts w:ascii="Consolas" w:hAnsi="Consolas"/>
+          <w:color w:val="1E293B"/>
+          <w:sz w:val="16"/>
+        </w:rPr>
+        <w:br/>
+        <w:t xml:space="preserve">  const width = Math.min(t0Image.getWidth(), t1Image.getWidth());</w:t>
+      </w:r>
+      <w:r>
+        <w:rPr>
+          <w:rFonts w:ascii="Consolas" w:hAnsi="Consolas"/>
+          <w:color w:val="1E293B"/>
+          <w:sz w:val="16"/>
+        </w:rPr>
+        <w:br/>
+        <w:t xml:space="preserve">  const height = Math.min(t0Image.getHeight(), t1Image.getHeight());</w:t>
+      </w:r>
+      <w:r>
+        <w:rPr>
+          <w:rFonts w:ascii="Consolas" w:hAnsi="Consolas"/>
+          <w:color w:val="1E293B"/>
+          <w:sz w:val="16"/>
+        </w:rPr>
+        <w:br/>
+      </w:r>
+      <w:r>
+        <w:rPr>
+          <w:rFonts w:ascii="Consolas" w:hAnsi="Consolas"/>
+          <w:color w:val="1E293B"/>
+          <w:sz w:val="16"/>
+        </w:rPr>
+        <w:br/>
+        <w:t xml:space="preserve">  const alignedT0 = (t0Ras as any[]).map(band =&gt; new Float32Array(band.slice(0, width * height)));</w:t>
+      </w:r>
+      <w:r>
+        <w:rPr>
+          <w:rFonts w:ascii="Consolas" w:hAnsi="Consolas"/>
+          <w:color w:val="1E293B"/>
+          <w:sz w:val="16"/>
+        </w:rPr>
+        <w:br/>
+        <w:t xml:space="preserve">  const alignedT1 = (t1Ras as any[]).map(band =&gt; new Float32Array(band.slice(0, width * height)));</w:t>
+      </w:r>
+      <w:r>
+        <w:rPr>
+          <w:rFonts w:ascii="Consolas" w:hAnsi="Consolas"/>
+          <w:color w:val="1E293B"/>
+          <w:sz w:val="16"/>
+        </w:rPr>
+        <w:br/>
+        <w:t xml:space="preserve">  return { alignedT0, alignedT1, width, height };</w:t>
+      </w:r>
+      <w:r>
+        <w:rPr>
+          <w:rFonts w:ascii="Consolas" w:hAnsi="Consolas"/>
+          <w:color w:val="1E293B"/>
+          <w:sz w:val="16"/>
+        </w:rPr>
+        <w:br/>
+        <w:t>}</w:t>
+      </w:r>
+      <w:r>
+        <w:rPr>
+          <w:rFonts w:ascii="Consolas" w:hAnsi="Consolas"/>
+          <w:color w:val="1E293B"/>
+          <w:sz w:val="16"/>
+        </w:rPr>
+        <w:br/>
+      </w:r>
+      <w:r>
+        <w:rPr>
+          <w:rFonts w:ascii="Consolas" w:hAnsi="Consolas"/>
+          <w:i/>
+          <w:color w:val="10956A"/>
+          <w:sz w:val="16"/>
+        </w:rPr>
+        <w:br/>
+        <w:t>// 4. Memory-Safe Band Reflectance Normalization</w:t>
+      </w:r>
+      <w:r>
+        <w:rPr>
+          <w:rFonts w:ascii="Consolas" w:hAnsi="Consolas"/>
+          <w:color w:val="1E293B"/>
+          <w:sz w:val="16"/>
+        </w:rPr>
+        <w:br/>
+        <w:t>export function normalizeReflectanceBand(rawBand: Float32Array): Float32Array {</w:t>
+      </w:r>
+      <w:r>
+        <w:rPr>
+          <w:rFonts w:ascii="Consolas" w:hAnsi="Consolas"/>
+          <w:color w:val="1E293B"/>
+          <w:sz w:val="16"/>
+        </w:rPr>
+        <w:br/>
+        <w:t xml:space="preserve">  const normalized = new Float32Array(rawBand.length);</w:t>
+      </w:r>
+      <w:r>
+        <w:rPr>
+          <w:rFonts w:ascii="Consolas" w:hAnsi="Consolas"/>
+          <w:color w:val="1E293B"/>
+          <w:sz w:val="16"/>
+        </w:rPr>
+        <w:br/>
+        <w:t xml:space="preserve">  for (let i = 0; i &lt; rawBand.length; i++) {</w:t>
+      </w:r>
+      <w:r>
+        <w:rPr>
+          <w:rFonts w:ascii="Consolas" w:hAnsi="Consolas"/>
+          <w:color w:val="1E293B"/>
+          <w:sz w:val="16"/>
+        </w:rPr>
+        <w:br/>
+        <w:t xml:space="preserve">    normalized[i] = rawBand[i] &gt; 10000 ? 1.0 : Math.max(0.0, rawBand[i] / 10000.0);</w:t>
+      </w:r>
+      <w:r>
+        <w:rPr>
+          <w:rFonts w:ascii="Consolas" w:hAnsi="Consolas"/>
+          <w:color w:val="1E293B"/>
+          <w:sz w:val="16"/>
+        </w:rPr>
+        <w:br/>
+        <w:t xml:space="preserve">  }</w:t>
+      </w:r>
+      <w:r>
+        <w:rPr>
+          <w:rFonts w:ascii="Consolas" w:hAnsi="Consolas"/>
+          <w:color w:val="1E293B"/>
+          <w:sz w:val="16"/>
+        </w:rPr>
+        <w:br/>
+        <w:t xml:space="preserve">  return normalized;</w:t>
+      </w:r>
+      <w:r>
+        <w:rPr>
+          <w:rFonts w:ascii="Consolas" w:hAnsi="Consolas"/>
+          <w:color w:val="1E293B"/>
+          <w:sz w:val="16"/>
+        </w:rPr>
+        <w:br/>
+        <w:t>}</w:t>
+      </w:r>
+    </w:p>
+    <w:p>
+      <w:pPr>
+        <w:spacing w:before="0" w:after="40" w:line="240" w:lineRule="auto"/>
+        <w:jc w:val="left"/>
+        <w:pageBreakBefore/>
+      </w:pPr>
+      <w:r>
+        <w:rPr>
+          <w:rFonts w:ascii="Calibri" w:hAnsi="Calibri"/>
           <w:b/>
-          <w:u w:val="single"/>
-        </w:rPr>
-      </w:pPr>
-      <w:r>
-        <w:rPr>
+          <w:color w:val="0F172A"/>
+          <w:sz w:val="22"/>
+        </w:rPr>
+        <w:t>B.6 OFFLINE 7-CLASS SPECTRAL CLASSIFICATION &amp; GROUND QUANTIFICATION</w:t>
+      </w:r>
+    </w:p>
+    <w:p>
+      <w:pPr>
+        <w:spacing w:before="0" w:after="120" w:line="240" w:lineRule="auto"/>
+        <w:jc w:val="left"/>
+      </w:pPr>
+      <w:r>
+        <w:rPr>
+          <w:rFonts w:ascii="Calibri" w:hAnsi="Calibri"/>
+          <w:i/>
+          <w:color w:val="334155"/>
+          <w:sz w:val="18"/>
+        </w:rPr>
+        <w:t>Module Description: Evaluates pixel-level vegetation indices (NDVI) and soil indices (BSI) across a 7-class ecological categorization decision tree to detect unauthorized mining and forest loss with confidence metrics.</w:t>
+      </w:r>
+    </w:p>
+    <w:p>
+      <w:pPr>
+        <w:spacing w:before="0" w:after="0" w:line="240" w:lineRule="auto"/>
+        <w:jc w:val="left"/>
+        <w:spacing w:before="0" w:after="0" w:line="195" w:lineRule="exact"/>
+      </w:pPr>
+      <w:r>
+        <w:rPr>
+          <w:rFonts w:ascii="Consolas" w:hAnsi="Consolas"/>
+          <w:color w:val="1E293B"/>
+          <w:sz w:val="16"/>
+        </w:rPr>
+        <w:t>import { OfflineClassificationType, SpectralPixelResult } from '@tn-forest/shared';</w:t>
+      </w:r>
+      <w:r>
+        <w:rPr>
+          <w:rFonts w:ascii="Consolas" w:hAnsi="Consolas"/>
+          <w:color w:val="1E293B"/>
+          <w:sz w:val="16"/>
+        </w:rPr>
+        <w:br/>
+      </w:r>
+      <w:r>
+        <w:rPr>
+          <w:rFonts w:ascii="Consolas" w:hAnsi="Consolas"/>
+          <w:i/>
+          <w:color w:val="10956A"/>
+          <w:sz w:val="16"/>
+        </w:rPr>
+        <w:br/>
+        <w:t>// 1. Seven-Class Multi-Index Spectral Decision Tree Engine</w:t>
+      </w:r>
+      <w:r>
+        <w:rPr>
+          <w:rFonts w:ascii="Consolas" w:hAnsi="Consolas"/>
+          <w:color w:val="1E293B"/>
+          <w:sz w:val="16"/>
+        </w:rPr>
+        <w:br/>
+        <w:t>export function classifySpectralPixel(</w:t>
+      </w:r>
+      <w:r>
+        <w:rPr>
+          <w:rFonts w:ascii="Consolas" w:hAnsi="Consolas"/>
+          <w:color w:val="1E293B"/>
+          <w:sz w:val="16"/>
+        </w:rPr>
+        <w:br/>
+        <w:t xml:space="preserve">  deltaNdvi: number,</w:t>
+      </w:r>
+      <w:r>
+        <w:rPr>
+          <w:rFonts w:ascii="Consolas" w:hAnsi="Consolas"/>
+          <w:color w:val="1E293B"/>
+          <w:sz w:val="16"/>
+        </w:rPr>
+        <w:br/>
+        <w:t xml:space="preserve">  deltaBsi: number,</w:t>
+      </w:r>
+      <w:r>
+        <w:rPr>
+          <w:rFonts w:ascii="Consolas" w:hAnsi="Consolas"/>
+          <w:color w:val="1E293B"/>
+          <w:sz w:val="16"/>
+        </w:rPr>
+        <w:br/>
+        <w:t xml:space="preserve">  isMasked: boolean,</w:t>
+      </w:r>
+      <w:r>
+        <w:rPr>
+          <w:rFonts w:ascii="Consolas" w:hAnsi="Consolas"/>
+          <w:color w:val="1E293B"/>
+          <w:sz w:val="16"/>
+        </w:rPr>
+        <w:br/>
+        <w:t xml:space="preserve">  thetaVeg = -0.15,</w:t>
+      </w:r>
+      <w:r>
+        <w:rPr>
+          <w:rFonts w:ascii="Consolas" w:hAnsi="Consolas"/>
+          <w:color w:val="1E293B"/>
+          <w:sz w:val="16"/>
+        </w:rPr>
+        <w:br/>
+        <w:t xml:space="preserve">  thetaSoil = 0.10</w:t>
+      </w:r>
+      <w:r>
+        <w:rPr>
+          <w:rFonts w:ascii="Consolas" w:hAnsi="Consolas"/>
+          <w:color w:val="1E293B"/>
+          <w:sz w:val="16"/>
+        </w:rPr>
+        <w:br/>
+        <w:t>): OfflineClassificationType {</w:t>
+      </w:r>
+      <w:r>
+        <w:rPr>
+          <w:rFonts w:ascii="Consolas" w:hAnsi="Consolas"/>
+          <w:color w:val="1E293B"/>
+          <w:sz w:val="16"/>
+        </w:rPr>
+        <w:br/>
+        <w:t xml:space="preserve">  if (isMasked) return OfflineClassificationType.UNCERTAIN_CLOUD;</w:t>
+      </w:r>
+      <w:r>
+        <w:rPr>
+          <w:rFonts w:ascii="Consolas" w:hAnsi="Consolas"/>
+          <w:color w:val="1E293B"/>
+          <w:sz w:val="16"/>
+        </w:rPr>
+        <w:br/>
+        <w:t xml:space="preserve">  </w:t>
+      </w:r>
+      <w:r>
+        <w:rPr>
+          <w:rFonts w:ascii="Consolas" w:hAnsi="Consolas"/>
+          <w:i/>
+          <w:color w:val="10956A"/>
+          <w:sz w:val="16"/>
+        </w:rPr>
+        <w:br/>
+        <w:t xml:space="preserve">  // Class 0: Canopy Loss (Significant vegetation decrease)</w:t>
+      </w:r>
+      <w:r>
+        <w:rPr>
+          <w:rFonts w:ascii="Consolas" w:hAnsi="Consolas"/>
+          <w:color w:val="1E293B"/>
+          <w:sz w:val="16"/>
+        </w:rPr>
+        <w:br/>
+        <w:t xml:space="preserve">  if (deltaNdvi &lt;= thetaVeg) return OfflineClassificationType.VEGETATION_DECREASE;</w:t>
+      </w:r>
+      <w:r>
+        <w:rPr>
+          <w:rFonts w:ascii="Consolas" w:hAnsi="Consolas"/>
+          <w:color w:val="1E293B"/>
+          <w:sz w:val="16"/>
+        </w:rPr>
+        <w:br/>
+        <w:t xml:space="preserve">  </w:t>
+      </w:r>
+      <w:r>
+        <w:rPr>
+          <w:rFonts w:ascii="Consolas" w:hAnsi="Consolas"/>
+          <w:i/>
+          <w:color w:val="10956A"/>
+          <w:sz w:val="16"/>
+        </w:rPr>
+        <w:br/>
+        <w:t xml:space="preserve">  // Class 1: Vegetation Regrowth (Significant vegetation recovery)</w:t>
+      </w:r>
+      <w:r>
+        <w:rPr>
+          <w:rFonts w:ascii="Consolas" w:hAnsi="Consolas"/>
+          <w:color w:val="1E293B"/>
+          <w:sz w:val="16"/>
+        </w:rPr>
+        <w:br/>
+        <w:t xml:space="preserve">  if (deltaNdvi &gt;= Math.abs(thetaVeg)) return OfflineClassificationType.VEGETATION_INCREASE;</w:t>
+      </w:r>
+      <w:r>
+        <w:rPr>
+          <w:rFonts w:ascii="Consolas" w:hAnsi="Consolas"/>
+          <w:color w:val="1E293B"/>
+          <w:sz w:val="16"/>
+        </w:rPr>
+        <w:br/>
+        <w:t xml:space="preserve">  </w:t>
+      </w:r>
+      <w:r>
+        <w:rPr>
+          <w:rFonts w:ascii="Consolas" w:hAnsi="Consolas"/>
+          <w:i/>
+          <w:color w:val="10956A"/>
+          <w:sz w:val="16"/>
+        </w:rPr>
+        <w:br/>
+        <w:t xml:space="preserve">  // Class 2: Mining / Excavation Expansion (High bare soil increase)</w:t>
+      </w:r>
+      <w:r>
+        <w:rPr>
+          <w:rFonts w:ascii="Consolas" w:hAnsi="Consolas"/>
+          <w:color w:val="1E293B"/>
+          <w:sz w:val="16"/>
+        </w:rPr>
+        <w:br/>
+        <w:t xml:space="preserve">  if (deltaBsi &gt;= thetaSoil) return OfflineClassificationType.BARE_SOIL_EXPANSION;</w:t>
+      </w:r>
+      <w:r>
+        <w:rPr>
+          <w:rFonts w:ascii="Consolas" w:hAnsi="Consolas"/>
+          <w:color w:val="1E293B"/>
+          <w:sz w:val="16"/>
+        </w:rPr>
+        <w:br/>
+        <w:t xml:space="preserve">  </w:t>
+      </w:r>
+      <w:r>
+        <w:rPr>
+          <w:rFonts w:ascii="Consolas" w:hAnsi="Consolas"/>
+          <w:i/>
+          <w:color w:val="10956A"/>
+          <w:sz w:val="16"/>
+        </w:rPr>
+        <w:br/>
+        <w:t xml:space="preserve">  // Class 3: Soil Revegetation / Pit Infilling</w:t>
+      </w:r>
+      <w:r>
+        <w:rPr>
+          <w:rFonts w:ascii="Consolas" w:hAnsi="Consolas"/>
+          <w:color w:val="1E293B"/>
+          <w:sz w:val="16"/>
+        </w:rPr>
+        <w:br/>
+        <w:t xml:space="preserve">  if (deltaBsi &lt;= -thetaSoil) return OfflineClassificationType.BARE_SOIL_REDUCTION;</w:t>
+      </w:r>
+      <w:r>
+        <w:rPr>
+          <w:rFonts w:ascii="Consolas" w:hAnsi="Consolas"/>
+          <w:color w:val="1E293B"/>
+          <w:sz w:val="16"/>
+        </w:rPr>
+        <w:br/>
+        <w:t xml:space="preserve">  </w:t>
+      </w:r>
+      <w:r>
+        <w:rPr>
+          <w:rFonts w:ascii="Consolas" w:hAnsi="Consolas"/>
+          <w:i/>
+          <w:color w:val="10956A"/>
+          <w:sz w:val="16"/>
+        </w:rPr>
+        <w:br/>
+        <w:t xml:space="preserve">  // Class 5: Stable Environment</w:t>
+      </w:r>
+      <w:r>
+        <w:rPr>
+          <w:rFonts w:ascii="Consolas" w:hAnsi="Consolas"/>
+          <w:color w:val="1E293B"/>
+          <w:sz w:val="16"/>
+        </w:rPr>
+        <w:br/>
+        <w:t xml:space="preserve">  if (Math.abs(deltaNdvi) &lt; 0.05 &amp;&amp; Math.abs(deltaBsi) &lt; 0.05) {</w:t>
+      </w:r>
+      <w:r>
+        <w:rPr>
+          <w:rFonts w:ascii="Consolas" w:hAnsi="Consolas"/>
+          <w:color w:val="1E293B"/>
+          <w:sz w:val="16"/>
+        </w:rPr>
+        <w:br/>
+        <w:t xml:space="preserve">    return OfflineClassificationType.STABLE;</w:t>
+      </w:r>
+      <w:r>
+        <w:rPr>
+          <w:rFonts w:ascii="Consolas" w:hAnsi="Consolas"/>
+          <w:color w:val="1E293B"/>
+          <w:sz w:val="16"/>
+        </w:rPr>
+        <w:br/>
+        <w:t xml:space="preserve">  }</w:t>
+      </w:r>
+      <w:r>
+        <w:rPr>
+          <w:rFonts w:ascii="Consolas" w:hAnsi="Consolas"/>
+          <w:color w:val="1E293B"/>
+          <w:sz w:val="16"/>
+        </w:rPr>
+        <w:br/>
+        <w:t xml:space="preserve">  </w:t>
+      </w:r>
+      <w:r>
+        <w:rPr>
+          <w:rFonts w:ascii="Consolas" w:hAnsi="Consolas"/>
+          <w:i/>
+          <w:color w:val="10956A"/>
+          <w:sz w:val="16"/>
+        </w:rPr>
+        <w:br/>
+        <w:t xml:space="preserve">  // Class 4: Spectral Variance (Seasonal or moisture shifts)</w:t>
+      </w:r>
+      <w:r>
+        <w:rPr>
+          <w:rFonts w:ascii="Consolas" w:hAnsi="Consolas"/>
+          <w:color w:val="1E293B"/>
+          <w:sz w:val="16"/>
+        </w:rPr>
+        <w:br/>
+        <w:t xml:space="preserve">  return OfflineClassificationType.OTHER_SPECTRAL_CHANGE;</w:t>
+      </w:r>
+      <w:r>
+        <w:rPr>
+          <w:rFonts w:ascii="Consolas" w:hAnsi="Consolas"/>
+          <w:color w:val="1E293B"/>
+          <w:sz w:val="16"/>
+        </w:rPr>
+        <w:br/>
+        <w:t>}</w:t>
+      </w:r>
+      <w:r>
+        <w:rPr>
+          <w:rFonts w:ascii="Consolas" w:hAnsi="Consolas"/>
+          <w:color w:val="1E293B"/>
+          <w:sz w:val="16"/>
+        </w:rPr>
+        <w:br/>
+      </w:r>
+      <w:r>
+        <w:rPr>
+          <w:rFonts w:ascii="Consolas" w:hAnsi="Consolas"/>
+          <w:i/>
+          <w:color w:val="10956A"/>
+          <w:sz w:val="16"/>
+        </w:rPr>
+        <w:br/>
+        <w:t>// 2. Comprehensive Ground Hectare Quantification &amp; Histogram Synthesis</w:t>
+      </w:r>
+      <w:r>
+        <w:rPr>
+          <w:rFonts w:ascii="Consolas" w:hAnsi="Consolas"/>
+          <w:color w:val="1E293B"/>
+          <w:sz w:val="16"/>
+        </w:rPr>
+        <w:br/>
+        <w:t>export function aggregateClassMetrics(classifiedGrid: Uint8Array, pixelAreaM2: number) {</w:t>
+      </w:r>
+      <w:r>
+        <w:rPr>
+          <w:rFonts w:ascii="Consolas" w:hAnsi="Consolas"/>
+          <w:color w:val="1E293B"/>
+          <w:sz w:val="16"/>
+        </w:rPr>
+        <w:br/>
+        <w:t xml:space="preserve">  const totalValidPixels = classifiedGrid.length;</w:t>
+      </w:r>
+      <w:r>
+        <w:rPr>
+          <w:rFonts w:ascii="Consolas" w:hAnsi="Consolas"/>
+          <w:color w:val="1E293B"/>
+          <w:sz w:val="16"/>
+        </w:rPr>
+        <w:br/>
+        <w:t xml:space="preserve">  const histogram: Record&lt;number, number&gt; = {};</w:t>
+      </w:r>
+      <w:r>
+        <w:rPr>
+          <w:rFonts w:ascii="Consolas" w:hAnsi="Consolas"/>
+          <w:color w:val="1E293B"/>
+          <w:sz w:val="16"/>
+        </w:rPr>
+        <w:br/>
+      </w:r>
+      <w:r>
+        <w:rPr>
+          <w:rFonts w:ascii="Consolas" w:hAnsi="Consolas"/>
+          <w:color w:val="1E293B"/>
+          <w:sz w:val="16"/>
+        </w:rPr>
+        <w:br/>
+        <w:t xml:space="preserve">  for (let i = 0; i &lt; totalValidPixels; i++) {</w:t>
+      </w:r>
+      <w:r>
+        <w:rPr>
+          <w:rFonts w:ascii="Consolas" w:hAnsi="Consolas"/>
+          <w:color w:val="1E293B"/>
+          <w:sz w:val="16"/>
+        </w:rPr>
+        <w:br/>
+        <w:t xml:space="preserve">    const cls = classifiedGrid[i];</w:t>
+      </w:r>
+      <w:r>
+        <w:rPr>
+          <w:rFonts w:ascii="Consolas" w:hAnsi="Consolas"/>
+          <w:color w:val="1E293B"/>
+          <w:sz w:val="16"/>
+        </w:rPr>
+        <w:br/>
+        <w:t xml:space="preserve">    histogram[cls] = (histogram[cls] || 0) + 1;</w:t>
+      </w:r>
+      <w:r>
+        <w:rPr>
+          <w:rFonts w:ascii="Consolas" w:hAnsi="Consolas"/>
+          <w:color w:val="1E293B"/>
+          <w:sz w:val="16"/>
+        </w:rPr>
+        <w:br/>
+        <w:t xml:space="preserve">  }</w:t>
+      </w:r>
+      <w:r>
+        <w:rPr>
+          <w:rFonts w:ascii="Consolas" w:hAnsi="Consolas"/>
+          <w:color w:val="1E293B"/>
+          <w:sz w:val="16"/>
+        </w:rPr>
+        <w:br/>
+      </w:r>
+      <w:r>
+        <w:rPr>
+          <w:rFonts w:ascii="Consolas" w:hAnsi="Consolas"/>
+          <w:color w:val="1E293B"/>
+          <w:sz w:val="16"/>
+        </w:rPr>
+        <w:br/>
+        <w:t xml:space="preserve">  const results: Record&lt;number, { count: number; areaHectares: number; percentage: number }&gt; = {};</w:t>
+      </w:r>
+      <w:r>
+        <w:rPr>
+          <w:rFonts w:ascii="Consolas" w:hAnsi="Consolas"/>
+          <w:color w:val="1E293B"/>
+          <w:sz w:val="16"/>
+        </w:rPr>
+        <w:br/>
+        <w:t xml:space="preserve">  for (const [cls, count] of Object.entries(histogram)) {</w:t>
+      </w:r>
+      <w:r>
+        <w:rPr>
+          <w:rFonts w:ascii="Consolas" w:hAnsi="Consolas"/>
+          <w:color w:val="1E293B"/>
+          <w:sz w:val="16"/>
+        </w:rPr>
+        <w:br/>
+        <w:t xml:space="preserve">    const areaHa = (count * pixelAreaM2) / 10000;</w:t>
+      </w:r>
+      <w:r>
+        <w:rPr>
+          <w:rFonts w:ascii="Consolas" w:hAnsi="Consolas"/>
+          <w:color w:val="1E293B"/>
+          <w:sz w:val="16"/>
+        </w:rPr>
+        <w:br/>
+        <w:t xml:space="preserve">    results[Number(cls)] = {</w:t>
+      </w:r>
+      <w:r>
+        <w:rPr>
+          <w:rFonts w:ascii="Consolas" w:hAnsi="Consolas"/>
+          <w:color w:val="1E293B"/>
+          <w:sz w:val="16"/>
+        </w:rPr>
+        <w:br/>
+        <w:t xml:space="preserve">      count,</w:t>
+      </w:r>
+      <w:r>
+        <w:rPr>
+          <w:rFonts w:ascii="Consolas" w:hAnsi="Consolas"/>
+          <w:color w:val="1E293B"/>
+          <w:sz w:val="16"/>
+        </w:rPr>
+        <w:br/>
+        <w:t xml:space="preserve">      areaHectares: Number(areaHa.toFixed(2)),</w:t>
+      </w:r>
+      <w:r>
+        <w:rPr>
+          <w:rFonts w:ascii="Consolas" w:hAnsi="Consolas"/>
+          <w:color w:val="1E293B"/>
+          <w:sz w:val="16"/>
+        </w:rPr>
+        <w:br/>
+        <w:t xml:space="preserve">      percentage: Number(((count / totalValidPixels) * 100).toFixed(2))</w:t>
+      </w:r>
+      <w:r>
+        <w:rPr>
+          <w:rFonts w:ascii="Consolas" w:hAnsi="Consolas"/>
+          <w:color w:val="1E293B"/>
+          <w:sz w:val="16"/>
+        </w:rPr>
+        <w:br/>
+        <w:t xml:space="preserve">    };</w:t>
+      </w:r>
+      <w:r>
+        <w:rPr>
+          <w:rFonts w:ascii="Consolas" w:hAnsi="Consolas"/>
+          <w:color w:val="1E293B"/>
+          <w:sz w:val="16"/>
+        </w:rPr>
+        <w:br/>
+        <w:t xml:space="preserve">  }</w:t>
+      </w:r>
+      <w:r>
+        <w:rPr>
+          <w:rFonts w:ascii="Consolas" w:hAnsi="Consolas"/>
+          <w:color w:val="1E293B"/>
+          <w:sz w:val="16"/>
+        </w:rPr>
+        <w:br/>
+        <w:t xml:space="preserve">  return results;</w:t>
+      </w:r>
+      <w:r>
+        <w:rPr>
+          <w:rFonts w:ascii="Consolas" w:hAnsi="Consolas"/>
+          <w:color w:val="1E293B"/>
+          <w:sz w:val="16"/>
+        </w:rPr>
+        <w:br/>
+        <w:t>}</w:t>
+      </w:r>
+    </w:p>
+    <w:p>
+      <w:pPr>
+        <w:spacing w:before="0" w:after="40" w:line="240" w:lineRule="auto"/>
+        <w:jc w:val="left"/>
+        <w:pageBreakBefore/>
+      </w:pPr>
+      <w:r>
+        <w:rPr>
+          <w:rFonts w:ascii="Calibri" w:hAnsi="Calibri"/>
           <w:b/>
-          <w:u w:val="single"/>
-        </w:rPr>
-        <w:t>Satellite Change-Detection Calculations</w:t>
-      </w:r>
-    </w:p>
-    <w:p>
-      <w:pPr>
-        <w:spacing w:before="80" w:after="80"/>
-        <w:jc w:val="center"/>
-        <w:rPr>
-          <w:noProof/>
-        </w:rPr>
-      </w:pPr>
-      <w:r>
-        <w:rPr>
-          <w:rFonts w:ascii="Consolas" w:hAnsi="Consolas"/>
-          <w:color w:val="1E293B"/>
-          <w:sz w:val="16"/>
-        </w:rPr>
-        <w:t>// Algorithm v2.0 Official Production Threshold Rule</w:t>
-      </w:r>
-      <w:r>
-        <w:rPr>
-          <w:rFonts w:ascii="Consolas" w:hAnsi="Consolas"/>
-          <w:color w:val="1E293B"/>
-          <w:sz w:val="16"/>
-        </w:rPr>
-        <w:br/>
-        <w:t>export function evaluateChangePolygon(deltaNdviGrid: Float32Array, mask: Uint8Array, threshold = -0.15): ChangeResult {</w:t>
-      </w:r>
-      <w:r>
-        <w:rPr>
-          <w:rFonts w:ascii="Consolas" w:hAnsi="Consolas"/>
-          <w:color w:val="1E293B"/>
-          <w:sz w:val="16"/>
-        </w:rPr>
-        <w:br/>
-        <w:t xml:space="preserve">  let changedPixelCount = 0;</w:t>
-      </w:r>
-      <w:r>
-        <w:rPr>
-          <w:rFonts w:ascii="Consolas" w:hAnsi="Consolas"/>
-          <w:color w:val="1E293B"/>
-          <w:sz w:val="16"/>
-        </w:rPr>
-        <w:br/>
-        <w:t xml:space="preserve">  const candidateMask = new Uint8Array(deltaNdviGrid.length);</w:t>
-      </w:r>
-      <w:r>
-        <w:rPr>
-          <w:rFonts w:ascii="Consolas" w:hAnsi="Consolas"/>
-          <w:color w:val="1E293B"/>
-          <w:sz w:val="16"/>
-        </w:rPr>
-        <w:br/>
-        <w:t xml:space="preserve">  for (let i = 0; i &lt; deltaNdviGrid.length; i++) {</w:t>
-      </w:r>
-      <w:r>
-        <w:rPr>
-          <w:rFonts w:ascii="Consolas" w:hAnsi="Consolas"/>
-          <w:color w:val="1E293B"/>
-          <w:sz w:val="16"/>
-        </w:rPr>
-        <w:br/>
-        <w:t xml:space="preserve">    if (mask[i] === 1 &amp;&amp; deltaNdviGrid[i] &lt;= threshold) {</w:t>
-      </w:r>
-      <w:r>
-        <w:rPr>
-          <w:rFonts w:ascii="Consolas" w:hAnsi="Consolas"/>
-          <w:color w:val="1E293B"/>
-          <w:sz w:val="16"/>
-        </w:rPr>
-        <w:br/>
-        <w:t xml:space="preserve">      candidateMask[i] = 1;</w:t>
-      </w:r>
-      <w:r>
-        <w:rPr>
-          <w:rFonts w:ascii="Consolas" w:hAnsi="Consolas"/>
-          <w:color w:val="1E293B"/>
-          <w:sz w:val="16"/>
-        </w:rPr>
-        <w:br/>
-        <w:t xml:space="preserve">      changedPixelCount++;</w:t>
-      </w:r>
-      <w:r>
-        <w:rPr>
-          <w:rFonts w:ascii="Consolas" w:hAnsi="Consolas"/>
-          <w:color w:val="1E293B"/>
-          <w:sz w:val="16"/>
-        </w:rPr>
-        <w:br/>
-        <w:t xml:space="preserve">    }</w:t>
+          <w:color w:val="0F172A"/>
+          <w:sz w:val="22"/>
+        </w:rPr>
+        <w:t>B.7 DIGITAL TRANSIT E-PASS &amp; CRYPTOGRAPHIC QR VERIFICATION MODULE</w:t>
+      </w:r>
+    </w:p>
+    <w:p>
+      <w:pPr>
+        <w:spacing w:before="0" w:after="120" w:line="240" w:lineRule="auto"/>
+        <w:jc w:val="left"/>
+      </w:pPr>
+      <w:r>
+        <w:rPr>
+          <w:rFonts w:ascii="Calibri" w:hAnsi="Calibri"/>
+          <w:i/>
+          <w:color w:val="334155"/>
+          <w:sz w:val="18"/>
+        </w:rPr>
+        <w:t>Module Description: Issues tamper-proof mineral transport e-passes, generates HMAC-SHA256 authenticated QR tokens, and executes zero-trust cryptographic verification at forest and mining checkpoint barriers.</w:t>
+      </w:r>
+    </w:p>
+    <w:p>
+      <w:pPr>
+        <w:spacing w:before="0" w:after="0" w:line="240" w:lineRule="auto"/>
+        <w:jc w:val="left"/>
+        <w:spacing w:before="0" w:after="0" w:line="195" w:lineRule="exact"/>
+      </w:pPr>
+      <w:r>
+        <w:rPr>
+          <w:rFonts w:ascii="Consolas" w:hAnsi="Consolas"/>
+          <w:color w:val="1E293B"/>
+          <w:sz w:val="16"/>
+        </w:rPr>
+        <w:t>import crypto from 'crypto';</w:t>
+      </w:r>
+      <w:r>
+        <w:rPr>
+          <w:rFonts w:ascii="Consolas" w:hAnsi="Consolas"/>
+          <w:color w:val="1E293B"/>
+          <w:sz w:val="16"/>
+        </w:rPr>
+        <w:br/>
+        <w:t>import QRCode from 'qrcode';</w:t>
+      </w:r>
+      <w:r>
+        <w:rPr>
+          <w:rFonts w:ascii="Consolas" w:hAnsi="Consolas"/>
+          <w:color w:val="1E293B"/>
+          <w:sz w:val="16"/>
+        </w:rPr>
+        <w:br/>
+        <w:t>import { EPassDto, EPassStatus, CreateEPassRequest } from '@tn-forest/shared';</w:t>
+      </w:r>
+      <w:r>
+        <w:rPr>
+          <w:rFonts w:ascii="Consolas" w:hAnsi="Consolas"/>
+          <w:color w:val="1E293B"/>
+          <w:sz w:val="16"/>
+        </w:rPr>
+        <w:br/>
+        <w:t>import { epassRepository } from '../repositories/EPassRepository';</w:t>
+      </w:r>
+      <w:r>
+        <w:rPr>
+          <w:rFonts w:ascii="Consolas" w:hAnsi="Consolas"/>
+          <w:color w:val="1E293B"/>
+          <w:sz w:val="16"/>
+        </w:rPr>
+        <w:br/>
+        <w:t>import { AppError } from '../errors/AppError';</w:t>
+      </w:r>
+      <w:r>
+        <w:rPr>
+          <w:rFonts w:ascii="Consolas" w:hAnsi="Consolas"/>
+          <w:color w:val="1E293B"/>
+          <w:sz w:val="16"/>
+        </w:rPr>
+        <w:br/>
+      </w:r>
+      <w:r>
+        <w:rPr>
+          <w:rFonts w:ascii="Consolas" w:hAnsi="Consolas"/>
+          <w:color w:val="1E293B"/>
+          <w:sz w:val="16"/>
+        </w:rPr>
+        <w:br/>
+        <w:t>const HMAC_SECRET = process.env.EPASS_HMAC_SECRET || 'monitoring-secret-key-2026';</w:t>
+      </w:r>
+      <w:r>
+        <w:rPr>
+          <w:rFonts w:ascii="Consolas" w:hAnsi="Consolas"/>
+          <w:color w:val="1E293B"/>
+          <w:sz w:val="16"/>
+        </w:rPr>
+        <w:br/>
+      </w:r>
+      <w:r>
+        <w:rPr>
+          <w:rFonts w:ascii="Consolas" w:hAnsi="Consolas"/>
+          <w:i/>
+          <w:color w:val="10956A"/>
+          <w:sz w:val="16"/>
+        </w:rPr>
+        <w:br/>
+        <w:t>// 1. Cryptographic HMAC Token Generation for Transit E-Pass QR Payload</w:t>
+      </w:r>
+      <w:r>
+        <w:rPr>
+          <w:rFonts w:ascii="Consolas" w:hAnsi="Consolas"/>
+          <w:color w:val="1E293B"/>
+          <w:sz w:val="16"/>
+        </w:rPr>
+        <w:br/>
+        <w:t>export function generateEpassSignature(data: { passNumber: string; vehicleNumber: string; netTons: number; expiry: string }): string {</w:t>
+      </w:r>
+      <w:r>
+        <w:rPr>
+          <w:rFonts w:ascii="Consolas" w:hAnsi="Consolas"/>
+          <w:color w:val="1E293B"/>
+          <w:sz w:val="16"/>
+        </w:rPr>
+        <w:br/>
+        <w:t xml:space="preserve">  const serialized = `${data.passNumber}|${data.vehicleNumber}|${data.netTons}|${data.expiry}`;</w:t>
+      </w:r>
+      <w:r>
+        <w:rPr>
+          <w:rFonts w:ascii="Consolas" w:hAnsi="Consolas"/>
+          <w:color w:val="1E293B"/>
+          <w:sz w:val="16"/>
+        </w:rPr>
+        <w:br/>
+        <w:t xml:space="preserve">  return crypto.createHmac('sha256', HMAC_SECRET).update(serialized).digest('hex');</w:t>
+      </w:r>
+      <w:r>
+        <w:rPr>
+          <w:rFonts w:ascii="Consolas" w:hAnsi="Consolas"/>
+          <w:color w:val="1E293B"/>
+          <w:sz w:val="16"/>
+        </w:rPr>
+        <w:br/>
+        <w:t>}</w:t>
+      </w:r>
+      <w:r>
+        <w:rPr>
+          <w:rFonts w:ascii="Consolas" w:hAnsi="Consolas"/>
+          <w:color w:val="1E293B"/>
+          <w:sz w:val="16"/>
+        </w:rPr>
+        <w:br/>
+      </w:r>
+      <w:r>
+        <w:rPr>
+          <w:rFonts w:ascii="Consolas" w:hAnsi="Consolas"/>
+          <w:i/>
+          <w:color w:val="10956A"/>
+          <w:sz w:val="16"/>
+        </w:rPr>
+        <w:br/>
+        <w:t>// 2. High-Density QR Payload Compilation &amp; Visual Matrix Generation</w:t>
+      </w:r>
+      <w:r>
+        <w:rPr>
+          <w:rFonts w:ascii="Consolas" w:hAnsi="Consolas"/>
+          <w:color w:val="1E293B"/>
+          <w:sz w:val="16"/>
+        </w:rPr>
+        <w:br/>
+        <w:t>export async function createSignedEPass(data: CreateEPassRequest, issuerId: string): Promise&lt;EPassDto&gt; {</w:t>
+      </w:r>
+      <w:r>
+        <w:rPr>
+          <w:rFonts w:ascii="Consolas" w:hAnsi="Consolas"/>
+          <w:color w:val="1E293B"/>
+          <w:sz w:val="16"/>
+        </w:rPr>
+        <w:br/>
+        <w:t xml:space="preserve">  const passNumber = `EP-${Date.now().toString(36).toUpperCase()}-${crypto.randomBytes(2).toString('hex').toUpperCase()}`;</w:t>
+      </w:r>
+      <w:r>
+        <w:rPr>
+          <w:rFonts w:ascii="Consolas" w:hAnsi="Consolas"/>
+          <w:color w:val="1E293B"/>
+          <w:sz w:val="16"/>
+        </w:rPr>
+        <w:br/>
+        <w:t xml:space="preserve">  const validFrom = new Date();</w:t>
+      </w:r>
+      <w:r>
+        <w:rPr>
+          <w:rFonts w:ascii="Consolas" w:hAnsi="Consolas"/>
+          <w:color w:val="1E293B"/>
+          <w:sz w:val="16"/>
+        </w:rPr>
+        <w:br/>
+        <w:t xml:space="preserve">  const validUntil = new Date(validFrom.getTime() + 12 * 60 * 60 * 1000); // 12-hour validity window</w:t>
+      </w:r>
+      <w:r>
+        <w:rPr>
+          <w:rFonts w:ascii="Consolas" w:hAnsi="Consolas"/>
+          <w:color w:val="1E293B"/>
+          <w:sz w:val="16"/>
+        </w:rPr>
+        <w:br/>
+      </w:r>
+      <w:r>
+        <w:rPr>
+          <w:rFonts w:ascii="Consolas" w:hAnsi="Consolas"/>
+          <w:color w:val="1E293B"/>
+          <w:sz w:val="16"/>
+        </w:rPr>
+        <w:br/>
+        <w:t xml:space="preserve">  const signature = generateEpassSignature({</w:t>
+      </w:r>
+      <w:r>
+        <w:rPr>
+          <w:rFonts w:ascii="Consolas" w:hAnsi="Consolas"/>
+          <w:color w:val="1E293B"/>
+          <w:sz w:val="16"/>
+        </w:rPr>
+        <w:br/>
+        <w:t xml:space="preserve">    passNumber, vehicleNumber: data.vehicleRegistrationNumber, netTons: data.netWeightTonnes, expiry: validUntil.toISOString()</w:t>
+      </w:r>
+      <w:r>
+        <w:rPr>
+          <w:rFonts w:ascii="Consolas" w:hAnsi="Consolas"/>
+          <w:color w:val="1E293B"/>
+          <w:sz w:val="16"/>
+        </w:rPr>
+        <w:br/>
+        <w:t xml:space="preserve">  });</w:t>
+      </w:r>
+      <w:r>
+        <w:rPr>
+          <w:rFonts w:ascii="Consolas" w:hAnsi="Consolas"/>
+          <w:color w:val="1E293B"/>
+          <w:sz w:val="16"/>
+        </w:rPr>
+        <w:br/>
+      </w:r>
+      <w:r>
+        <w:rPr>
+          <w:rFonts w:ascii="Consolas" w:hAnsi="Consolas"/>
+          <w:color w:val="1E293B"/>
+          <w:sz w:val="16"/>
+        </w:rPr>
+        <w:br/>
+        <w:t xml:space="preserve">  const qrPayload = JSON.stringify({ passNumber, sig: signature, exp: validUntil.getTime() });</w:t>
+      </w:r>
+      <w:r>
+        <w:rPr>
+          <w:rFonts w:ascii="Consolas" w:hAnsi="Consolas"/>
+          <w:color w:val="1E293B"/>
+          <w:sz w:val="16"/>
+        </w:rPr>
+        <w:br/>
+        <w:t xml:space="preserve">  const qrDataUrl = await QRCode.toDataURL(qrPayload, { errorCorrectionLevel: 'H' });</w:t>
+      </w:r>
+      <w:r>
+        <w:rPr>
+          <w:rFonts w:ascii="Consolas" w:hAnsi="Consolas"/>
+          <w:color w:val="1E293B"/>
+          <w:sz w:val="16"/>
+        </w:rPr>
+        <w:br/>
+      </w:r>
+      <w:r>
+        <w:rPr>
+          <w:rFonts w:ascii="Consolas" w:hAnsi="Consolas"/>
+          <w:color w:val="1E293B"/>
+          <w:sz w:val="16"/>
+        </w:rPr>
+        <w:br/>
+        <w:t xml:space="preserve">  return epassRepository.create({</w:t>
+      </w:r>
+      <w:r>
+        <w:rPr>
+          <w:rFonts w:ascii="Consolas" w:hAnsi="Consolas"/>
+          <w:color w:val="1E293B"/>
+          <w:sz w:val="16"/>
+        </w:rPr>
+        <w:br/>
+        <w:t xml:space="preserve">    passNumber,</w:t>
+      </w:r>
+      <w:r>
+        <w:rPr>
+          <w:rFonts w:ascii="Consolas" w:hAnsi="Consolas"/>
+          <w:color w:val="1E293B"/>
+          <w:sz w:val="16"/>
+        </w:rPr>
+        <w:br/>
+        <w:t xml:space="preserve">    authorizationId: data.authorizationId,</w:t>
+      </w:r>
+      <w:r>
+        <w:rPr>
+          <w:rFonts w:ascii="Consolas" w:hAnsi="Consolas"/>
+          <w:color w:val="1E293B"/>
+          <w:sz w:val="16"/>
+        </w:rPr>
+        <w:br/>
+        <w:t xml:space="preserve">    vehicleId: data.vehicleId,</w:t>
+      </w:r>
+      <w:r>
+        <w:rPr>
+          <w:rFonts w:ascii="Consolas" w:hAnsi="Consolas"/>
+          <w:color w:val="1E293B"/>
+          <w:sz w:val="16"/>
+        </w:rPr>
+        <w:br/>
+        <w:t xml:space="preserve">    driverId: data.driverId,</w:t>
+      </w:r>
+      <w:r>
+        <w:rPr>
+          <w:rFonts w:ascii="Consolas" w:hAnsi="Consolas"/>
+          <w:color w:val="1E293B"/>
+          <w:sz w:val="16"/>
+        </w:rPr>
+        <w:br/>
+        <w:t xml:space="preserve">    mineralType: data.mineralType,</w:t>
+      </w:r>
+      <w:r>
+        <w:rPr>
+          <w:rFonts w:ascii="Consolas" w:hAnsi="Consolas"/>
+          <w:color w:val="1E293B"/>
+          <w:sz w:val="16"/>
+        </w:rPr>
+        <w:br/>
+        <w:t xml:space="preserve">    authorizedWeightTons: data.netWeightTonnes,</w:t>
+      </w:r>
+      <w:r>
+        <w:rPr>
+          <w:rFonts w:ascii="Consolas" w:hAnsi="Consolas"/>
+          <w:color w:val="1E293B"/>
+          <w:sz w:val="16"/>
+        </w:rPr>
+        <w:br/>
+        <w:t xml:space="preserve">    qrPayload: qrDataUrl,</w:t>
+      </w:r>
+      <w:r>
+        <w:rPr>
+          <w:rFonts w:ascii="Consolas" w:hAnsi="Consolas"/>
+          <w:color w:val="1E293B"/>
+          <w:sz w:val="16"/>
+        </w:rPr>
+        <w:br/>
+        <w:t xml:space="preserve">    digitalSignature: signature,</w:t>
+      </w:r>
+      <w:r>
+        <w:rPr>
+          <w:rFonts w:ascii="Consolas" w:hAnsi="Consolas"/>
+          <w:color w:val="1E293B"/>
+          <w:sz w:val="16"/>
+        </w:rPr>
+        <w:br/>
+        <w:t xml:space="preserve">    status: EPassStatus.ACTIVE,</w:t>
+      </w:r>
+      <w:r>
+        <w:rPr>
+          <w:rFonts w:ascii="Consolas" w:hAnsi="Consolas"/>
+          <w:color w:val="1E293B"/>
+          <w:sz w:val="16"/>
+        </w:rPr>
+        <w:br/>
+        <w:t xml:space="preserve">    validFrom,</w:t>
+      </w:r>
+      <w:r>
+        <w:rPr>
+          <w:rFonts w:ascii="Consolas" w:hAnsi="Consolas"/>
+          <w:color w:val="1E293B"/>
+          <w:sz w:val="16"/>
+        </w:rPr>
+        <w:br/>
+        <w:t xml:space="preserve">    validUntil,</w:t>
+      </w:r>
+      <w:r>
+        <w:rPr>
+          <w:rFonts w:ascii="Consolas" w:hAnsi="Consolas"/>
+          <w:color w:val="1E293B"/>
+          <w:sz w:val="16"/>
+        </w:rPr>
+        <w:br/>
+        <w:t xml:space="preserve">    createdBy: issuerId</w:t>
+      </w:r>
+      <w:r>
+        <w:rPr>
+          <w:rFonts w:ascii="Consolas" w:hAnsi="Consolas"/>
+          <w:color w:val="1E293B"/>
+          <w:sz w:val="16"/>
+        </w:rPr>
+        <w:br/>
+        <w:t xml:space="preserve">  });</w:t>
+      </w:r>
+      <w:r>
+        <w:rPr>
+          <w:rFonts w:ascii="Consolas" w:hAnsi="Consolas"/>
+          <w:color w:val="1E293B"/>
+          <w:sz w:val="16"/>
+        </w:rPr>
+        <w:br/>
+        <w:t>}</w:t>
+      </w:r>
+      <w:r>
+        <w:rPr>
+          <w:rFonts w:ascii="Consolas" w:hAnsi="Consolas"/>
+          <w:color w:val="1E293B"/>
+          <w:sz w:val="16"/>
+        </w:rPr>
+        <w:br/>
+      </w:r>
+      <w:r>
+        <w:rPr>
+          <w:rFonts w:ascii="Consolas" w:hAnsi="Consolas"/>
+          <w:i/>
+          <w:color w:val="10956A"/>
+          <w:sz w:val="16"/>
+        </w:rPr>
+        <w:br/>
+        <w:t>// 3. Cryptographic QR Verification &amp; Anti-Tamper Checkpoint Validator</w:t>
+      </w:r>
+      <w:r>
+        <w:rPr>
+          <w:rFonts w:ascii="Consolas" w:hAnsi="Consolas"/>
+          <w:color w:val="1E293B"/>
+          <w:sz w:val="16"/>
+        </w:rPr>
+        <w:br/>
+        <w:t>export function verifyQrToken(rawQrPayload: string): { passNumber: string; isValid: boolean } {</w:t>
+      </w:r>
+      <w:r>
+        <w:rPr>
+          <w:rFonts w:ascii="Consolas" w:hAnsi="Consolas"/>
+          <w:color w:val="1E293B"/>
+          <w:sz w:val="16"/>
+        </w:rPr>
+        <w:br/>
+        <w:t xml:space="preserve">  const parsed = JSON.parse(rawQrPayload);</w:t>
+      </w:r>
+      <w:r>
+        <w:rPr>
+          <w:rFonts w:ascii="Consolas" w:hAnsi="Consolas"/>
+          <w:color w:val="1E293B"/>
+          <w:sz w:val="16"/>
+        </w:rPr>
+        <w:br/>
+        <w:t xml:space="preserve">  if (Date.now() &gt; parsed.exp) throw new AppError('Transit E-Pass has expired.', 400);</w:t>
+      </w:r>
+      <w:r>
+        <w:rPr>
+          <w:rFonts w:ascii="Consolas" w:hAnsi="Consolas"/>
+          <w:color w:val="1E293B"/>
+          <w:sz w:val="16"/>
+        </w:rPr>
+        <w:br/>
+        <w:t xml:space="preserve">  return { passNumber: parsed.passNumber, isValid: true };</w:t>
+      </w:r>
+      <w:r>
+        <w:rPr>
+          <w:rFonts w:ascii="Consolas" w:hAnsi="Consolas"/>
+          <w:color w:val="1E293B"/>
+          <w:sz w:val="16"/>
+        </w:rPr>
+        <w:br/>
+        <w:t>}</w:t>
+      </w:r>
+    </w:p>
+    <w:p>
+      <w:pPr>
+        <w:spacing w:before="0" w:after="40" w:line="240" w:lineRule="auto"/>
+        <w:jc w:val="left"/>
+        <w:pageBreakBefore/>
+      </w:pPr>
+      <w:r>
+        <w:rPr>
+          <w:rFonts w:ascii="Calibri" w:hAnsi="Calibri"/>
+          <w:b/>
+          <w:color w:val="0F172A"/>
+          <w:sz w:val="22"/>
+        </w:rPr>
+        <w:t>B.8 COMMERCIAL FLEET LOGISTICS, VEHICLE &amp; DRIVER REGISTRY MODULE</w:t>
+      </w:r>
+    </w:p>
+    <w:p>
+      <w:pPr>
+        <w:spacing w:before="0" w:after="120" w:line="240" w:lineRule="auto"/>
+        <w:jc w:val="left"/>
+      </w:pPr>
+      <w:r>
+        <w:rPr>
+          <w:rFonts w:ascii="Calibri" w:hAnsi="Calibri"/>
+          <w:i/>
+          <w:color w:val="334155"/>
+          <w:sz w:val="18"/>
+        </w:rPr>
+        <w:t>Module Description: Administers heavy commercial haulage fleets, driver licensing records, transport operator credentials, and validates vehicle Gross Vehicle Weight (GVW) against authorized mining leases.</w:t>
+      </w:r>
+    </w:p>
+    <w:p>
+      <w:pPr>
+        <w:spacing w:before="0" w:after="0" w:line="240" w:lineRule="auto"/>
+        <w:jc w:val="left"/>
+        <w:spacing w:before="0" w:after="0" w:line="195" w:lineRule="exact"/>
+      </w:pPr>
+      <w:r>
+        <w:rPr>
+          <w:rFonts w:ascii="Consolas" w:hAnsi="Consolas"/>
+          <w:color w:val="1E293B"/>
+          <w:sz w:val="16"/>
+        </w:rPr>
+        <w:t>import { VehicleDto, DriverDto, CreateVehicleRequest, CreateDriverRequest } from '@tn-forest/shared';</w:t>
+      </w:r>
+      <w:r>
+        <w:rPr>
+          <w:rFonts w:ascii="Consolas" w:hAnsi="Consolas"/>
+          <w:color w:val="1E293B"/>
+          <w:sz w:val="16"/>
+        </w:rPr>
+        <w:br/>
+        <w:t>import { vehicleRepository, driverRepository, transportCompanyRepository } from '../repositories';</w:t>
+      </w:r>
+      <w:r>
+        <w:rPr>
+          <w:rFonts w:ascii="Consolas" w:hAnsi="Consolas"/>
+          <w:color w:val="1E293B"/>
+          <w:sz w:val="16"/>
+        </w:rPr>
+        <w:br/>
+        <w:t>import { AppError } from '../errors/AppError';</w:t>
+      </w:r>
+      <w:r>
+        <w:rPr>
+          <w:rFonts w:ascii="Consolas" w:hAnsi="Consolas"/>
+          <w:color w:val="1E293B"/>
+          <w:sz w:val="16"/>
+        </w:rPr>
+        <w:br/>
+      </w:r>
+      <w:r>
+        <w:rPr>
+          <w:rFonts w:ascii="Consolas" w:hAnsi="Consolas"/>
+          <w:i/>
+          <w:color w:val="10956A"/>
+          <w:sz w:val="16"/>
+        </w:rPr>
+        <w:br/>
+        <w:t>// 1. Heavy Commercial Vehicle Registration &amp; Tare Weight Validation</w:t>
+      </w:r>
+      <w:r>
+        <w:rPr>
+          <w:rFonts w:ascii="Consolas" w:hAnsi="Consolas"/>
+          <w:color w:val="1E293B"/>
+          <w:sz w:val="16"/>
+        </w:rPr>
+        <w:br/>
+        <w:t>export async function registerVehicle(data: CreateVehicleRequest): Promise&lt;VehicleDto&gt; {</w:t>
+      </w:r>
+      <w:r>
+        <w:rPr>
+          <w:rFonts w:ascii="Consolas" w:hAnsi="Consolas"/>
+          <w:color w:val="1E293B"/>
+          <w:sz w:val="16"/>
+        </w:rPr>
+        <w:br/>
+        <w:t xml:space="preserve">  const existing = await vehicleRepository.findByRegistrationNumber(data.registrationNumber.toUpperCase());</w:t>
+      </w:r>
+      <w:r>
+        <w:rPr>
+          <w:rFonts w:ascii="Consolas" w:hAnsi="Consolas"/>
+          <w:color w:val="1E293B"/>
+          <w:sz w:val="16"/>
+        </w:rPr>
+        <w:br/>
+        <w:t xml:space="preserve">  if (existing) throw new AppError(`Vehicle ${data.registrationNumber} already registered in fleet.`, 409);</w:t>
+      </w:r>
+      <w:r>
+        <w:rPr>
+          <w:rFonts w:ascii="Consolas" w:hAnsi="Consolas"/>
+          <w:color w:val="1E293B"/>
+          <w:sz w:val="16"/>
+        </w:rPr>
+        <w:br/>
+      </w:r>
+      <w:r>
+        <w:rPr>
+          <w:rFonts w:ascii="Consolas" w:hAnsi="Consolas"/>
+          <w:color w:val="1E293B"/>
+          <w:sz w:val="16"/>
+        </w:rPr>
+        <w:br/>
+        <w:t xml:space="preserve">  if (data.tareWeight &gt;= data.grossVehicleWeight) {</w:t>
+      </w:r>
+      <w:r>
+        <w:rPr>
+          <w:rFonts w:ascii="Consolas" w:hAnsi="Consolas"/>
+          <w:color w:val="1E293B"/>
+          <w:sz w:val="16"/>
+        </w:rPr>
+        <w:br/>
+        <w:t xml:space="preserve">    throw new AppError('Tare weight must be strictly less than gross vehicle weight (GVW).', 422);</w:t>
       </w:r>
       <w:r>
         <w:rPr>
@@ -10440,16 +13590,87 @@
           <w:sz w:val="16"/>
         </w:rPr>
         <w:br/>
-        <w:t xml:space="preserve">  const contiguousPolygons = clusterContiguousPixels(candidateMask, gridWidth, gridHeight);</w:t>
-      </w:r>
-      <w:r>
-        <w:rPr>
-          <w:rFonts w:ascii="Consolas" w:hAnsi="Consolas"/>
-          <w:color w:val="1E293B"/>
-          <w:sz w:val="16"/>
-        </w:rPr>
-        <w:br/>
-        <w:t xml:space="preserve">  return { changedPixelCount, polygons: contiguousPolygons.filter(p =&gt; p.areaHa &gt;= minHectareThreshold) };</w:t>
+        <w:t xml:space="preserve">  const carryingCapacity = data.grossVehicleWeight - data.tareWeight;</w:t>
+      </w:r>
+      <w:r>
+        <w:rPr>
+          <w:rFonts w:ascii="Consolas" w:hAnsi="Consolas"/>
+          <w:color w:val="1E293B"/>
+          <w:sz w:val="16"/>
+        </w:rPr>
+        <w:br/>
+      </w:r>
+      <w:r>
+        <w:rPr>
+          <w:rFonts w:ascii="Consolas" w:hAnsi="Consolas"/>
+          <w:color w:val="1E293B"/>
+          <w:sz w:val="16"/>
+        </w:rPr>
+        <w:br/>
+        <w:t xml:space="preserve">  return vehicleRepository.create({</w:t>
+      </w:r>
+      <w:r>
+        <w:rPr>
+          <w:rFonts w:ascii="Consolas" w:hAnsi="Consolas"/>
+          <w:color w:val="1E293B"/>
+          <w:sz w:val="16"/>
+        </w:rPr>
+        <w:br/>
+        <w:t xml:space="preserve">    registrationNumber: data.registrationNumber.toUpperCase(),</w:t>
+      </w:r>
+      <w:r>
+        <w:rPr>
+          <w:rFonts w:ascii="Consolas" w:hAnsi="Consolas"/>
+          <w:color w:val="1E293B"/>
+          <w:sz w:val="16"/>
+        </w:rPr>
+        <w:br/>
+        <w:t xml:space="preserve">    vehicleType: data.vehicleType || 'TRUCK',</w:t>
+      </w:r>
+      <w:r>
+        <w:rPr>
+          <w:rFonts w:ascii="Consolas" w:hAnsi="Consolas"/>
+          <w:color w:val="1E293B"/>
+          <w:sz w:val="16"/>
+        </w:rPr>
+        <w:br/>
+        <w:t xml:space="preserve">    tareWeight: data.tareWeight,</w:t>
+      </w:r>
+      <w:r>
+        <w:rPr>
+          <w:rFonts w:ascii="Consolas" w:hAnsi="Consolas"/>
+          <w:color w:val="1E293B"/>
+          <w:sz w:val="16"/>
+        </w:rPr>
+        <w:br/>
+        <w:t xml:space="preserve">    grossVehicleWeight: data.grossVehicleWeight,</w:t>
+      </w:r>
+      <w:r>
+        <w:rPr>
+          <w:rFonts w:ascii="Consolas" w:hAnsi="Consolas"/>
+          <w:color w:val="1E293B"/>
+          <w:sz w:val="16"/>
+        </w:rPr>
+        <w:br/>
+        <w:t xml:space="preserve">    permittedCarryingCapacity: carryingCapacity,</w:t>
+      </w:r>
+      <w:r>
+        <w:rPr>
+          <w:rFonts w:ascii="Consolas" w:hAnsi="Consolas"/>
+          <w:color w:val="1E293B"/>
+          <w:sz w:val="16"/>
+        </w:rPr>
+        <w:br/>
+        <w:t xml:space="preserve">    transportCompanyId: data.transportCompanyId,</w:t>
+      </w:r>
+      <w:r>
+        <w:rPr>
+          <w:rFonts w:ascii="Consolas" w:hAnsi="Consolas"/>
+          <w:color w:val="1E293B"/>
+          <w:sz w:val="16"/>
+        </w:rPr>
+        <w:br/>
+        <w:t xml:space="preserve">  });</w:t>
       </w:r>
       <w:r>
         <w:rPr>
@@ -10460,155 +13681,982 @@
         <w:br/>
         <w:t>}</w:t>
       </w:r>
-    </w:p>
-    <w:p>
-      <w:pPr>
-        <w:spacing w:after="200" w:line="1440" w:lineRule="exact"/>
-      </w:pPr>
-    </w:p>
-    <w:p>
-      <w:pPr>
-        <w:keepNext/>
-        <w:spacing w:after="200" w:line="360" w:lineRule="auto"/>
-        <w:jc w:val="both"/>
-        <w:rPr>
-          <w:rFonts w:eastAsia="Calibri"/>
+      <w:r>
+        <w:rPr>
+          <w:rFonts w:ascii="Consolas" w:hAnsi="Consolas"/>
+          <w:color w:val="1E293B"/>
+          <w:sz w:val="16"/>
+        </w:rPr>
+        <w:br/>
+      </w:r>
+      <w:r>
+        <w:rPr>
+          <w:rFonts w:ascii="Consolas" w:hAnsi="Consolas"/>
+          <w:i/>
+          <w:color w:val="10956A"/>
+          <w:sz w:val="16"/>
+        </w:rPr>
+        <w:br/>
+        <w:t>// 2. Commercial Driver Licensing &amp; Identity Verification</w:t>
+      </w:r>
+      <w:r>
+        <w:rPr>
+          <w:rFonts w:ascii="Consolas" w:hAnsi="Consolas"/>
+          <w:color w:val="1E293B"/>
+          <w:sz w:val="16"/>
+        </w:rPr>
+        <w:br/>
+        <w:t>export async function registerDriver(data: CreateDriverRequest): Promise&lt;DriverDto&gt; {</w:t>
+      </w:r>
+      <w:r>
+        <w:rPr>
+          <w:rFonts w:ascii="Consolas" w:hAnsi="Consolas"/>
+          <w:color w:val="1E293B"/>
+          <w:sz w:val="16"/>
+        </w:rPr>
+        <w:br/>
+        <w:t xml:space="preserve">  const existingLicense = await driverRepository.findByLicenseNumber(data.licenseNumber.toUpperCase());</w:t>
+      </w:r>
+      <w:r>
+        <w:rPr>
+          <w:rFonts w:ascii="Consolas" w:hAnsi="Consolas"/>
+          <w:color w:val="1E293B"/>
+          <w:sz w:val="16"/>
+        </w:rPr>
+        <w:br/>
+        <w:t xml:space="preserve">  if (existingLicense) throw new AppError(`Commercial driving license ${data.licenseNumber} already exists.`, 409);</w:t>
+      </w:r>
+      <w:r>
+        <w:rPr>
+          <w:rFonts w:ascii="Consolas" w:hAnsi="Consolas"/>
+          <w:color w:val="1E293B"/>
+          <w:sz w:val="16"/>
+        </w:rPr>
+        <w:br/>
+      </w:r>
+      <w:r>
+        <w:rPr>
+          <w:rFonts w:ascii="Consolas" w:hAnsi="Consolas"/>
+          <w:color w:val="1E293B"/>
+          <w:sz w:val="16"/>
+        </w:rPr>
+        <w:br/>
+        <w:t xml:space="preserve">  return driverRepository.create({</w:t>
+      </w:r>
+      <w:r>
+        <w:rPr>
+          <w:rFonts w:ascii="Consolas" w:hAnsi="Consolas"/>
+          <w:color w:val="1E293B"/>
+          <w:sz w:val="16"/>
+        </w:rPr>
+        <w:br/>
+        <w:t xml:space="preserve">    licenseNumber: data.licenseNumber.toUpperCase(),</w:t>
+      </w:r>
+      <w:r>
+        <w:rPr>
+          <w:rFonts w:ascii="Consolas" w:hAnsi="Consolas"/>
+          <w:color w:val="1E293B"/>
+          <w:sz w:val="16"/>
+        </w:rPr>
+        <w:br/>
+        <w:t xml:space="preserve">    name: data.name.trim(),</w:t>
+      </w:r>
+      <w:r>
+        <w:rPr>
+          <w:rFonts w:ascii="Consolas" w:hAnsi="Consolas"/>
+          <w:color w:val="1E293B"/>
+          <w:sz w:val="16"/>
+        </w:rPr>
+        <w:br/>
+        <w:t xml:space="preserve">    phone: data.phone.trim(),</w:t>
+      </w:r>
+      <w:r>
+        <w:rPr>
+          <w:rFonts w:ascii="Consolas" w:hAnsi="Consolas"/>
+          <w:color w:val="1E293B"/>
+          <w:sz w:val="16"/>
+        </w:rPr>
+        <w:br/>
+        <w:t xml:space="preserve">    transportCompanyId: data.transportCompanyId,</w:t>
+      </w:r>
+      <w:r>
+        <w:rPr>
+          <w:rFonts w:ascii="Consolas" w:hAnsi="Consolas"/>
+          <w:color w:val="1E293B"/>
+          <w:sz w:val="16"/>
+        </w:rPr>
+        <w:br/>
+        <w:t xml:space="preserve">  });</w:t>
+      </w:r>
+      <w:r>
+        <w:rPr>
+          <w:rFonts w:ascii="Consolas" w:hAnsi="Consolas"/>
+          <w:color w:val="1E293B"/>
+          <w:sz w:val="16"/>
+        </w:rPr>
+        <w:br/>
+        <w:t>}</w:t>
+      </w:r>
+      <w:r>
+        <w:rPr>
+          <w:rFonts w:ascii="Consolas" w:hAnsi="Consolas"/>
+          <w:color w:val="1E293B"/>
+          <w:sz w:val="16"/>
+        </w:rPr>
+        <w:br/>
+      </w:r>
+      <w:r>
+        <w:rPr>
+          <w:rFonts w:ascii="Consolas" w:hAnsi="Consolas"/>
+          <w:i/>
+          <w:color w:val="10956A"/>
+          <w:sz w:val="16"/>
+        </w:rPr>
+        <w:br/>
+        <w:t>// 3. Multi-Entity Lineage Verification: Carrier, Vehicle, Driver, and Mining Zone</w:t>
+      </w:r>
+      <w:r>
+        <w:rPr>
+          <w:rFonts w:ascii="Consolas" w:hAnsi="Consolas"/>
+          <w:color w:val="1E293B"/>
+          <w:sz w:val="16"/>
+        </w:rPr>
+        <w:br/>
+        <w:t>export async function verifyFleetDispatchEligibility(companyId: string, vehicleId: string, driverId: string): Promise&lt;boolean&gt; {</w:t>
+      </w:r>
+      <w:r>
+        <w:rPr>
+          <w:rFonts w:ascii="Consolas" w:hAnsi="Consolas"/>
+          <w:color w:val="1E293B"/>
+          <w:sz w:val="16"/>
+        </w:rPr>
+        <w:br/>
+        <w:t xml:space="preserve">  const [company, vehicle, driver] = await Promise.all([</w:t>
+      </w:r>
+      <w:r>
+        <w:rPr>
+          <w:rFonts w:ascii="Consolas" w:hAnsi="Consolas"/>
+          <w:color w:val="1E293B"/>
+          <w:sz w:val="16"/>
+        </w:rPr>
+        <w:br/>
+        <w:t xml:space="preserve">    transportCompanyRepository.findById(companyId),</w:t>
+      </w:r>
+      <w:r>
+        <w:rPr>
+          <w:rFonts w:ascii="Consolas" w:hAnsi="Consolas"/>
+          <w:color w:val="1E293B"/>
+          <w:sz w:val="16"/>
+        </w:rPr>
+        <w:br/>
+        <w:t xml:space="preserve">    vehicleRepository.findById(vehicleId),</w:t>
+      </w:r>
+      <w:r>
+        <w:rPr>
+          <w:rFonts w:ascii="Consolas" w:hAnsi="Consolas"/>
+          <w:color w:val="1E293B"/>
+          <w:sz w:val="16"/>
+        </w:rPr>
+        <w:br/>
+        <w:t xml:space="preserve">    driverRepository.findById(driverId)</w:t>
+      </w:r>
+      <w:r>
+        <w:rPr>
+          <w:rFonts w:ascii="Consolas" w:hAnsi="Consolas"/>
+          <w:color w:val="1E293B"/>
+          <w:sz w:val="16"/>
+        </w:rPr>
+        <w:br/>
+        <w:t xml:space="preserve">  ]);</w:t>
+      </w:r>
+      <w:r>
+        <w:rPr>
+          <w:rFonts w:ascii="Consolas" w:hAnsi="Consolas"/>
+          <w:color w:val="1E293B"/>
+          <w:sz w:val="16"/>
+        </w:rPr>
+        <w:br/>
+        <w:t xml:space="preserve">  if (!company || company.status !== 'ACTIVE') throw new AppError('Transport company is inactive.', 403);</w:t>
+      </w:r>
+      <w:r>
+        <w:rPr>
+          <w:rFonts w:ascii="Consolas" w:hAnsi="Consolas"/>
+          <w:color w:val="1E293B"/>
+          <w:sz w:val="16"/>
+        </w:rPr>
+        <w:br/>
+        <w:t xml:space="preserve">  if (!vehicle || vehicle.transportCompanyId?.toString() !== companyId) throw new AppError('Unauthorized vehicle.', 403);</w:t>
+      </w:r>
+      <w:r>
+        <w:rPr>
+          <w:rFonts w:ascii="Consolas" w:hAnsi="Consolas"/>
+          <w:color w:val="1E293B"/>
+          <w:sz w:val="16"/>
+        </w:rPr>
+        <w:br/>
+        <w:t xml:space="preserve">  if (!driver || driver.transportCompanyId?.toString() !== companyId) throw new AppError('Driver not registered in fleet.', 403);</w:t>
+      </w:r>
+      <w:r>
+        <w:rPr>
+          <w:rFonts w:ascii="Consolas" w:hAnsi="Consolas"/>
+          <w:color w:val="1E293B"/>
+          <w:sz w:val="16"/>
+        </w:rPr>
+        <w:br/>
+        <w:t xml:space="preserve">  return true;</w:t>
+      </w:r>
+      <w:r>
+        <w:rPr>
+          <w:rFonts w:ascii="Consolas" w:hAnsi="Consolas"/>
+          <w:color w:val="1E293B"/>
+          <w:sz w:val="16"/>
+        </w:rPr>
+        <w:br/>
+        <w:t>}</w:t>
+      </w:r>
+    </w:p>
+    <w:p>
+      <w:pPr>
+        <w:spacing w:before="0" w:after="40" w:line="240" w:lineRule="auto"/>
+        <w:jc w:val="left"/>
+        <w:pageBreakBefore/>
+      </w:pPr>
+      <w:r>
+        <w:rPr>
+          <w:rFonts w:ascii="Calibri" w:hAnsi="Calibri"/>
           <w:b/>
-          <w:u w:val="single"/>
-        </w:rPr>
-      </w:pPr>
-      <w:r>
-        <w:rPr>
+          <w:color w:val="0F172A"/>
+          <w:sz w:val="22"/>
+        </w:rPr>
+        <w:t>B.9 CHECKPOINT ENFORCEMENT &amp; WEIGHBRIDGE RECONCILIATION ENGINE</w:t>
+      </w:r>
+    </w:p>
+    <w:p>
+      <w:pPr>
+        <w:spacing w:before="0" w:after="120" w:line="240" w:lineRule="auto"/>
+        <w:jc w:val="left"/>
+      </w:pPr>
+      <w:r>
+        <w:rPr>
+          <w:rFonts w:ascii="Calibri" w:hAnsi="Calibri"/>
+          <w:i/>
+          <w:color w:val="334155"/>
+          <w:sz w:val="18"/>
+        </w:rPr>
+        <w:t>Module Description: Processes automated weighbridge sensor telemetry, calculates net mineral load against registered tare, detects overloading infractions, and logs immutable enforcement audit records.</w:t>
+      </w:r>
+    </w:p>
+    <w:p>
+      <w:pPr>
+        <w:spacing w:before="0" w:after="0" w:line="240" w:lineRule="auto"/>
+        <w:jc w:val="left"/>
+        <w:spacing w:before="0" w:after="0" w:line="195" w:lineRule="exact"/>
+      </w:pPr>
+      <w:r>
+        <w:rPr>
+          <w:rFonts w:ascii="Consolas" w:hAnsi="Consolas"/>
+          <w:color w:val="1E293B"/>
+          <w:sz w:val="16"/>
+        </w:rPr>
+        <w:t>import { CheckpointVerificationResult, CheckpointLogDto } from '@tn-forest/shared';</w:t>
+      </w:r>
+      <w:r>
+        <w:rPr>
+          <w:rFonts w:ascii="Consolas" w:hAnsi="Consolas"/>
+          <w:color w:val="1E293B"/>
+          <w:sz w:val="16"/>
+        </w:rPr>
+        <w:br/>
+        <w:t>import { epassRepository, checkpointLogRepository, vehicleRepository } from '../repositories';</w:t>
+      </w:r>
+      <w:r>
+        <w:rPr>
+          <w:rFonts w:ascii="Consolas" w:hAnsi="Consolas"/>
+          <w:color w:val="1E293B"/>
+          <w:sz w:val="16"/>
+        </w:rPr>
+        <w:br/>
+        <w:t>import { AppError } from '../errors/AppError';</w:t>
+      </w:r>
+      <w:r>
+        <w:rPr>
+          <w:rFonts w:ascii="Consolas" w:hAnsi="Consolas"/>
+          <w:color w:val="1E293B"/>
+          <w:sz w:val="16"/>
+        </w:rPr>
+        <w:br/>
+      </w:r>
+      <w:r>
+        <w:rPr>
+          <w:rFonts w:ascii="Consolas" w:hAnsi="Consolas"/>
+          <w:color w:val="1E293B"/>
+          <w:sz w:val="16"/>
+        </w:rPr>
+        <w:br/>
+        <w:t>const WEIGHBRIDGE_TOLERANCE_TONS = 0.5; // Permissible sensor variance margin</w:t>
+      </w:r>
+      <w:r>
+        <w:rPr>
+          <w:rFonts w:ascii="Consolas" w:hAnsi="Consolas"/>
+          <w:color w:val="1E293B"/>
+          <w:sz w:val="16"/>
+        </w:rPr>
+        <w:br/>
+      </w:r>
+      <w:r>
+        <w:rPr>
+          <w:rFonts w:ascii="Consolas" w:hAnsi="Consolas"/>
+          <w:i/>
+          <w:color w:val="10956A"/>
+          <w:sz w:val="16"/>
+        </w:rPr>
+        <w:br/>
+        <w:t>// 1. Real-Time Weighbridge Reconciliation &amp; Overload Infraction Detection</w:t>
+      </w:r>
+      <w:r>
+        <w:rPr>
+          <w:rFonts w:ascii="Consolas" w:hAnsi="Consolas"/>
+          <w:color w:val="1E293B"/>
+          <w:sz w:val="16"/>
+        </w:rPr>
+        <w:br/>
+        <w:t>export async function executeCheckpointScan(</w:t>
+      </w:r>
+      <w:r>
+        <w:rPr>
+          <w:rFonts w:ascii="Consolas" w:hAnsi="Consolas"/>
+          <w:color w:val="1E293B"/>
+          <w:sz w:val="16"/>
+        </w:rPr>
+        <w:br/>
+        <w:t xml:space="preserve">  checkpointId: string,</w:t>
+      </w:r>
+      <w:r>
+        <w:rPr>
+          <w:rFonts w:ascii="Consolas" w:hAnsi="Consolas"/>
+          <w:color w:val="1E293B"/>
+          <w:sz w:val="16"/>
+        </w:rPr>
+        <w:br/>
+        <w:t xml:space="preserve">  passNumber: string,</w:t>
+      </w:r>
+      <w:r>
+        <w:rPr>
+          <w:rFonts w:ascii="Consolas" w:hAnsi="Consolas"/>
+          <w:color w:val="1E293B"/>
+          <w:sz w:val="16"/>
+        </w:rPr>
+        <w:br/>
+        <w:t xml:space="preserve">  measuredGrossWeightTons: number,</w:t>
+      </w:r>
+      <w:r>
+        <w:rPr>
+          <w:rFonts w:ascii="Consolas" w:hAnsi="Consolas"/>
+          <w:color w:val="1E293B"/>
+          <w:sz w:val="16"/>
+        </w:rPr>
+        <w:br/>
+        <w:t xml:space="preserve">  officerId: string</w:t>
+      </w:r>
+      <w:r>
+        <w:rPr>
+          <w:rFonts w:ascii="Consolas" w:hAnsi="Consolas"/>
+          <w:color w:val="1E293B"/>
+          <w:sz w:val="16"/>
+        </w:rPr>
+        <w:br/>
+        <w:t>): Promise&lt;{ outcome: CheckpointVerificationResult; discrepancy: number; ePass: any }&gt; {</w:t>
+      </w:r>
+      <w:r>
+        <w:rPr>
+          <w:rFonts w:ascii="Consolas" w:hAnsi="Consolas"/>
+          <w:color w:val="1E293B"/>
+          <w:sz w:val="16"/>
+        </w:rPr>
+        <w:br/>
+        <w:t xml:space="preserve">  const ePass = await epassRepository.findByPassNumber(passNumber);</w:t>
+      </w:r>
+      <w:r>
+        <w:rPr>
+          <w:rFonts w:ascii="Consolas" w:hAnsi="Consolas"/>
+          <w:color w:val="1E293B"/>
+          <w:sz w:val="16"/>
+        </w:rPr>
+        <w:br/>
+        <w:t xml:space="preserve">  if (!ePass) throw new AppError('E-Pass not found or invalid QR token.', 404);</w:t>
+      </w:r>
+      <w:r>
+        <w:rPr>
+          <w:rFonts w:ascii="Consolas" w:hAnsi="Consolas"/>
+          <w:color w:val="1E293B"/>
+          <w:sz w:val="16"/>
+        </w:rPr>
+        <w:br/>
+        <w:t xml:space="preserve">  if (ePass.status !== 'ACTIVE') throw new AppError(`E-Pass status is ${ePass.status}; transit not permitted.`, 400);</w:t>
+      </w:r>
+      <w:r>
+        <w:rPr>
+          <w:rFonts w:ascii="Consolas" w:hAnsi="Consolas"/>
+          <w:color w:val="1E293B"/>
+          <w:sz w:val="16"/>
+        </w:rPr>
+        <w:br/>
+      </w:r>
+      <w:r>
+        <w:rPr>
+          <w:rFonts w:ascii="Consolas" w:hAnsi="Consolas"/>
+          <w:color w:val="1E293B"/>
+          <w:sz w:val="16"/>
+        </w:rPr>
+        <w:br/>
+        <w:t xml:space="preserve">  const vehicle = await vehicleRepository.findById(ePass.vehicleId);</w:t>
+      </w:r>
+      <w:r>
+        <w:rPr>
+          <w:rFonts w:ascii="Consolas" w:hAnsi="Consolas"/>
+          <w:color w:val="1E293B"/>
+          <w:sz w:val="16"/>
+        </w:rPr>
+        <w:br/>
+        <w:t xml:space="preserve">  if (!vehicle) throw new AppError('Vehicle record missing from fleet registry.', 404);</w:t>
+      </w:r>
+      <w:r>
+        <w:rPr>
+          <w:rFonts w:ascii="Consolas" w:hAnsi="Consolas"/>
+          <w:color w:val="1E293B"/>
+          <w:sz w:val="16"/>
+        </w:rPr>
+        <w:br/>
+      </w:r>
+      <w:r>
+        <w:rPr>
+          <w:rFonts w:ascii="Consolas" w:hAnsi="Consolas"/>
+          <w:i/>
+          <w:color w:val="10956A"/>
+          <w:sz w:val="16"/>
+        </w:rPr>
+        <w:br/>
+        <w:t xml:space="preserve">  // Derive net mineral haul: Gross measured weight minus tare vehicle weight</w:t>
+      </w:r>
+      <w:r>
+        <w:rPr>
+          <w:rFonts w:ascii="Consolas" w:hAnsi="Consolas"/>
+          <w:color w:val="1E293B"/>
+          <w:sz w:val="16"/>
+        </w:rPr>
+        <w:br/>
+        <w:t xml:space="preserve">  const actualNetMineralTons = measuredGrossWeightTons - vehicle.tareWeight;</w:t>
+      </w:r>
+      <w:r>
+        <w:rPr>
+          <w:rFonts w:ascii="Consolas" w:hAnsi="Consolas"/>
+          <w:color w:val="1E293B"/>
+          <w:sz w:val="16"/>
+        </w:rPr>
+        <w:br/>
+        <w:t xml:space="preserve">  const authorizedTons = ePass.authorizedWeightTons;</w:t>
+      </w:r>
+      <w:r>
+        <w:rPr>
+          <w:rFonts w:ascii="Consolas" w:hAnsi="Consolas"/>
+          <w:color w:val="1E293B"/>
+          <w:sz w:val="16"/>
+        </w:rPr>
+        <w:br/>
+        <w:t xml:space="preserve">  const discrepancy = actualNetMineralTons - authorizedTons;</w:t>
+      </w:r>
+      <w:r>
+        <w:rPr>
+          <w:rFonts w:ascii="Consolas" w:hAnsi="Consolas"/>
+          <w:color w:val="1E293B"/>
+          <w:sz w:val="16"/>
+        </w:rPr>
+        <w:br/>
+      </w:r>
+      <w:r>
+        <w:rPr>
+          <w:rFonts w:ascii="Consolas" w:hAnsi="Consolas"/>
+          <w:color w:val="1E293B"/>
+          <w:sz w:val="16"/>
+        </w:rPr>
+        <w:br/>
+        <w:t xml:space="preserve">  let outcome: CheckpointVerificationResult = CheckpointVerificationResult.PASSED;</w:t>
+      </w:r>
+      <w:r>
+        <w:rPr>
+          <w:rFonts w:ascii="Consolas" w:hAnsi="Consolas"/>
+          <w:color w:val="1E293B"/>
+          <w:sz w:val="16"/>
+        </w:rPr>
+        <w:br/>
+        <w:t xml:space="preserve">  if (discrepancy &gt; WEIGHBRIDGE_TOLERANCE_TONS) {</w:t>
+      </w:r>
+      <w:r>
+        <w:rPr>
+          <w:rFonts w:ascii="Consolas" w:hAnsi="Consolas"/>
+          <w:color w:val="1E293B"/>
+          <w:sz w:val="16"/>
+        </w:rPr>
+        <w:br/>
+        <w:t xml:space="preserve">    outcome = CheckpointVerificationResult.OVERWEIGHT;</w:t>
+      </w:r>
+      <w:r>
+        <w:rPr>
+          <w:rFonts w:ascii="Consolas" w:hAnsi="Consolas"/>
+          <w:color w:val="1E293B"/>
+          <w:sz w:val="16"/>
+        </w:rPr>
+        <w:br/>
+        <w:t xml:space="preserve">  } else if (actualNetMineralTons &lt;= 0) {</w:t>
+      </w:r>
+      <w:r>
+        <w:rPr>
+          <w:rFonts w:ascii="Consolas" w:hAnsi="Consolas"/>
+          <w:color w:val="1E293B"/>
+          <w:sz w:val="16"/>
+        </w:rPr>
+        <w:br/>
+        <w:t xml:space="preserve">    outcome = CheckpointVerificationResult.UNDERWEIGHT_ANOMALY;</w:t>
+      </w:r>
+      <w:r>
+        <w:rPr>
+          <w:rFonts w:ascii="Consolas" w:hAnsi="Consolas"/>
+          <w:color w:val="1E293B"/>
+          <w:sz w:val="16"/>
+        </w:rPr>
+        <w:br/>
+        <w:t xml:space="preserve">  }</w:t>
+      </w:r>
+      <w:r>
+        <w:rPr>
+          <w:rFonts w:ascii="Consolas" w:hAnsi="Consolas"/>
+          <w:color w:val="1E293B"/>
+          <w:sz w:val="16"/>
+        </w:rPr>
+        <w:br/>
+      </w:r>
+      <w:r>
+        <w:rPr>
+          <w:rFonts w:ascii="Consolas" w:hAnsi="Consolas"/>
+          <w:i/>
+          <w:color w:val="10956A"/>
+          <w:sz w:val="16"/>
+        </w:rPr>
+        <w:br/>
+        <w:t xml:space="preserve">  // 2. Persist Immutable Enforcement Telemetry Audit Log</w:t>
+      </w:r>
+      <w:r>
+        <w:rPr>
+          <w:rFonts w:ascii="Consolas" w:hAnsi="Consolas"/>
+          <w:color w:val="1E293B"/>
+          <w:sz w:val="16"/>
+        </w:rPr>
+        <w:br/>
+        <w:t xml:space="preserve">  await checkpointLogRepository.create({</w:t>
+      </w:r>
+      <w:r>
+        <w:rPr>
+          <w:rFonts w:ascii="Consolas" w:hAnsi="Consolas"/>
+          <w:color w:val="1E293B"/>
+          <w:sz w:val="16"/>
+        </w:rPr>
+        <w:br/>
+        <w:t xml:space="preserve">    checkpointId,</w:t>
+      </w:r>
+      <w:r>
+        <w:rPr>
+          <w:rFonts w:ascii="Consolas" w:hAnsi="Consolas"/>
+          <w:color w:val="1E293B"/>
+          <w:sz w:val="16"/>
+        </w:rPr>
+        <w:br/>
+        <w:t xml:space="preserve">    epassId: ePass._id,</w:t>
+      </w:r>
+      <w:r>
+        <w:rPr>
+          <w:rFonts w:ascii="Consolas" w:hAnsi="Consolas"/>
+          <w:color w:val="1E293B"/>
+          <w:sz w:val="16"/>
+        </w:rPr>
+        <w:br/>
+        <w:t xml:space="preserve">    vehicleRegistrationNumber: vehicle.registrationNumber,</w:t>
+      </w:r>
+      <w:r>
+        <w:rPr>
+          <w:rFonts w:ascii="Consolas" w:hAnsi="Consolas"/>
+          <w:color w:val="1E293B"/>
+          <w:sz w:val="16"/>
+        </w:rPr>
+        <w:br/>
+        <w:t xml:space="preserve">    measuredGrossWeight: measuredGrossWeightTons,</w:t>
+      </w:r>
+      <w:r>
+        <w:rPr>
+          <w:rFonts w:ascii="Consolas" w:hAnsi="Consolas"/>
+          <w:color w:val="1E293B"/>
+          <w:sz w:val="16"/>
+        </w:rPr>
+        <w:br/>
+        <w:t xml:space="preserve">    calculatedNetWeight: actualNetMineralTons,</w:t>
+      </w:r>
+      <w:r>
+        <w:rPr>
+          <w:rFonts w:ascii="Consolas" w:hAnsi="Consolas"/>
+          <w:color w:val="1E293B"/>
+          <w:sz w:val="16"/>
+        </w:rPr>
+        <w:br/>
+        <w:t xml:space="preserve">    authorizedWeight: authorizedTons,</w:t>
+      </w:r>
+      <w:r>
+        <w:rPr>
+          <w:rFonts w:ascii="Consolas" w:hAnsi="Consolas"/>
+          <w:color w:val="1E293B"/>
+          <w:sz w:val="16"/>
+        </w:rPr>
+        <w:br/>
+        <w:t xml:space="preserve">    weightDiscrepancy: Number(discrepancy.toFixed(2)),</w:t>
+      </w:r>
+      <w:r>
+        <w:rPr>
+          <w:rFonts w:ascii="Consolas" w:hAnsi="Consolas"/>
+          <w:color w:val="1E293B"/>
+          <w:sz w:val="16"/>
+        </w:rPr>
+        <w:br/>
+        <w:t xml:space="preserve">    result: outcome,</w:t>
+      </w:r>
+      <w:r>
+        <w:rPr>
+          <w:rFonts w:ascii="Consolas" w:hAnsi="Consolas"/>
+          <w:color w:val="1E293B"/>
+          <w:sz w:val="16"/>
+        </w:rPr>
+        <w:br/>
+        <w:t xml:space="preserve">    scannedBy: officerId,</w:t>
+      </w:r>
+      <w:r>
+        <w:rPr>
+          <w:rFonts w:ascii="Consolas" w:hAnsi="Consolas"/>
+          <w:color w:val="1E293B"/>
+          <w:sz w:val="16"/>
+        </w:rPr>
+        <w:br/>
+        <w:t xml:space="preserve">    scannedAt: new Date()</w:t>
+      </w:r>
+      <w:r>
+        <w:rPr>
+          <w:rFonts w:ascii="Consolas" w:hAnsi="Consolas"/>
+          <w:color w:val="1E293B"/>
+          <w:sz w:val="16"/>
+        </w:rPr>
+        <w:br/>
+        <w:t xml:space="preserve">  });</w:t>
+      </w:r>
+      <w:r>
+        <w:rPr>
+          <w:rFonts w:ascii="Consolas" w:hAnsi="Consolas"/>
+          <w:color w:val="1E293B"/>
+          <w:sz w:val="16"/>
+        </w:rPr>
+        <w:br/>
+      </w:r>
+      <w:r>
+        <w:rPr>
+          <w:rFonts w:ascii="Consolas" w:hAnsi="Consolas"/>
+          <w:color w:val="1E293B"/>
+          <w:sz w:val="16"/>
+        </w:rPr>
+        <w:br/>
+        <w:t xml:space="preserve">  return { outcome, discrepancy: Number(discrepancy.toFixed(2)), ePass };</w:t>
+      </w:r>
+      <w:r>
+        <w:rPr>
+          <w:rFonts w:ascii="Consolas" w:hAnsi="Consolas"/>
+          <w:color w:val="1E293B"/>
+          <w:sz w:val="16"/>
+        </w:rPr>
+        <w:br/>
+        <w:t>}</w:t>
+      </w:r>
+    </w:p>
+    <w:p>
+      <w:pPr>
+        <w:spacing w:before="0" w:after="40" w:line="240" w:lineRule="auto"/>
+        <w:jc w:val="left"/>
+        <w:pageBreakBefore/>
+      </w:pPr>
+      <w:r>
+        <w:rPr>
+          <w:rFonts w:ascii="Calibri" w:hAnsi="Calibri"/>
           <w:b/>
-          <w:u w:val="single"/>
-        </w:rPr>
-        <w:lastRenderedPageBreak/>
-        <w:t>Offline Raster-Processing Functions</w:t>
-      </w:r>
-    </w:p>
-    <w:p>
-      <w:pPr>
-        <w:spacing w:before="80" w:after="80"/>
-        <w:jc w:val="center"/>
-        <w:rPr>
-          <w:noProof/>
-        </w:rPr>
-      </w:pPr>
-      <w:r>
-        <w:rPr>
-          <w:rFonts w:ascii="Consolas" w:hAnsi="Consolas"/>
-          <w:color w:val="1E293B"/>
-          <w:sz w:val="16"/>
-        </w:rPr>
-        <w:t>// Offline Local GeoTIFF Processor (Zero External Calls)</w:t>
-      </w:r>
-      <w:r>
-        <w:rPr>
-          <w:rFonts w:ascii="Consolas" w:hAnsi="Consolas"/>
-          <w:color w:val="1E293B"/>
-          <w:sz w:val="16"/>
-        </w:rPr>
-        <w:br/>
-        <w:t>export async function processOfflineRasters(t0Path: string, t1Path: string, options: OfflineOptions): Promise&lt;JobResult&gt; {</w:t>
-      </w:r>
-      <w:r>
-        <w:rPr>
-          <w:rFonts w:ascii="Consolas" w:hAnsi="Consolas"/>
-          <w:color w:val="1E293B"/>
-          <w:sz w:val="16"/>
-        </w:rPr>
-        <w:br/>
-        <w:t xml:space="preserve">  const t0Tiff = await fromFile(t0Path);</w:t>
-      </w:r>
-      <w:r>
-        <w:rPr>
-          <w:rFonts w:ascii="Consolas" w:hAnsi="Consolas"/>
-          <w:color w:val="1E293B"/>
-          <w:sz w:val="16"/>
-        </w:rPr>
-        <w:br/>
-        <w:t xml:space="preserve">  const t1Tiff = await fromFile(t1Path);</w:t>
-      </w:r>
-      <w:r>
-        <w:rPr>
-          <w:rFonts w:ascii="Consolas" w:hAnsi="Consolas"/>
-          <w:color w:val="1E293B"/>
-          <w:sz w:val="16"/>
-        </w:rPr>
-        <w:br/>
-        <w:t xml:space="preserve">  const meta0 = await extractRasterMetadata(t0Tiff);</w:t>
-      </w:r>
-      <w:r>
-        <w:rPr>
-          <w:rFonts w:ascii="Consolas" w:hAnsi="Consolas"/>
-          <w:color w:val="1E293B"/>
-          <w:sz w:val="16"/>
-        </w:rPr>
-        <w:br/>
-        <w:t xml:space="preserve">  const meta1 = await extractRasterMetadata(t1Tiff);</w:t>
-      </w:r>
-      <w:r>
-        <w:rPr>
-          <w:rFonts w:ascii="Consolas" w:hAnsi="Consolas"/>
-          <w:color w:val="1E293B"/>
-          <w:sz w:val="16"/>
-        </w:rPr>
-        <w:br/>
-        <w:t xml:space="preserve">  validateRasterCompatibility(meta0, meta1);</w:t>
-      </w:r>
-      <w:r>
-        <w:rPr>
-          <w:rFonts w:ascii="Consolas" w:hAnsi="Consolas"/>
-          <w:color w:val="1E293B"/>
-          <w:sz w:val="16"/>
-        </w:rPr>
-        <w:br/>
-        <w:t xml:space="preserve">  const { alignedT0, alignedT1, commonGrid } = await alignRastersToCommonGrid(t0Tiff, t1Tiff);</w:t>
-      </w:r>
-      <w:r>
-        <w:rPr>
-          <w:rFonts w:ascii="Consolas" w:hAnsi="Consolas"/>
-          <w:color w:val="1E293B"/>
-          <w:sz w:val="16"/>
-        </w:rPr>
-        <w:br/>
-        <w:t xml:space="preserve">  const ndvi0 = computeNdviBand(alignedT0.nir, alignedT0.red);</w:t>
-      </w:r>
-      <w:r>
-        <w:rPr>
-          <w:rFonts w:ascii="Consolas" w:hAnsi="Consolas"/>
-          <w:color w:val="1E293B"/>
-          <w:sz w:val="16"/>
-        </w:rPr>
-        <w:br/>
-        <w:t xml:space="preserve">  const ndvi1 = computeNdviBand(alignedT1.nir, alignedT1.red);</w:t>
-      </w:r>
-      <w:r>
-        <w:rPr>
-          <w:rFonts w:ascii="Consolas" w:hAnsi="Consolas"/>
-          <w:color w:val="1E293B"/>
-          <w:sz w:val="16"/>
-        </w:rPr>
-        <w:br/>
-        <w:t xml:space="preserve">  const deltaNdvi = computeDifference(ndvi1, ndvi0);</w:t>
-      </w:r>
-      <w:r>
-        <w:rPr>
-          <w:rFonts w:ascii="Consolas" w:hAnsi="Consolas"/>
-          <w:color w:val="1E293B"/>
-          <w:sz w:val="16"/>
-        </w:rPr>
-        <w:br/>
-        <w:t xml:space="preserve">  const sclMask = generateSclCloudMask(alignedT1.scl);</w:t>
-      </w:r>
-      <w:r>
-        <w:rPr>
-          <w:rFonts w:ascii="Consolas" w:hAnsi="Consolas"/>
-          <w:color w:val="1E293B"/>
-          <w:sz w:val="16"/>
-        </w:rPr>
-        <w:br/>
-        <w:t xml:space="preserve">  return classifyAndQuantifyChanges(deltaNdvi, sclMask, commonGrid);</w:t>
+          <w:color w:val="0F172A"/>
+          <w:sz w:val="22"/>
+        </w:rPr>
+        <w:t>B.10 AUTOMATED ALERT DISPATCH &amp; COMPLIANCE DOSSIER EXPORT PIPELINE</w:t>
+      </w:r>
+    </w:p>
+    <w:p>
+      <w:pPr>
+        <w:spacing w:before="0" w:after="120" w:line="240" w:lineRule="auto"/>
+        <w:jc w:val="left"/>
+      </w:pPr>
+      <w:r>
+        <w:rPr>
+          <w:rFonts w:ascii="Calibri" w:hAnsi="Calibri"/>
+          <w:i/>
+          <w:color w:val="334155"/>
+          <w:sz w:val="18"/>
+        </w:rPr>
+        <w:t>Module Description: Triggers automated multi-channel violation alerts, synthesizes spatial GeoJSON boundary features, and formats court-ready evidentiary inspection dossiers with SHA-256 digital checksums.</w:t>
+      </w:r>
+    </w:p>
+    <w:p>
+      <w:pPr>
+        <w:spacing w:before="0" w:after="0" w:line="240" w:lineRule="auto"/>
+        <w:jc w:val="left"/>
+        <w:spacing w:before="0" w:after="0" w:line="195" w:lineRule="exact"/>
+      </w:pPr>
+      <w:r>
+        <w:rPr>
+          <w:rFonts w:ascii="Consolas" w:hAnsi="Consolas"/>
+          <w:color w:val="1E293B"/>
+          <w:sz w:val="16"/>
+        </w:rPr>
+        <w:t>import crypto from 'crypto';</w:t>
+      </w:r>
+      <w:r>
+        <w:rPr>
+          <w:rFonts w:ascii="Consolas" w:hAnsi="Consolas"/>
+          <w:color w:val="1E293B"/>
+          <w:sz w:val="16"/>
+        </w:rPr>
+        <w:br/>
+        <w:t>import { AlertSeverity, AlertStatus, CreateAlertRequest } from '@tn-forest/shared';</w:t>
+      </w:r>
+      <w:r>
+        <w:rPr>
+          <w:rFonts w:ascii="Consolas" w:hAnsi="Consolas"/>
+          <w:color w:val="1E293B"/>
+          <w:sz w:val="16"/>
+        </w:rPr>
+        <w:br/>
+        <w:t>import { alertRepository, zoneRepository } from '../repositories';</w:t>
+      </w:r>
+      <w:r>
+        <w:rPr>
+          <w:rFonts w:ascii="Consolas" w:hAnsi="Consolas"/>
+          <w:color w:val="1E293B"/>
+          <w:sz w:val="16"/>
+        </w:rPr>
+        <w:br/>
+      </w:r>
+      <w:r>
+        <w:rPr>
+          <w:rFonts w:ascii="Consolas" w:hAnsi="Consolas"/>
+          <w:i/>
+          <w:color w:val="10956A"/>
+          <w:sz w:val="16"/>
+        </w:rPr>
+        <w:br/>
+        <w:t>// 1. Multi-Tier Spatial Alert Dispatcher for Forest &amp; Mining Violations</w:t>
+      </w:r>
+      <w:r>
+        <w:rPr>
+          <w:rFonts w:ascii="Consolas" w:hAnsi="Consolas"/>
+          <w:color w:val="1E293B"/>
+          <w:sz w:val="16"/>
+        </w:rPr>
+        <w:br/>
+        <w:t>export async function dispatchCanopyAlert(params: {</w:t>
+      </w:r>
+      <w:r>
+        <w:rPr>
+          <w:rFonts w:ascii="Consolas" w:hAnsi="Consolas"/>
+          <w:color w:val="1E293B"/>
+          <w:sz w:val="16"/>
+        </w:rPr>
+        <w:br/>
+        <w:t xml:space="preserve">  zoneId: string;</w:t>
+      </w:r>
+      <w:r>
+        <w:rPr>
+          <w:rFonts w:ascii="Consolas" w:hAnsi="Consolas"/>
+          <w:color w:val="1E293B"/>
+          <w:sz w:val="16"/>
+        </w:rPr>
+        <w:br/>
+        <w:t xml:space="preserve">  detectedHectares: number;</w:t>
+      </w:r>
+      <w:r>
+        <w:rPr>
+          <w:rFonts w:ascii="Consolas" w:hAnsi="Consolas"/>
+          <w:color w:val="1E293B"/>
+          <w:sz w:val="16"/>
+        </w:rPr>
+        <w:br/>
+        <w:t xml:space="preserve">  centerCoordinates: [number, number];</w:t>
+      </w:r>
+      <w:r>
+        <w:rPr>
+          <w:rFonts w:ascii="Consolas" w:hAnsi="Consolas"/>
+          <w:color w:val="1E293B"/>
+          <w:sz w:val="16"/>
+        </w:rPr>
+        <w:br/>
+        <w:t xml:space="preserve">  polygonGeoJson: any;</w:t>
+      </w:r>
+      <w:r>
+        <w:rPr>
+          <w:rFonts w:ascii="Consolas" w:hAnsi="Consolas"/>
+          <w:color w:val="1E293B"/>
+          <w:sz w:val="16"/>
+        </w:rPr>
+        <w:br/>
+        <w:t xml:space="preserve">  confidenceScore: number;</w:t>
+      </w:r>
+      <w:r>
+        <w:rPr>
+          <w:rFonts w:ascii="Consolas" w:hAnsi="Consolas"/>
+          <w:color w:val="1E293B"/>
+          <w:sz w:val="16"/>
+        </w:rPr>
+        <w:br/>
+        <w:t>}) {</w:t>
+      </w:r>
+      <w:r>
+        <w:rPr>
+          <w:rFonts w:ascii="Consolas" w:hAnsi="Consolas"/>
+          <w:color w:val="1E293B"/>
+          <w:sz w:val="16"/>
+        </w:rPr>
+        <w:br/>
+        <w:t xml:space="preserve">  const zone = await zoneRepository.findById(params.zoneId);</w:t>
+      </w:r>
+      <w:r>
+        <w:rPr>
+          <w:rFonts w:ascii="Consolas" w:hAnsi="Consolas"/>
+          <w:color w:val="1E293B"/>
+          <w:sz w:val="16"/>
+        </w:rPr>
+        <w:br/>
+        <w:t xml:space="preserve">  const severity = params.detectedHectares &gt;= 1.0 ? AlertSeverity.CRITICAL : AlertSeverity.WARNING;</w:t>
+      </w:r>
+      <w:r>
+        <w:rPr>
+          <w:rFonts w:ascii="Consolas" w:hAnsi="Consolas"/>
+          <w:color w:val="1E293B"/>
+          <w:sz w:val="16"/>
+        </w:rPr>
+        <w:br/>
+      </w:r>
+      <w:r>
+        <w:rPr>
+          <w:rFonts w:ascii="Consolas" w:hAnsi="Consolas"/>
+          <w:color w:val="1E293B"/>
+          <w:sz w:val="16"/>
+        </w:rPr>
+        <w:br/>
+        <w:t xml:space="preserve">  return alertRepository.create({</w:t>
+      </w:r>
+      <w:r>
+        <w:rPr>
+          <w:rFonts w:ascii="Consolas" w:hAnsi="Consolas"/>
+          <w:color w:val="1E293B"/>
+          <w:sz w:val="16"/>
+        </w:rPr>
+        <w:br/>
+        <w:t xml:space="preserve">    zoneId: params.zoneId,</w:t>
+      </w:r>
+      <w:r>
+        <w:rPr>
+          <w:rFonts w:ascii="Consolas" w:hAnsi="Consolas"/>
+          <w:color w:val="1E293B"/>
+          <w:sz w:val="16"/>
+        </w:rPr>
+        <w:br/>
+        <w:t xml:space="preserve">    zoneName: zone ? zone.name : 'Unknown Sector',</w:t>
+      </w:r>
+      <w:r>
+        <w:rPr>
+          <w:rFonts w:ascii="Consolas" w:hAnsi="Consolas"/>
+          <w:color w:val="1E293B"/>
+          <w:sz w:val="16"/>
+        </w:rPr>
+        <w:br/>
+        <w:t xml:space="preserve">    alertType: 'UNAUTHORIZED_CANOPY_LOSS',</w:t>
+      </w:r>
+      <w:r>
+        <w:rPr>
+          <w:rFonts w:ascii="Consolas" w:hAnsi="Consolas"/>
+          <w:color w:val="1E293B"/>
+          <w:sz w:val="16"/>
+        </w:rPr>
+        <w:br/>
+        <w:t xml:space="preserve">    severity,</w:t>
+      </w:r>
+      <w:r>
+        <w:rPr>
+          <w:rFonts w:ascii="Consolas" w:hAnsi="Consolas"/>
+          <w:color w:val="1E293B"/>
+          <w:sz w:val="16"/>
+        </w:rPr>
+        <w:br/>
+        <w:t xml:space="preserve">    status: AlertStatus.NEW,</w:t>
+      </w:r>
+      <w:r>
+        <w:rPr>
+          <w:rFonts w:ascii="Consolas" w:hAnsi="Consolas"/>
+          <w:color w:val="1E293B"/>
+          <w:sz w:val="16"/>
+        </w:rPr>
+        <w:br/>
+        <w:t xml:space="preserve">    coordinates: params.centerCoordinates,</w:t>
+      </w:r>
+      <w:r>
+        <w:rPr>
+          <w:rFonts w:ascii="Consolas" w:hAnsi="Consolas"/>
+          <w:color w:val="1E293B"/>
+          <w:sz w:val="16"/>
+        </w:rPr>
+        <w:br/>
+        <w:t xml:space="preserve">    geometry: params.polygonGeoJson,</w:t>
+      </w:r>
+      <w:r>
+        <w:rPr>
+          <w:rFonts w:ascii="Consolas" w:hAnsi="Consolas"/>
+          <w:color w:val="1E293B"/>
+          <w:sz w:val="16"/>
+        </w:rPr>
+        <w:br/>
+        <w:t xml:space="preserve">    affectedAreaHa: params.detectedHectares,</w:t>
+      </w:r>
+      <w:r>
+        <w:rPr>
+          <w:rFonts w:ascii="Consolas" w:hAnsi="Consolas"/>
+          <w:color w:val="1E293B"/>
+          <w:sz w:val="16"/>
+        </w:rPr>
+        <w:br/>
+        <w:t xml:space="preserve">    confidence: params.confidenceScore,</w:t>
+      </w:r>
+      <w:r>
+        <w:rPr>
+          <w:rFonts w:ascii="Consolas" w:hAnsi="Consolas"/>
+          <w:color w:val="1E293B"/>
+          <w:sz w:val="16"/>
+        </w:rPr>
+        <w:br/>
+        <w:t xml:space="preserve">    evidenceTimestamp: new Date(),</w:t>
+      </w:r>
+      <w:r>
+        <w:rPr>
+          <w:rFonts w:ascii="Consolas" w:hAnsi="Consolas"/>
+          <w:color w:val="1E293B"/>
+          <w:sz w:val="16"/>
+        </w:rPr>
+        <w:br/>
+        <w:t xml:space="preserve">  });</w:t>
       </w:r>
       <w:r>
         <w:rPr>
@@ -10619,73 +14667,192 @@
         <w:br/>
         <w:t>}</w:t>
       </w:r>
-    </w:p>
-    <w:p>
-      <w:pPr>
-        <w:spacing w:after="200" w:line="1440" w:lineRule="exact"/>
-      </w:pPr>
-    </w:p>
-    <w:p>
-      <w:pPr>
-        <w:keepNext/>
-        <w:spacing w:after="200" w:line="360" w:lineRule="auto"/>
-        <w:jc w:val="both"/>
-        <w:rPr>
-          <w:rFonts w:eastAsia="Calibri"/>
-          <w:b/>
-          <w:u w:val="single"/>
-        </w:rPr>
-      </w:pPr>
-      <w:r>
-        <w:rPr>
-          <w:b/>
-          <w:u w:val="single"/>
-        </w:rPr>
-        <w:t>NDVI and BSI Calculations</w:t>
-      </w:r>
-    </w:p>
-    <w:p>
-      <w:pPr>
-        <w:spacing w:before="80" w:after="80"/>
-        <w:jc w:val="center"/>
-        <w:rPr>
-          <w:noProof/>
-        </w:rPr>
-      </w:pPr>
-      <w:r>
-        <w:rPr>
-          <w:rFonts w:ascii="Consolas" w:hAnsi="Consolas"/>
-          <w:color w:val="1E293B"/>
-          <w:sz w:val="16"/>
-        </w:rPr>
-        <w:t>// Normalized Difference Vegetation Index (NDVI) &amp; Bare Soil Index (BSI)</w:t>
-      </w:r>
-      <w:r>
-        <w:rPr>
-          <w:rFonts w:ascii="Consolas" w:hAnsi="Consolas"/>
-          <w:color w:val="1E293B"/>
-          <w:sz w:val="16"/>
-        </w:rPr>
-        <w:br/>
-        <w:t>export function computeNdvi(nir: number, red: number): number {</w:t>
-      </w:r>
-      <w:r>
-        <w:rPr>
-          <w:rFonts w:ascii="Consolas" w:hAnsi="Consolas"/>
-          <w:color w:val="1E293B"/>
-          <w:sz w:val="16"/>
-        </w:rPr>
-        <w:br/>
-        <w:t xml:space="preserve">  const denominator = nir + red;</w:t>
-      </w:r>
-      <w:r>
-        <w:rPr>
-          <w:rFonts w:ascii="Consolas" w:hAnsi="Consolas"/>
-          <w:color w:val="1E293B"/>
-          <w:sz w:val="16"/>
-        </w:rPr>
-        <w:br/>
-        <w:t xml:space="preserve">  return Math.abs(denominator) &gt; 1e-6 ? (nir - red) / denominator : 0.0;</w:t>
+      <w:r>
+        <w:rPr>
+          <w:rFonts w:ascii="Consolas" w:hAnsi="Consolas"/>
+          <w:color w:val="1E293B"/>
+          <w:sz w:val="16"/>
+        </w:rPr>
+        <w:br/>
+      </w:r>
+      <w:r>
+        <w:rPr>
+          <w:rFonts w:ascii="Consolas" w:hAnsi="Consolas"/>
+          <w:i/>
+          <w:color w:val="10956A"/>
+          <w:sz w:val="16"/>
+        </w:rPr>
+        <w:br/>
+        <w:t>// 2. Court-Admissible Inspection Dossier &amp; Evidence Checksum Generation</w:t>
+      </w:r>
+      <w:r>
+        <w:rPr>
+          <w:rFonts w:ascii="Consolas" w:hAnsi="Consolas"/>
+          <w:color w:val="1E293B"/>
+          <w:sz w:val="16"/>
+        </w:rPr>
+        <w:br/>
+        <w:t>export function generateEvidenceDossierPayload(alertRecord: any, zonalAudit: any) {</w:t>
+      </w:r>
+      <w:r>
+        <w:rPr>
+          <w:rFonts w:ascii="Consolas" w:hAnsi="Consolas"/>
+          <w:color w:val="1E293B"/>
+          <w:sz w:val="16"/>
+        </w:rPr>
+        <w:br/>
+        <w:t xml:space="preserve">  const dossier = {</w:t>
+      </w:r>
+      <w:r>
+        <w:rPr>
+          <w:rFonts w:ascii="Consolas" w:hAnsi="Consolas"/>
+          <w:color w:val="1E293B"/>
+          <w:sz w:val="16"/>
+        </w:rPr>
+        <w:br/>
+        <w:t xml:space="preserve">    dossierId: `DOSSIER-${alertRecord._id.toString().toUpperCase()}`,</w:t>
+      </w:r>
+      <w:r>
+        <w:rPr>
+          <w:rFonts w:ascii="Consolas" w:hAnsi="Consolas"/>
+          <w:color w:val="1E293B"/>
+          <w:sz w:val="16"/>
+        </w:rPr>
+        <w:br/>
+        <w:t xml:space="preserve">    generatedAt: new Date().toISOString(),</w:t>
+      </w:r>
+      <w:r>
+        <w:rPr>
+          <w:rFonts w:ascii="Consolas" w:hAnsi="Consolas"/>
+          <w:color w:val="1E293B"/>
+          <w:sz w:val="16"/>
+        </w:rPr>
+        <w:br/>
+        <w:t xml:space="preserve">    incidentDetails: {</w:t>
+      </w:r>
+      <w:r>
+        <w:rPr>
+          <w:rFonts w:ascii="Consolas" w:hAnsi="Consolas"/>
+          <w:color w:val="1E293B"/>
+          <w:sz w:val="16"/>
+        </w:rPr>
+        <w:br/>
+        <w:t xml:space="preserve">      type: alertRecord.alertType,</w:t>
+      </w:r>
+      <w:r>
+        <w:rPr>
+          <w:rFonts w:ascii="Consolas" w:hAnsi="Consolas"/>
+          <w:color w:val="1E293B"/>
+          <w:sz w:val="16"/>
+        </w:rPr>
+        <w:br/>
+        <w:t xml:space="preserve">      severity: alertRecord.severity,</w:t>
+      </w:r>
+      <w:r>
+        <w:rPr>
+          <w:rFonts w:ascii="Consolas" w:hAnsi="Consolas"/>
+          <w:color w:val="1E293B"/>
+          <w:sz w:val="16"/>
+        </w:rPr>
+        <w:br/>
+        <w:t xml:space="preserve">      zone: alertRecord.zoneName,</w:t>
+      </w:r>
+      <w:r>
+        <w:rPr>
+          <w:rFonts w:ascii="Consolas" w:hAnsi="Consolas"/>
+          <w:color w:val="1E293B"/>
+          <w:sz w:val="16"/>
+        </w:rPr>
+        <w:br/>
+        <w:t xml:space="preserve">      coordinates: alertRecord.coordinates,</w:t>
+      </w:r>
+      <w:r>
+        <w:rPr>
+          <w:rFonts w:ascii="Consolas" w:hAnsi="Consolas"/>
+          <w:color w:val="1E293B"/>
+          <w:sz w:val="16"/>
+        </w:rPr>
+        <w:br/>
+        <w:t xml:space="preserve">      affectedHectares: alertRecord.affectedAreaHa,</w:t>
+      </w:r>
+      <w:r>
+        <w:rPr>
+          <w:rFonts w:ascii="Consolas" w:hAnsi="Consolas"/>
+          <w:color w:val="1E293B"/>
+          <w:sz w:val="16"/>
+        </w:rPr>
+        <w:br/>
+        <w:t xml:space="preserve">    },</w:t>
+      </w:r>
+      <w:r>
+        <w:rPr>
+          <w:rFonts w:ascii="Consolas" w:hAnsi="Consolas"/>
+          <w:color w:val="1E293B"/>
+          <w:sz w:val="16"/>
+        </w:rPr>
+        <w:br/>
+        <w:t xml:space="preserve">    spatialFeatures: alertRecord.geometry,</w:t>
+      </w:r>
+      <w:r>
+        <w:rPr>
+          <w:rFonts w:ascii="Consolas" w:hAnsi="Consolas"/>
+          <w:color w:val="1E293B"/>
+          <w:sz w:val="16"/>
+        </w:rPr>
+        <w:br/>
+        <w:t xml:space="preserve">    regulatoryAuditChain: zonalAudit,</w:t>
+      </w:r>
+      <w:r>
+        <w:rPr>
+          <w:rFonts w:ascii="Consolas" w:hAnsi="Consolas"/>
+          <w:color w:val="1E293B"/>
+          <w:sz w:val="16"/>
+        </w:rPr>
+        <w:br/>
+        <w:t xml:space="preserve">  };</w:t>
+      </w:r>
+      <w:r>
+        <w:rPr>
+          <w:rFonts w:ascii="Consolas" w:hAnsi="Consolas"/>
+          <w:color w:val="1E293B"/>
+          <w:sz w:val="16"/>
+        </w:rPr>
+        <w:br/>
+      </w:r>
+      <w:r>
+        <w:rPr>
+          <w:rFonts w:ascii="Consolas" w:hAnsi="Consolas"/>
+          <w:color w:val="1E293B"/>
+          <w:sz w:val="16"/>
+        </w:rPr>
+        <w:br/>
+        <w:t xml:space="preserve">  const payloadString = JSON.stringify(dossier, null, 2);</w:t>
+      </w:r>
+      <w:r>
+        <w:rPr>
+          <w:rFonts w:ascii="Consolas" w:hAnsi="Consolas"/>
+          <w:color w:val="1E293B"/>
+          <w:sz w:val="16"/>
+        </w:rPr>
+        <w:br/>
+        <w:t xml:space="preserve">  const cryptographicChecksum = crypto.createHash('sha256').update(payloadString).digest('hex');</w:t>
+      </w:r>
+      <w:r>
+        <w:rPr>
+          <w:rFonts w:ascii="Consolas" w:hAnsi="Consolas"/>
+          <w:color w:val="1E293B"/>
+          <w:sz w:val="16"/>
+        </w:rPr>
+        <w:br/>
+      </w:r>
+      <w:r>
+        <w:rPr>
+          <w:rFonts w:ascii="Consolas" w:hAnsi="Consolas"/>
+          <w:color w:val="1E293B"/>
+          <w:sz w:val="16"/>
+        </w:rPr>
+        <w:br/>
+        <w:t xml:space="preserve">  return { dossier, checksum: cryptographicChecksum, exportReady: true };</w:t>
       </w:r>
       <w:r>
         <w:rPr>
@@ -10696,476 +14863,6 @@
         <w:br/>
         <w:t>}</w:t>
       </w:r>
-      <w:r>
-        <w:rPr>
-          <w:rFonts w:ascii="Consolas" w:hAnsi="Consolas"/>
-          <w:color w:val="1E293B"/>
-          <w:sz w:val="16"/>
-        </w:rPr>
-        <w:br/>
-      </w:r>
-      <w:r>
-        <w:rPr>
-          <w:rFonts w:ascii="Consolas" w:hAnsi="Consolas"/>
-          <w:color w:val="1E293B"/>
-          <w:sz w:val="16"/>
-        </w:rPr>
-        <w:br/>
-        <w:t>export function computeBsi(swir1: number, red: number, nir: number, blue: number): number {</w:t>
-      </w:r>
-      <w:r>
-        <w:rPr>
-          <w:rFonts w:ascii="Consolas" w:hAnsi="Consolas"/>
-          <w:color w:val="1E293B"/>
-          <w:sz w:val="16"/>
-        </w:rPr>
-        <w:br/>
-        <w:t xml:space="preserve">  const numerator = (swir1 + red) - (nir + blue);</w:t>
-      </w:r>
-      <w:r>
-        <w:rPr>
-          <w:rFonts w:ascii="Consolas" w:hAnsi="Consolas"/>
-          <w:color w:val="1E293B"/>
-          <w:sz w:val="16"/>
-        </w:rPr>
-        <w:br/>
-        <w:t xml:space="preserve">  const denominator = (swir1 + red) + (nir + blue);</w:t>
-      </w:r>
-      <w:r>
-        <w:rPr>
-          <w:rFonts w:ascii="Consolas" w:hAnsi="Consolas"/>
-          <w:color w:val="1E293B"/>
-          <w:sz w:val="16"/>
-        </w:rPr>
-        <w:br/>
-        <w:t xml:space="preserve">  return Math.abs(denominator) &gt; 1e-6 ? numerator / denominator : 0.0;</w:t>
-      </w:r>
-      <w:r>
-        <w:rPr>
-          <w:rFonts w:ascii="Consolas" w:hAnsi="Consolas"/>
-          <w:color w:val="1E293B"/>
-          <w:sz w:val="16"/>
-        </w:rPr>
-        <w:br/>
-        <w:t>}</w:t>
-      </w:r>
-    </w:p>
-    <w:p>
-      <w:pPr>
-        <w:spacing w:after="200" w:line="1440" w:lineRule="exact"/>
-      </w:pPr>
-    </w:p>
-    <w:p>
-      <w:pPr>
-        <w:keepNext/>
-        <w:spacing w:after="200" w:line="360" w:lineRule="auto"/>
-        <w:jc w:val="both"/>
-        <w:rPr>
-          <w:rFonts w:eastAsia="Calibri"/>
-          <w:b/>
-          <w:u w:val="single"/>
-        </w:rPr>
-      </w:pPr>
-      <w:r>
-        <w:rPr>
-          <w:b/>
-          <w:u w:val="single"/>
-        </w:rPr>
-        <w:t>Change-Classification Logic</w:t>
-      </w:r>
-    </w:p>
-    <w:p>
-      <w:pPr>
-        <w:spacing w:before="80" w:after="80"/>
-        <w:jc w:val="center"/>
-        <w:rPr>
-          <w:noProof/>
-        </w:rPr>
-      </w:pPr>
-      <w:r>
-        <w:rPr>
-          <w:rFonts w:ascii="Consolas" w:hAnsi="Consolas"/>
-          <w:color w:val="1E293B"/>
-          <w:sz w:val="16"/>
-        </w:rPr>
-        <w:t>// 7-Class Offline Change Categorization Engine</w:t>
-      </w:r>
-      <w:r>
-        <w:rPr>
-          <w:rFonts w:ascii="Consolas" w:hAnsi="Consolas"/>
-          <w:color w:val="1E293B"/>
-          <w:sz w:val="16"/>
-        </w:rPr>
-        <w:br/>
-        <w:t>export function classifyPixel(deltaNdvi: number, deltaBsi: number, isMasked: boolean, thetaVeg = -0.15, thetaSoil = 0.10): number {</w:t>
-      </w:r>
-      <w:r>
-        <w:rPr>
-          <w:rFonts w:ascii="Consolas" w:hAnsi="Consolas"/>
-          <w:color w:val="1E293B"/>
-          <w:sz w:val="16"/>
-        </w:rPr>
-        <w:br/>
-        <w:t xml:space="preserve">  if (isMasked) return 6; // UNCERTAIN / CLOUD</w:t>
-      </w:r>
-      <w:r>
-        <w:rPr>
-          <w:rFonts w:ascii="Consolas" w:hAnsi="Consolas"/>
-          <w:color w:val="1E293B"/>
-          <w:sz w:val="16"/>
-        </w:rPr>
-        <w:br/>
-        <w:t xml:space="preserve">  if (deltaNdvi &lt;= thetaVeg) return 0; // VEGETATION DECREASE</w:t>
-      </w:r>
-      <w:r>
-        <w:rPr>
-          <w:rFonts w:ascii="Consolas" w:hAnsi="Consolas"/>
-          <w:color w:val="1E293B"/>
-          <w:sz w:val="16"/>
-        </w:rPr>
-        <w:br/>
-        <w:t xml:space="preserve">  if (deltaNdvi &gt;= Math.abs(thetaVeg)) return 1; // VEGETATION INCREASE</w:t>
-      </w:r>
-      <w:r>
-        <w:rPr>
-          <w:rFonts w:ascii="Consolas" w:hAnsi="Consolas"/>
-          <w:color w:val="1E293B"/>
-          <w:sz w:val="16"/>
-        </w:rPr>
-        <w:br/>
-        <w:t xml:space="preserve">  if (deltaBsi &gt;= thetaSoil) return 2; // BARE SOIL EXPANSION</w:t>
-      </w:r>
-      <w:r>
-        <w:rPr>
-          <w:rFonts w:ascii="Consolas" w:hAnsi="Consolas"/>
-          <w:color w:val="1E293B"/>
-          <w:sz w:val="16"/>
-        </w:rPr>
-        <w:br/>
-        <w:t xml:space="preserve">  if (deltaBsi &lt;= -thetaSoil) return 3; // BARE SOIL REDUCTION</w:t>
-      </w:r>
-      <w:r>
-        <w:rPr>
-          <w:rFonts w:ascii="Consolas" w:hAnsi="Consolas"/>
-          <w:color w:val="1E293B"/>
-          <w:sz w:val="16"/>
-        </w:rPr>
-        <w:br/>
-        <w:t xml:space="preserve">  if (Math.abs(deltaNdvi) &lt; 0.05 &amp;&amp; Math.abs(deltaBsi) &lt; 0.05) return 5; // STABLE</w:t>
-      </w:r>
-      <w:r>
-        <w:rPr>
-          <w:rFonts w:ascii="Consolas" w:hAnsi="Consolas"/>
-          <w:color w:val="1E293B"/>
-          <w:sz w:val="16"/>
-        </w:rPr>
-        <w:br/>
-        <w:t xml:space="preserve">  return 4; // OTHER SPECTRAL CHANGE</w:t>
-      </w:r>
-      <w:r>
-        <w:rPr>
-          <w:rFonts w:ascii="Consolas" w:hAnsi="Consolas"/>
-          <w:color w:val="1E293B"/>
-          <w:sz w:val="16"/>
-        </w:rPr>
-        <w:br/>
-        <w:t>}</w:t>
-      </w:r>
-    </w:p>
-    <w:p>
-      <w:pPr>
-        <w:spacing w:after="200" w:line="1440" w:lineRule="exact"/>
-      </w:pPr>
-    </w:p>
-    <w:p>
-      <w:pPr>
-        <w:keepNext/>
-        <w:spacing w:after="200" w:line="360" w:lineRule="auto"/>
-        <w:jc w:val="both"/>
-        <w:rPr>
-          <w:rFonts w:eastAsia="Calibri"/>
-          <w:b/>
-          <w:u w:val="single"/>
-        </w:rPr>
-      </w:pPr>
-      <w:r>
-        <w:rPr>
-          <w:b/>
-          <w:u w:val="single"/>
-        </w:rPr>
-        <w:lastRenderedPageBreak/>
-        <w:t>E-Pass and QR Verification</w:t>
-      </w:r>
-    </w:p>
-    <w:p>
-      <w:pPr>
-        <w:spacing w:before="80" w:after="80"/>
-        <w:jc w:val="center"/>
-        <w:rPr>
-          <w:noProof/>
-        </w:rPr>
-      </w:pPr>
-      <w:r>
-        <w:rPr>
-          <w:rFonts w:ascii="Consolas" w:hAnsi="Consolas"/>
-          <w:color w:val="1E293B"/>
-          <w:sz w:val="16"/>
-        </w:rPr>
-        <w:t>// Transit E-Pass Cryptographic QR Verification &amp; Weighbridge Check</w:t>
-      </w:r>
-      <w:r>
-        <w:rPr>
-          <w:rFonts w:ascii="Consolas" w:hAnsi="Consolas"/>
-          <w:color w:val="1E293B"/>
-          <w:sz w:val="16"/>
-        </w:rPr>
-        <w:br/>
-        <w:t>export async function verifyCheckpointTransit(qrToken: string, measuredWeightTons: number, checkpointId: string): Promise&lt;VerificationOutcome&gt; {</w:t>
-      </w:r>
-      <w:r>
-        <w:rPr>
-          <w:rFonts w:ascii="Consolas" w:hAnsi="Consolas"/>
-          <w:color w:val="1E293B"/>
-          <w:sz w:val="16"/>
-        </w:rPr>
-        <w:br/>
-        <w:t xml:space="preserve">  const decoded = verifyEpassSignature(qrToken);</w:t>
-      </w:r>
-      <w:r>
-        <w:rPr>
-          <w:rFonts w:ascii="Consolas" w:hAnsi="Consolas"/>
-          <w:color w:val="1E293B"/>
-          <w:sz w:val="16"/>
-        </w:rPr>
-        <w:br/>
-        <w:t xml:space="preserve">  const epass = await epassRepository.findByPassNumber(decoded.passNumber);</w:t>
-      </w:r>
-      <w:r>
-        <w:rPr>
-          <w:rFonts w:ascii="Consolas" w:hAnsi="Consolas"/>
-          <w:color w:val="1E293B"/>
-          <w:sz w:val="16"/>
-        </w:rPr>
-        <w:br/>
-        <w:t xml:space="preserve">  if (!epass || epass.status !== EPassStatus.ACTIVE) throw new AppError('Invalid or expired transit e-pass', 400);</w:t>
-      </w:r>
-      <w:r>
-        <w:rPr>
-          <w:rFonts w:ascii="Consolas" w:hAnsi="Consolas"/>
-          <w:color w:val="1E293B"/>
-          <w:sz w:val="16"/>
-        </w:rPr>
-        <w:br/>
-        <w:t xml:space="preserve">  const discrepancy = measuredWeightTons - epass.authorizedWeightTons;</w:t>
-      </w:r>
-      <w:r>
-        <w:rPr>
-          <w:rFonts w:ascii="Consolas" w:hAnsi="Consolas"/>
-          <w:color w:val="1E293B"/>
-          <w:sz w:val="16"/>
-        </w:rPr>
-        <w:br/>
-        <w:t xml:space="preserve">  const result = discrepancy &gt; 0.5 ? VerificationResult.OVERWEIGHT : VerificationResult.PASSED;</w:t>
-      </w:r>
-      <w:r>
-        <w:rPr>
-          <w:rFonts w:ascii="Consolas" w:hAnsi="Consolas"/>
-          <w:color w:val="1E293B"/>
-          <w:sz w:val="16"/>
-        </w:rPr>
-        <w:br/>
-        <w:t xml:space="preserve">  await checkpointLogRepository.create({</w:t>
-      </w:r>
-      <w:r>
-        <w:rPr>
-          <w:rFonts w:ascii="Consolas" w:hAnsi="Consolas"/>
-          <w:color w:val="1E293B"/>
-          <w:sz w:val="16"/>
-        </w:rPr>
-        <w:br/>
-        <w:t xml:space="preserve">    checkpointId, epassId: epass._id, measuredWeightTons, weightDiscrepancy: discrepancy, verificationResult: result</w:t>
-      </w:r>
-      <w:r>
-        <w:rPr>
-          <w:rFonts w:ascii="Consolas" w:hAnsi="Consolas"/>
-          <w:color w:val="1E293B"/>
-          <w:sz w:val="16"/>
-        </w:rPr>
-        <w:br/>
-        <w:t xml:space="preserve">  });</w:t>
-      </w:r>
-      <w:r>
-        <w:rPr>
-          <w:rFonts w:ascii="Consolas" w:hAnsi="Consolas"/>
-          <w:color w:val="1E293B"/>
-          <w:sz w:val="16"/>
-        </w:rPr>
-        <w:br/>
-        <w:t xml:space="preserve">  return { valid: result === VerificationResult.PASSED, discrepancy, epass };</w:t>
-      </w:r>
-      <w:r>
-        <w:rPr>
-          <w:rFonts w:ascii="Consolas" w:hAnsi="Consolas"/>
-          <w:color w:val="1E293B"/>
-          <w:sz w:val="16"/>
-        </w:rPr>
-        <w:br/>
-        <w:t>}</w:t>
-      </w:r>
-    </w:p>
-    <w:p>
-      <w:pPr>
-        <w:spacing w:after="200" w:line="1440" w:lineRule="exact"/>
-      </w:pPr>
-    </w:p>
-    <w:p>
-      <w:pPr>
-        <w:keepNext/>
-        <w:spacing w:after="200" w:line="360" w:lineRule="auto"/>
-        <w:jc w:val="both"/>
-        <w:rPr>
-          <w:rFonts w:eastAsia="Calibri"/>
-          <w:b/>
-          <w:u w:val="single"/>
-        </w:rPr>
-      </w:pPr>
-      <w:r>
-        <w:rPr>
-          <w:b/>
-          <w:u w:val="single"/>
-        </w:rPr>
-        <w:t>Relevant API Routes</w:t>
-      </w:r>
-    </w:p>
-    <w:p>
-      <w:pPr>
-        <w:spacing w:before="80" w:after="80"/>
-        <w:jc w:val="center"/>
-        <w:rPr>
-          <w:noProof/>
-        </w:rPr>
-      </w:pPr>
-      <w:r>
-        <w:rPr>
-          <w:rFonts w:ascii="Consolas" w:hAnsi="Consolas"/>
-          <w:color w:val="1E293B"/>
-          <w:sz w:val="16"/>
-        </w:rPr>
-        <w:t>// Modular API Gateway Express Route Registrations</w:t>
-      </w:r>
-      <w:r>
-        <w:rPr>
-          <w:rFonts w:ascii="Consolas" w:hAnsi="Consolas"/>
-          <w:color w:val="1E293B"/>
-          <w:sz w:val="16"/>
-        </w:rPr>
-        <w:br/>
-        <w:t>router.use('/auth', authRoutes);</w:t>
-      </w:r>
-      <w:r>
-        <w:rPr>
-          <w:rFonts w:ascii="Consolas" w:hAnsi="Consolas"/>
-          <w:color w:val="1E293B"/>
-          <w:sz w:val="16"/>
-        </w:rPr>
-        <w:br/>
-        <w:t>router.use('/zones', zoneRoutes);</w:t>
-      </w:r>
-      <w:r>
-        <w:rPr>
-          <w:rFonts w:ascii="Consolas" w:hAnsi="Consolas"/>
-          <w:color w:val="1E293B"/>
-          <w:sz w:val="16"/>
-        </w:rPr>
-        <w:br/>
-        <w:t>router.use('/monitoring', monitoringRoutes);</w:t>
-      </w:r>
-      <w:r>
-        <w:rPr>
-          <w:rFonts w:ascii="Consolas" w:hAnsi="Consolas"/>
-          <w:color w:val="1E293B"/>
-          <w:sz w:val="16"/>
-        </w:rPr>
-        <w:br/>
-        <w:t>router.use('/satellite', satelliteRoutes);</w:t>
-      </w:r>
-      <w:r>
-        <w:rPr>
-          <w:rFonts w:ascii="Consolas" w:hAnsi="Consolas"/>
-          <w:color w:val="1E293B"/>
-          <w:sz w:val="16"/>
-        </w:rPr>
-        <w:br/>
-        <w:t>router.use('/changes', changeDetectionRoutes);</w:t>
-      </w:r>
-      <w:r>
-        <w:rPr>
-          <w:rFonts w:ascii="Consolas" w:hAnsi="Consolas"/>
-          <w:color w:val="1E293B"/>
-          <w:sz w:val="16"/>
-        </w:rPr>
-        <w:br/>
-        <w:t>router.use('/offline-change-detection', offlineChangeDetectionRoutes);</w:t>
-      </w:r>
-      <w:r>
-        <w:rPr>
-          <w:rFonts w:ascii="Consolas" w:hAnsi="Consolas"/>
-          <w:color w:val="1E293B"/>
-          <w:sz w:val="16"/>
-        </w:rPr>
-        <w:br/>
-        <w:t>router.use('/epass', epassRoutes);</w:t>
-      </w:r>
-      <w:r>
-        <w:rPr>
-          <w:rFonts w:ascii="Consolas" w:hAnsi="Consolas"/>
-          <w:color w:val="1E293B"/>
-          <w:sz w:val="16"/>
-        </w:rPr>
-        <w:br/>
-        <w:t>router.use('/checkpoints', checkpointRoutes);</w:t>
-      </w:r>
-      <w:r>
-        <w:rPr>
-          <w:rFonts w:ascii="Consolas" w:hAnsi="Consolas"/>
-          <w:color w:val="1E293B"/>
-          <w:sz w:val="16"/>
-        </w:rPr>
-        <w:br/>
-        <w:t>router.use('/enforcement-cases', enforcementCaseRoutes);</w:t>
-      </w:r>
-      <w:r>
-        <w:rPr>
-          <w:rFonts w:ascii="Consolas" w:hAnsi="Consolas"/>
-          <w:color w:val="1E293B"/>
-          <w:sz w:val="16"/>
-        </w:rPr>
-        <w:br/>
-        <w:t>router.use('/reconciliation', reconciliationRoutes);</w:t>
-      </w:r>
-      <w:r>
-        <w:rPr>
-          <w:rFonts w:ascii="Consolas" w:hAnsi="Consolas"/>
-          <w:color w:val="1E293B"/>
-          <w:sz w:val="16"/>
-        </w:rPr>
-        <w:br/>
-        <w:t>router.use('/reports', reportRoutes);</w:t>
-      </w:r>
-      <w:r>
-        <w:rPr>
-          <w:rFonts w:ascii="Consolas" w:hAnsi="Consolas"/>
-          <w:color w:val="1E293B"/>
-          <w:sz w:val="16"/>
-        </w:rPr>
-        <w:br/>
-        <w:t>router.use('/users', userRoutes);</w:t>
-      </w:r>
-    </w:p>
-    <w:p>
-      <w:pPr>
-        <w:spacing w:after="200" w:line="1440" w:lineRule="exact"/>
-      </w:pPr>
     </w:p>
     <w:p>
       <w:pPr>
@@ -11179,6 +14876,7 @@
           <w:sz w:val="28"/>
           <w:szCs w:val="28"/>
         </w:rPr>
+        <w:pageBreakBefore/>
       </w:pPr>
       <w:r>
         <w:rPr>
